--- a/docs/source.docx
+++ b/docs/source.docx
@@ -990,7 +990,9 @@
         </w:numPr>
         <w:spacing w:before="0" w:line="360" w:lineRule="auto"/>
         <w:rPr>
-          <w:color w:val="000000" w:themeColor="text1"/>
+          <w:rFonts w:cs="Times New Roman"/>
+          <w:color w:val="000000" w:themeColor="text1"/>
+          <w:szCs w:val="28"/>
         </w:rPr>
       </w:pPr>
       <w:bookmarkStart w:id="0" w:name="_Toc197725852"/>

--- a/docs/source.docx
+++ b/docs/source.docx
@@ -65,13 +65,13 @@
         <w:p>
           <w:pPr>
             <w:pStyle w:val="12"/>
-            <w:spacing w:line="360" w:lineRule="auto"/>
             <w:rPr>
               <w:rFonts w:asciiTheme="minorHAnsi" w:eastAsiaTheme="minorEastAsia" w:hAnsiTheme="minorHAnsi" w:cstheme="minorBidi"/>
               <w:b w:val="0"/>
               <w:bCs w:val="0"/>
-              <w:color w:val="000000" w:themeColor="text1"/>
+              <w:noProof/>
               <w:spacing w:val="0"/>
+              <w:kern w:val="2"/>
               <w:sz w:val="24"/>
               <w:szCs w:val="24"/>
               <w:lang w:eastAsia="ru-RU"/>
@@ -94,53 +94,53 @@
             </w:rPr>
             <w:fldChar w:fldCharType="separate"/>
           </w:r>
-          <w:hyperlink w:anchor="_Toc197725852" w:tooltip="#_Toc197725852" w:history="1">
+          <w:hyperlink w:anchor="_Toc224752670" w:history="1">
             <w:r>
               <w:rPr>
                 <w:rStyle w:val="afa"/>
                 <w:rFonts w:cs="Times New Roman"/>
-                <w:color w:val="000000" w:themeColor="text1"/>
+                <w:noProof/>
               </w:rPr>
               <w:t>Введение</w:t>
             </w:r>
             <w:r>
               <w:rPr>
-                <w:color w:val="000000" w:themeColor="text1"/>
+                <w:noProof/>
               </w:rPr>
               <w:tab/>
             </w:r>
             <w:r>
               <w:rPr>
-                <w:color w:val="000000" w:themeColor="text1"/>
+                <w:noProof/>
               </w:rPr>
               <w:fldChar w:fldCharType="begin"/>
             </w:r>
             <w:r>
               <w:rPr>
-                <w:color w:val="000000" w:themeColor="text1"/>
+                <w:noProof/>
               </w:rPr>
-              <w:instrText xml:space="preserve"> PAGEREF _Toc197725852 \h </w:instrText>
+              <w:instrText xml:space="preserve"> PAGEREF _Toc224752670 \h </w:instrText>
             </w:r>
             <w:r>
               <w:rPr>
-                <w:color w:val="000000" w:themeColor="text1"/>
+                <w:noProof/>
               </w:rPr>
             </w:r>
             <w:r>
               <w:rPr>
-                <w:color w:val="000000" w:themeColor="text1"/>
+                <w:noProof/>
               </w:rPr>
               <w:fldChar w:fldCharType="separate"/>
             </w:r>
             <w:r>
               <w:rPr>
-                <w:color w:val="000000" w:themeColor="text1"/>
+                <w:noProof/>
               </w:rPr>
               <w:t>3</w:t>
             </w:r>
             <w:r>
               <w:rPr>
-                <w:color w:val="000000" w:themeColor="text1"/>
+                <w:noProof/>
               </w:rPr>
               <w:fldChar w:fldCharType="end"/>
             </w:r>
@@ -149,65 +149,65 @@
         <w:p>
           <w:pPr>
             <w:pStyle w:val="12"/>
-            <w:spacing w:line="360" w:lineRule="auto"/>
             <w:rPr>
               <w:rFonts w:asciiTheme="minorHAnsi" w:eastAsiaTheme="minorEastAsia" w:hAnsiTheme="minorHAnsi" w:cstheme="minorBidi"/>
               <w:b w:val="0"/>
               <w:bCs w:val="0"/>
-              <w:color w:val="000000" w:themeColor="text1"/>
+              <w:noProof/>
               <w:spacing w:val="0"/>
+              <w:kern w:val="2"/>
               <w:sz w:val="24"/>
               <w:szCs w:val="24"/>
               <w:lang w:eastAsia="ru-RU"/>
             </w:rPr>
           </w:pPr>
-          <w:hyperlink w:anchor="_Toc197725853" w:tooltip="#_Toc197725853" w:history="1">
+          <w:hyperlink w:anchor="_Toc224752671" w:history="1">
             <w:r>
               <w:rPr>
                 <w:rStyle w:val="afa"/>
                 <w:rFonts w:cs="Times New Roman"/>
-                <w:color w:val="000000" w:themeColor="text1"/>
+                <w:noProof/>
               </w:rPr>
               <w:t>1. Устройство контроллера</w:t>
             </w:r>
             <w:r>
               <w:rPr>
-                <w:color w:val="000000" w:themeColor="text1"/>
+                <w:noProof/>
               </w:rPr>
               <w:tab/>
             </w:r>
             <w:r>
               <w:rPr>
-                <w:color w:val="000000" w:themeColor="text1"/>
+                <w:noProof/>
               </w:rPr>
               <w:fldChar w:fldCharType="begin"/>
             </w:r>
             <w:r>
               <w:rPr>
-                <w:color w:val="000000" w:themeColor="text1"/>
+                <w:noProof/>
               </w:rPr>
-              <w:instrText xml:space="preserve"> PAGEREF _Toc197725853 \h </w:instrText>
+              <w:instrText xml:space="preserve"> PAGEREF _Toc224752671 \h </w:instrText>
             </w:r>
             <w:r>
               <w:rPr>
-                <w:color w:val="000000" w:themeColor="text1"/>
+                <w:noProof/>
               </w:rPr>
             </w:r>
             <w:r>
               <w:rPr>
-                <w:color w:val="000000" w:themeColor="text1"/>
+                <w:noProof/>
               </w:rPr>
               <w:fldChar w:fldCharType="separate"/>
             </w:r>
             <w:r>
               <w:rPr>
-                <w:color w:val="000000" w:themeColor="text1"/>
+                <w:noProof/>
               </w:rPr>
               <w:t>5</w:t>
             </w:r>
             <w:r>
               <w:rPr>
-                <w:color w:val="000000" w:themeColor="text1"/>
+                <w:noProof/>
               </w:rPr>
               <w:fldChar w:fldCharType="end"/>
             </w:r>
@@ -216,65 +216,65 @@
         <w:p>
           <w:pPr>
             <w:pStyle w:val="12"/>
-            <w:spacing w:line="360" w:lineRule="auto"/>
             <w:rPr>
               <w:rFonts w:asciiTheme="minorHAnsi" w:eastAsiaTheme="minorEastAsia" w:hAnsiTheme="minorHAnsi" w:cstheme="minorBidi"/>
               <w:b w:val="0"/>
               <w:bCs w:val="0"/>
-              <w:color w:val="000000" w:themeColor="text1"/>
+              <w:noProof/>
               <w:spacing w:val="0"/>
+              <w:kern w:val="2"/>
               <w:sz w:val="24"/>
               <w:szCs w:val="24"/>
               <w:lang w:eastAsia="ru-RU"/>
             </w:rPr>
           </w:pPr>
-          <w:hyperlink w:anchor="_Toc197725854" w:tooltip="#_Toc197725854" w:history="1">
+          <w:hyperlink w:anchor="_Toc224752672" w:history="1">
             <w:r>
               <w:rPr>
                 <w:rStyle w:val="afa"/>
                 <w:rFonts w:cs="Times New Roman"/>
-                <w:color w:val="000000" w:themeColor="text1"/>
+                <w:noProof/>
               </w:rPr>
               <w:t>2 Программное обеспечение</w:t>
             </w:r>
             <w:r>
               <w:rPr>
-                <w:color w:val="000000" w:themeColor="text1"/>
+                <w:noProof/>
               </w:rPr>
               <w:tab/>
             </w:r>
             <w:r>
               <w:rPr>
-                <w:color w:val="000000" w:themeColor="text1"/>
+                <w:noProof/>
               </w:rPr>
               <w:fldChar w:fldCharType="begin"/>
             </w:r>
             <w:r>
               <w:rPr>
-                <w:color w:val="000000" w:themeColor="text1"/>
+                <w:noProof/>
               </w:rPr>
-              <w:instrText xml:space="preserve"> PAGEREF _Toc197725854 \h </w:instrText>
+              <w:instrText xml:space="preserve"> PAGEREF _Toc224752672 \h </w:instrText>
             </w:r>
             <w:r>
               <w:rPr>
-                <w:color w:val="000000" w:themeColor="text1"/>
+                <w:noProof/>
               </w:rPr>
             </w:r>
             <w:r>
               <w:rPr>
-                <w:color w:val="000000" w:themeColor="text1"/>
+                <w:noProof/>
               </w:rPr>
               <w:fldChar w:fldCharType="separate"/>
             </w:r>
             <w:r>
               <w:rPr>
-                <w:color w:val="000000" w:themeColor="text1"/>
+                <w:noProof/>
               </w:rPr>
               <w:t>7</w:t>
             </w:r>
             <w:r>
               <w:rPr>
-                <w:color w:val="000000" w:themeColor="text1"/>
+                <w:noProof/>
               </w:rPr>
               <w:fldChar w:fldCharType="end"/>
             </w:r>
@@ -283,65 +283,65 @@
         <w:p>
           <w:pPr>
             <w:pStyle w:val="12"/>
-            <w:spacing w:line="360" w:lineRule="auto"/>
             <w:rPr>
               <w:rFonts w:asciiTheme="minorHAnsi" w:eastAsiaTheme="minorEastAsia" w:hAnsiTheme="minorHAnsi" w:cstheme="minorBidi"/>
               <w:b w:val="0"/>
               <w:bCs w:val="0"/>
-              <w:color w:val="000000" w:themeColor="text1"/>
+              <w:noProof/>
               <w:spacing w:val="0"/>
+              <w:kern w:val="2"/>
               <w:sz w:val="24"/>
               <w:szCs w:val="24"/>
               <w:lang w:eastAsia="ru-RU"/>
             </w:rPr>
           </w:pPr>
-          <w:hyperlink w:anchor="_Toc197725855" w:tooltip="#_Toc197725855" w:history="1">
+          <w:hyperlink w:anchor="_Toc224752673" w:history="1">
             <w:r>
               <w:rPr>
                 <w:rStyle w:val="afa"/>
                 <w:rFonts w:cs="Times New Roman"/>
-                <w:color w:val="000000" w:themeColor="text1"/>
+                <w:noProof/>
               </w:rPr>
               <w:t>3 Контроллер в программном обеспечении</w:t>
             </w:r>
             <w:r>
               <w:rPr>
-                <w:color w:val="000000" w:themeColor="text1"/>
+                <w:noProof/>
               </w:rPr>
               <w:tab/>
             </w:r>
             <w:r>
               <w:rPr>
-                <w:color w:val="000000" w:themeColor="text1"/>
+                <w:noProof/>
               </w:rPr>
               <w:fldChar w:fldCharType="begin"/>
             </w:r>
             <w:r>
               <w:rPr>
-                <w:color w:val="000000" w:themeColor="text1"/>
+                <w:noProof/>
               </w:rPr>
-              <w:instrText xml:space="preserve"> PAGEREF _Toc197725855 \h </w:instrText>
+              <w:instrText xml:space="preserve"> PAGEREF _Toc224752673 \h </w:instrText>
             </w:r>
             <w:r>
               <w:rPr>
-                <w:color w:val="000000" w:themeColor="text1"/>
+                <w:noProof/>
               </w:rPr>
             </w:r>
             <w:r>
               <w:rPr>
-                <w:color w:val="000000" w:themeColor="text1"/>
+                <w:noProof/>
               </w:rPr>
               <w:fldChar w:fldCharType="separate"/>
             </w:r>
             <w:r>
               <w:rPr>
-                <w:color w:val="000000" w:themeColor="text1"/>
+                <w:noProof/>
               </w:rPr>
               <w:t>8</w:t>
             </w:r>
             <w:r>
               <w:rPr>
-                <w:color w:val="000000" w:themeColor="text1"/>
+                <w:noProof/>
               </w:rPr>
               <w:fldChar w:fldCharType="end"/>
             </w:r>
@@ -350,65 +350,65 @@
         <w:p>
           <w:pPr>
             <w:pStyle w:val="12"/>
-            <w:spacing w:line="360" w:lineRule="auto"/>
             <w:rPr>
               <w:rFonts w:asciiTheme="minorHAnsi" w:eastAsiaTheme="minorEastAsia" w:hAnsiTheme="minorHAnsi" w:cstheme="minorBidi"/>
               <w:b w:val="0"/>
               <w:bCs w:val="0"/>
-              <w:color w:val="000000" w:themeColor="text1"/>
+              <w:noProof/>
               <w:spacing w:val="0"/>
+              <w:kern w:val="2"/>
               <w:sz w:val="24"/>
               <w:szCs w:val="24"/>
               <w:lang w:eastAsia="ru-RU"/>
             </w:rPr>
           </w:pPr>
-          <w:hyperlink w:anchor="_Toc197725856" w:tooltip="#_Toc197725856" w:history="1">
+          <w:hyperlink w:anchor="_Toc224752674" w:history="1">
             <w:r>
               <w:rPr>
                 <w:rStyle w:val="afa"/>
                 <w:rFonts w:cs="Times New Roman"/>
-                <w:color w:val="000000" w:themeColor="text1"/>
+                <w:noProof/>
               </w:rPr>
               <w:t>4 Режимы управления роботами-манипуляторами</w:t>
             </w:r>
             <w:r>
               <w:rPr>
-                <w:color w:val="000000" w:themeColor="text1"/>
+                <w:noProof/>
               </w:rPr>
               <w:tab/>
             </w:r>
             <w:r>
               <w:rPr>
-                <w:color w:val="000000" w:themeColor="text1"/>
+                <w:noProof/>
               </w:rPr>
               <w:fldChar w:fldCharType="begin"/>
             </w:r>
             <w:r>
               <w:rPr>
-                <w:color w:val="000000" w:themeColor="text1"/>
+                <w:noProof/>
               </w:rPr>
-              <w:instrText xml:space="preserve"> PAGEREF _Toc197725856 \h </w:instrText>
+              <w:instrText xml:space="preserve"> PAGEREF _Toc224752674 \h </w:instrText>
             </w:r>
             <w:r>
               <w:rPr>
-                <w:color w:val="000000" w:themeColor="text1"/>
+                <w:noProof/>
               </w:rPr>
             </w:r>
             <w:r>
               <w:rPr>
-                <w:color w:val="000000" w:themeColor="text1"/>
+                <w:noProof/>
               </w:rPr>
               <w:fldChar w:fldCharType="separate"/>
             </w:r>
             <w:r>
               <w:rPr>
-                <w:color w:val="000000" w:themeColor="text1"/>
+                <w:noProof/>
               </w:rPr>
-              <w:t>10</w:t>
+              <w:t>11</w:t>
             </w:r>
             <w:r>
               <w:rPr>
-                <w:color w:val="000000" w:themeColor="text1"/>
+                <w:noProof/>
               </w:rPr>
               <w:fldChar w:fldCharType="end"/>
             </w:r>
@@ -417,64 +417,64 @@
         <w:p>
           <w:pPr>
             <w:pStyle w:val="24"/>
-            <w:spacing w:line="360" w:lineRule="auto"/>
             <w:rPr>
               <w:rFonts w:asciiTheme="minorHAnsi" w:eastAsiaTheme="minorEastAsia" w:hAnsiTheme="minorHAnsi" w:cstheme="minorBidi"/>
               <w:b w:val="0"/>
               <w:bCs w:val="0"/>
-              <w:color w:val="000000" w:themeColor="text1"/>
+              <w:noProof/>
               <w:spacing w:val="0"/>
+              <w:kern w:val="2"/>
               <w:sz w:val="24"/>
               <w:szCs w:val="24"/>
               <w:lang w:eastAsia="ru-RU"/>
             </w:rPr>
           </w:pPr>
-          <w:hyperlink w:anchor="_Toc197725857" w:tooltip="#_Toc197725857" w:history="1">
+          <w:hyperlink w:anchor="_Toc224752675" w:history="1">
             <w:r>
               <w:rPr>
                 <w:rStyle w:val="afa"/>
-                <w:color w:val="000000" w:themeColor="text1"/>
+                <w:noProof/>
               </w:rPr>
               <w:t>4.1 Управление роботами с помощью контроллеров (РПК)</w:t>
             </w:r>
             <w:r>
               <w:rPr>
-                <w:color w:val="000000" w:themeColor="text1"/>
+                <w:noProof/>
               </w:rPr>
               <w:tab/>
             </w:r>
             <w:r>
               <w:rPr>
-                <w:color w:val="000000" w:themeColor="text1"/>
+                <w:noProof/>
               </w:rPr>
               <w:fldChar w:fldCharType="begin"/>
             </w:r>
             <w:r>
               <w:rPr>
-                <w:color w:val="000000" w:themeColor="text1"/>
+                <w:noProof/>
               </w:rPr>
-              <w:instrText xml:space="preserve"> PAGEREF _Toc197725857 \h </w:instrText>
+              <w:instrText xml:space="preserve"> PAGEREF _Toc224752675 \h </w:instrText>
             </w:r>
             <w:r>
               <w:rPr>
-                <w:color w:val="000000" w:themeColor="text1"/>
+                <w:noProof/>
               </w:rPr>
             </w:r>
             <w:r>
               <w:rPr>
-                <w:color w:val="000000" w:themeColor="text1"/>
+                <w:noProof/>
               </w:rPr>
               <w:fldChar w:fldCharType="separate"/>
             </w:r>
             <w:r>
               <w:rPr>
-                <w:color w:val="000000" w:themeColor="text1"/>
+                <w:noProof/>
               </w:rPr>
               <w:t>11</w:t>
             </w:r>
             <w:r>
               <w:rPr>
-                <w:color w:val="000000" w:themeColor="text1"/>
+                <w:noProof/>
               </w:rPr>
               <w:fldChar w:fldCharType="end"/>
             </w:r>
@@ -483,64 +483,64 @@
         <w:p>
           <w:pPr>
             <w:pStyle w:val="24"/>
-            <w:spacing w:line="360" w:lineRule="auto"/>
             <w:rPr>
               <w:rFonts w:asciiTheme="minorHAnsi" w:eastAsiaTheme="minorEastAsia" w:hAnsiTheme="minorHAnsi" w:cstheme="minorBidi"/>
               <w:b w:val="0"/>
               <w:bCs w:val="0"/>
-              <w:color w:val="000000" w:themeColor="text1"/>
+              <w:noProof/>
               <w:spacing w:val="0"/>
+              <w:kern w:val="2"/>
               <w:sz w:val="24"/>
               <w:szCs w:val="24"/>
               <w:lang w:eastAsia="ru-RU"/>
             </w:rPr>
           </w:pPr>
-          <w:hyperlink w:anchor="_Toc197725858" w:tooltip="#_Toc197725858" w:history="1">
+          <w:hyperlink w:anchor="_Toc224752676" w:history="1">
             <w:r>
               <w:rPr>
                 <w:rStyle w:val="afa"/>
-                <w:color w:val="000000" w:themeColor="text1"/>
+                <w:noProof/>
               </w:rPr>
               <w:t>4.2 Режим следования по траектории робота-диагноста (СТРД)</w:t>
             </w:r>
             <w:r>
               <w:rPr>
-                <w:color w:val="000000" w:themeColor="text1"/>
+                <w:noProof/>
               </w:rPr>
               <w:tab/>
             </w:r>
             <w:r>
               <w:rPr>
-                <w:color w:val="000000" w:themeColor="text1"/>
+                <w:noProof/>
               </w:rPr>
               <w:fldChar w:fldCharType="begin"/>
             </w:r>
             <w:r>
               <w:rPr>
-                <w:color w:val="000000" w:themeColor="text1"/>
+                <w:noProof/>
               </w:rPr>
-              <w:instrText xml:space="preserve"> PAGEREF _Toc197725858 \h </w:instrText>
+              <w:instrText xml:space="preserve"> PAGEREF _Toc224752676 \h </w:instrText>
             </w:r>
             <w:r>
               <w:rPr>
-                <w:color w:val="000000" w:themeColor="text1"/>
+                <w:noProof/>
               </w:rPr>
             </w:r>
             <w:r>
               <w:rPr>
-                <w:color w:val="000000" w:themeColor="text1"/>
+                <w:noProof/>
               </w:rPr>
               <w:fldChar w:fldCharType="separate"/>
             </w:r>
             <w:r>
               <w:rPr>
-                <w:color w:val="000000" w:themeColor="text1"/>
+                <w:noProof/>
               </w:rPr>
               <w:t>15</w:t>
             </w:r>
             <w:r>
               <w:rPr>
-                <w:color w:val="000000" w:themeColor="text1"/>
+                <w:noProof/>
               </w:rPr>
               <w:fldChar w:fldCharType="end"/>
             </w:r>
@@ -549,65 +549,65 @@
         <w:p>
           <w:pPr>
             <w:pStyle w:val="24"/>
-            <w:spacing w:line="360" w:lineRule="auto"/>
             <w:rPr>
               <w:rFonts w:asciiTheme="minorHAnsi" w:eastAsiaTheme="minorEastAsia" w:hAnsiTheme="minorHAnsi" w:cstheme="minorBidi"/>
               <w:b w:val="0"/>
               <w:bCs w:val="0"/>
-              <w:color w:val="000000" w:themeColor="text1"/>
+              <w:noProof/>
               <w:spacing w:val="0"/>
+              <w:kern w:val="2"/>
               <w:sz w:val="24"/>
               <w:szCs w:val="24"/>
               <w:lang w:eastAsia="ru-RU"/>
             </w:rPr>
           </w:pPr>
-          <w:hyperlink w:anchor="_Toc197725859" w:tooltip="#_Toc197725859" w:history="1">
+          <w:hyperlink w:anchor="_Toc224752677" w:history="1">
             <w:r>
               <w:rPr>
                 <w:rStyle w:val="afa"/>
                 <w:rFonts w:cs="Times New Roman"/>
-                <w:color w:val="000000" w:themeColor="text1"/>
+                <w:noProof/>
               </w:rPr>
               <w:t>4.3 Приложение для проведения ультразвуковых исследований (ППУИ)</w:t>
             </w:r>
             <w:r>
               <w:rPr>
-                <w:color w:val="000000" w:themeColor="text1"/>
+                <w:noProof/>
               </w:rPr>
               <w:tab/>
             </w:r>
             <w:r>
               <w:rPr>
-                <w:color w:val="000000" w:themeColor="text1"/>
+                <w:noProof/>
               </w:rPr>
               <w:fldChar w:fldCharType="begin"/>
             </w:r>
             <w:r>
               <w:rPr>
-                <w:color w:val="000000" w:themeColor="text1"/>
+                <w:noProof/>
               </w:rPr>
-              <w:instrText xml:space="preserve"> PAGEREF _Toc197725859 \h </w:instrText>
+              <w:instrText xml:space="preserve"> PAGEREF _Toc224752677 \h </w:instrText>
             </w:r>
             <w:r>
               <w:rPr>
-                <w:color w:val="000000" w:themeColor="text1"/>
+                <w:noProof/>
               </w:rPr>
             </w:r>
             <w:r>
               <w:rPr>
-                <w:color w:val="000000" w:themeColor="text1"/>
+                <w:noProof/>
               </w:rPr>
               <w:fldChar w:fldCharType="separate"/>
             </w:r>
             <w:r>
               <w:rPr>
-                <w:color w:val="000000" w:themeColor="text1"/>
+                <w:noProof/>
               </w:rPr>
               <w:t>17</w:t>
             </w:r>
             <w:r>
               <w:rPr>
-                <w:color w:val="000000" w:themeColor="text1"/>
+                <w:noProof/>
               </w:rPr>
               <w:fldChar w:fldCharType="end"/>
             </w:r>
@@ -616,65 +616,65 @@
         <w:p>
           <w:pPr>
             <w:pStyle w:val="12"/>
-            <w:spacing w:line="360" w:lineRule="auto"/>
             <w:rPr>
               <w:rFonts w:asciiTheme="minorHAnsi" w:eastAsiaTheme="minorEastAsia" w:hAnsiTheme="minorHAnsi" w:cstheme="minorBidi"/>
               <w:b w:val="0"/>
               <w:bCs w:val="0"/>
-              <w:color w:val="000000" w:themeColor="text1"/>
+              <w:noProof/>
               <w:spacing w:val="0"/>
+              <w:kern w:val="2"/>
               <w:sz w:val="24"/>
               <w:szCs w:val="24"/>
               <w:lang w:eastAsia="ru-RU"/>
             </w:rPr>
           </w:pPr>
-          <w:hyperlink w:anchor="_Toc197725860" w:tooltip="#_Toc197725860" w:history="1">
+          <w:hyperlink w:anchor="_Toc224752678" w:history="1">
             <w:r>
               <w:rPr>
                 <w:rStyle w:val="afa"/>
                 <w:rFonts w:cs="Times New Roman"/>
-                <w:color w:val="000000" w:themeColor="text1"/>
+                <w:noProof/>
               </w:rPr>
               <w:t>5 Единое приложение для проведения ультразвуковых исследований и хирургии (ЕППУИХ)</w:t>
             </w:r>
             <w:r>
               <w:rPr>
-                <w:color w:val="000000" w:themeColor="text1"/>
+                <w:noProof/>
               </w:rPr>
               <w:tab/>
             </w:r>
             <w:r>
               <w:rPr>
-                <w:color w:val="000000" w:themeColor="text1"/>
+                <w:noProof/>
               </w:rPr>
               <w:fldChar w:fldCharType="begin"/>
             </w:r>
             <w:r>
               <w:rPr>
-                <w:color w:val="000000" w:themeColor="text1"/>
+                <w:noProof/>
               </w:rPr>
-              <w:instrText xml:space="preserve"> PAGEREF _Toc197725860 \h </w:instrText>
+              <w:instrText xml:space="preserve"> PAGEREF _Toc224752678 \h </w:instrText>
             </w:r>
             <w:r>
               <w:rPr>
-                <w:color w:val="000000" w:themeColor="text1"/>
+                <w:noProof/>
               </w:rPr>
             </w:r>
             <w:r>
               <w:rPr>
-                <w:color w:val="000000" w:themeColor="text1"/>
+                <w:noProof/>
               </w:rPr>
               <w:fldChar w:fldCharType="separate"/>
             </w:r>
             <w:r>
               <w:rPr>
-                <w:color w:val="000000" w:themeColor="text1"/>
+                <w:noProof/>
               </w:rPr>
               <w:t>19</w:t>
             </w:r>
             <w:r>
               <w:rPr>
-                <w:color w:val="000000" w:themeColor="text1"/>
+                <w:noProof/>
               </w:rPr>
               <w:fldChar w:fldCharType="end"/>
             </w:r>
@@ -683,64 +683,529 @@
         <w:p>
           <w:pPr>
             <w:pStyle w:val="12"/>
-            <w:spacing w:line="360" w:lineRule="auto"/>
             <w:rPr>
               <w:rFonts w:asciiTheme="minorHAnsi" w:eastAsiaTheme="minorEastAsia" w:hAnsiTheme="minorHAnsi" w:cstheme="minorBidi"/>
               <w:b w:val="0"/>
               <w:bCs w:val="0"/>
-              <w:color w:val="000000" w:themeColor="text1"/>
+              <w:noProof/>
               <w:spacing w:val="0"/>
+              <w:kern w:val="2"/>
               <w:sz w:val="24"/>
               <w:szCs w:val="24"/>
               <w:lang w:eastAsia="ru-RU"/>
             </w:rPr>
           </w:pPr>
-          <w:hyperlink w:anchor="_Toc197725861" w:tooltip="#_Toc197725861" w:history="1">
+          <w:hyperlink w:anchor="_Toc224752679" w:history="1">
             <w:r>
               <w:rPr>
                 <w:rStyle w:val="afa"/>
-                <w:color w:val="000000" w:themeColor="text1"/>
+                <w:noProof/>
               </w:rPr>
-              <w:t>6 Структура программного обеспечения</w:t>
+              <w:t>6 Вспомогательные алгоритмы</w:t>
             </w:r>
             <w:r>
               <w:rPr>
-                <w:color w:val="000000" w:themeColor="text1"/>
+                <w:noProof/>
               </w:rPr>
               <w:tab/>
             </w:r>
             <w:r>
               <w:rPr>
-                <w:color w:val="000000" w:themeColor="text1"/>
+                <w:noProof/>
               </w:rPr>
               <w:fldChar w:fldCharType="begin"/>
             </w:r>
             <w:r>
               <w:rPr>
-                <w:color w:val="000000" w:themeColor="text1"/>
+                <w:noProof/>
               </w:rPr>
-              <w:instrText xml:space="preserve"> PAGEREF _Toc197725861 \h </w:instrText>
+              <w:instrText xml:space="preserve"> PAGEREF _Toc224752679 \h </w:instrText>
             </w:r>
             <w:r>
               <w:rPr>
-                <w:color w:val="000000" w:themeColor="text1"/>
+                <w:noProof/>
               </w:rPr>
             </w:r>
             <w:r>
               <w:rPr>
-                <w:color w:val="000000" w:themeColor="text1"/>
+                <w:noProof/>
               </w:rPr>
               <w:fldChar w:fldCharType="separate"/>
             </w:r>
             <w:r>
               <w:rPr>
-                <w:color w:val="000000" w:themeColor="text1"/>
+                <w:noProof/>
               </w:rPr>
-              <w:t>21</w:t>
+              <w:t>24</w:t>
             </w:r>
             <w:r>
               <w:rPr>
-                <w:color w:val="000000" w:themeColor="text1"/>
+                <w:noProof/>
+              </w:rPr>
+              <w:fldChar w:fldCharType="end"/>
+            </w:r>
+          </w:hyperlink>
+        </w:p>
+        <w:p>
+          <w:pPr>
+            <w:pStyle w:val="24"/>
+            <w:rPr>
+              <w:rFonts w:asciiTheme="minorHAnsi" w:eastAsiaTheme="minorEastAsia" w:hAnsiTheme="minorHAnsi" w:cstheme="minorBidi"/>
+              <w:b w:val="0"/>
+              <w:bCs w:val="0"/>
+              <w:noProof/>
+              <w:spacing w:val="0"/>
+              <w:kern w:val="2"/>
+              <w:sz w:val="24"/>
+              <w:szCs w:val="24"/>
+              <w:lang w:eastAsia="ru-RU"/>
+            </w:rPr>
+          </w:pPr>
+          <w:hyperlink w:anchor="_Toc224752680" w:history="1">
+            <w:r>
+              <w:rPr>
+                <w:rStyle w:val="afa"/>
+                <w:noProof/>
+              </w:rPr>
+              <w:t>6.1 Алгоритм ограничения силового давления</w:t>
+            </w:r>
+            <w:r>
+              <w:rPr>
+                <w:noProof/>
+              </w:rPr>
+              <w:tab/>
+            </w:r>
+            <w:r>
+              <w:rPr>
+                <w:noProof/>
+              </w:rPr>
+              <w:fldChar w:fldCharType="begin"/>
+            </w:r>
+            <w:r>
+              <w:rPr>
+                <w:noProof/>
+              </w:rPr>
+              <w:instrText xml:space="preserve"> PAGEREF _Toc224752680 \h </w:instrText>
+            </w:r>
+            <w:r>
+              <w:rPr>
+                <w:noProof/>
+              </w:rPr>
+            </w:r>
+            <w:r>
+              <w:rPr>
+                <w:noProof/>
+              </w:rPr>
+              <w:fldChar w:fldCharType="separate"/>
+            </w:r>
+            <w:r>
+              <w:rPr>
+                <w:noProof/>
+              </w:rPr>
+              <w:t>24</w:t>
+            </w:r>
+            <w:r>
+              <w:rPr>
+                <w:noProof/>
+              </w:rPr>
+              <w:fldChar w:fldCharType="end"/>
+            </w:r>
+          </w:hyperlink>
+        </w:p>
+        <w:p>
+          <w:pPr>
+            <w:pStyle w:val="24"/>
+            <w:rPr>
+              <w:rFonts w:asciiTheme="minorHAnsi" w:eastAsiaTheme="minorEastAsia" w:hAnsiTheme="minorHAnsi" w:cstheme="minorBidi"/>
+              <w:b w:val="0"/>
+              <w:bCs w:val="0"/>
+              <w:noProof/>
+              <w:spacing w:val="0"/>
+              <w:kern w:val="2"/>
+              <w:sz w:val="24"/>
+              <w:szCs w:val="24"/>
+              <w:lang w:eastAsia="ru-RU"/>
+            </w:rPr>
+          </w:pPr>
+          <w:hyperlink w:anchor="_Toc224752681" w:history="1">
+            <w:r>
+              <w:rPr>
+                <w:rStyle w:val="afa"/>
+                <w:noProof/>
+              </w:rPr>
+              <w:t>6.2 Алгоритм контроля постоянного силового давления</w:t>
+            </w:r>
+            <w:r>
+              <w:rPr>
+                <w:noProof/>
+              </w:rPr>
+              <w:tab/>
+            </w:r>
+            <w:r>
+              <w:rPr>
+                <w:noProof/>
+              </w:rPr>
+              <w:fldChar w:fldCharType="begin"/>
+            </w:r>
+            <w:r>
+              <w:rPr>
+                <w:noProof/>
+              </w:rPr>
+              <w:instrText xml:space="preserve"> PAGEREF _Toc224752681 \h </w:instrText>
+            </w:r>
+            <w:r>
+              <w:rPr>
+                <w:noProof/>
+              </w:rPr>
+            </w:r>
+            <w:r>
+              <w:rPr>
+                <w:noProof/>
+              </w:rPr>
+              <w:fldChar w:fldCharType="separate"/>
+            </w:r>
+            <w:r>
+              <w:rPr>
+                <w:noProof/>
+              </w:rPr>
+              <w:t>25</w:t>
+            </w:r>
+            <w:r>
+              <w:rPr>
+                <w:noProof/>
+              </w:rPr>
+              <w:fldChar w:fldCharType="end"/>
+            </w:r>
+          </w:hyperlink>
+        </w:p>
+        <w:p>
+          <w:pPr>
+            <w:pStyle w:val="24"/>
+            <w:rPr>
+              <w:rFonts w:asciiTheme="minorHAnsi" w:eastAsiaTheme="minorEastAsia" w:hAnsiTheme="minorHAnsi" w:cstheme="minorBidi"/>
+              <w:b w:val="0"/>
+              <w:bCs w:val="0"/>
+              <w:noProof/>
+              <w:spacing w:val="0"/>
+              <w:kern w:val="2"/>
+              <w:sz w:val="24"/>
+              <w:szCs w:val="24"/>
+              <w:lang w:eastAsia="ru-RU"/>
+            </w:rPr>
+          </w:pPr>
+          <w:hyperlink w:anchor="_Toc224752682" w:history="1">
+            <w:r>
+              <w:rPr>
+                <w:rStyle w:val="afa"/>
+                <w:noProof/>
+              </w:rPr>
+              <w:t>6.3 Логгер телеметрии</w:t>
+            </w:r>
+            <w:r>
+              <w:rPr>
+                <w:noProof/>
+              </w:rPr>
+              <w:tab/>
+            </w:r>
+            <w:r>
+              <w:rPr>
+                <w:noProof/>
+              </w:rPr>
+              <w:fldChar w:fldCharType="begin"/>
+            </w:r>
+            <w:r>
+              <w:rPr>
+                <w:noProof/>
+              </w:rPr>
+              <w:instrText xml:space="preserve"> PAGEREF _Toc224752682 \h </w:instrText>
+            </w:r>
+            <w:r>
+              <w:rPr>
+                <w:noProof/>
+              </w:rPr>
+            </w:r>
+            <w:r>
+              <w:rPr>
+                <w:noProof/>
+              </w:rPr>
+              <w:fldChar w:fldCharType="separate"/>
+            </w:r>
+            <w:r>
+              <w:rPr>
+                <w:noProof/>
+              </w:rPr>
+              <w:t>29</w:t>
+            </w:r>
+            <w:r>
+              <w:rPr>
+                <w:noProof/>
+              </w:rPr>
+              <w:fldChar w:fldCharType="end"/>
+            </w:r>
+          </w:hyperlink>
+        </w:p>
+        <w:p>
+          <w:pPr>
+            <w:pStyle w:val="24"/>
+            <w:rPr>
+              <w:rFonts w:asciiTheme="minorHAnsi" w:eastAsiaTheme="minorEastAsia" w:hAnsiTheme="minorHAnsi" w:cstheme="minorBidi"/>
+              <w:b w:val="0"/>
+              <w:bCs w:val="0"/>
+              <w:noProof/>
+              <w:spacing w:val="0"/>
+              <w:kern w:val="2"/>
+              <w:sz w:val="24"/>
+              <w:szCs w:val="24"/>
+              <w:lang w:eastAsia="ru-RU"/>
+            </w:rPr>
+          </w:pPr>
+          <w:hyperlink w:anchor="_Toc224752683" w:history="1">
+            <w:r>
+              <w:rPr>
+                <w:rStyle w:val="afa"/>
+                <w:noProof/>
+              </w:rPr>
+              <w:t>6.4 Логгер отладочных данных</w:t>
+            </w:r>
+            <w:r>
+              <w:rPr>
+                <w:noProof/>
+              </w:rPr>
+              <w:tab/>
+            </w:r>
+            <w:r>
+              <w:rPr>
+                <w:noProof/>
+              </w:rPr>
+              <w:fldChar w:fldCharType="begin"/>
+            </w:r>
+            <w:r>
+              <w:rPr>
+                <w:noProof/>
+              </w:rPr>
+              <w:instrText xml:space="preserve"> PAGEREF _Toc224752683 \h </w:instrText>
+            </w:r>
+            <w:r>
+              <w:rPr>
+                <w:noProof/>
+              </w:rPr>
+            </w:r>
+            <w:r>
+              <w:rPr>
+                <w:noProof/>
+              </w:rPr>
+              <w:fldChar w:fldCharType="separate"/>
+            </w:r>
+            <w:r>
+              <w:rPr>
+                <w:noProof/>
+              </w:rPr>
+              <w:t>31</w:t>
+            </w:r>
+            <w:r>
+              <w:rPr>
+                <w:noProof/>
+              </w:rPr>
+              <w:fldChar w:fldCharType="end"/>
+            </w:r>
+          </w:hyperlink>
+        </w:p>
+        <w:p>
+          <w:pPr>
+            <w:pStyle w:val="24"/>
+            <w:rPr>
+              <w:rFonts w:asciiTheme="minorHAnsi" w:eastAsiaTheme="minorEastAsia" w:hAnsiTheme="minorHAnsi" w:cstheme="minorBidi"/>
+              <w:b w:val="0"/>
+              <w:bCs w:val="0"/>
+              <w:noProof/>
+              <w:spacing w:val="0"/>
+              <w:kern w:val="2"/>
+              <w:sz w:val="24"/>
+              <w:szCs w:val="24"/>
+              <w:lang w:eastAsia="ru-RU"/>
+            </w:rPr>
+          </w:pPr>
+          <w:hyperlink w:anchor="_Toc224752684" w:history="1">
+            <w:r>
+              <w:rPr>
+                <w:rStyle w:val="afa"/>
+                <w:noProof/>
+              </w:rPr>
+              <w:t>6.5 Алгоритм отслеживания статусов процессов</w:t>
+            </w:r>
+            <w:r>
+              <w:rPr>
+                <w:noProof/>
+              </w:rPr>
+              <w:tab/>
+            </w:r>
+            <w:r>
+              <w:rPr>
+                <w:noProof/>
+              </w:rPr>
+              <w:fldChar w:fldCharType="begin"/>
+            </w:r>
+            <w:r>
+              <w:rPr>
+                <w:noProof/>
+              </w:rPr>
+              <w:instrText xml:space="preserve"> PAGEREF _Toc224752684 \h </w:instrText>
+            </w:r>
+            <w:r>
+              <w:rPr>
+                <w:noProof/>
+              </w:rPr>
+            </w:r>
+            <w:r>
+              <w:rPr>
+                <w:noProof/>
+              </w:rPr>
+              <w:fldChar w:fldCharType="separate"/>
+            </w:r>
+            <w:r>
+              <w:rPr>
+                <w:noProof/>
+              </w:rPr>
+              <w:t>32</w:t>
+            </w:r>
+            <w:r>
+              <w:rPr>
+                <w:noProof/>
+              </w:rPr>
+              <w:fldChar w:fldCharType="end"/>
+            </w:r>
+          </w:hyperlink>
+        </w:p>
+        <w:p>
+          <w:pPr>
+            <w:pStyle w:val="24"/>
+            <w:rPr>
+              <w:rFonts w:asciiTheme="minorHAnsi" w:eastAsiaTheme="minorEastAsia" w:hAnsiTheme="minorHAnsi" w:cstheme="minorBidi"/>
+              <w:b w:val="0"/>
+              <w:bCs w:val="0"/>
+              <w:noProof/>
+              <w:spacing w:val="0"/>
+              <w:kern w:val="2"/>
+              <w:sz w:val="24"/>
+              <w:szCs w:val="24"/>
+              <w:lang w:eastAsia="ru-RU"/>
+            </w:rPr>
+          </w:pPr>
+          <w:hyperlink w:anchor="_Toc224752685" w:history="1">
+            <w:r>
+              <w:rPr>
+                <w:rStyle w:val="afa"/>
+                <w:noProof/>
+              </w:rPr>
+              <w:t>6.6 Алгоритм калибровки роботов манипуляторов</w:t>
+            </w:r>
+            <w:r>
+              <w:rPr>
+                <w:noProof/>
+              </w:rPr>
+              <w:tab/>
+            </w:r>
+            <w:r>
+              <w:rPr>
+                <w:noProof/>
+              </w:rPr>
+              <w:fldChar w:fldCharType="begin"/>
+            </w:r>
+            <w:r>
+              <w:rPr>
+                <w:noProof/>
+              </w:rPr>
+              <w:instrText xml:space="preserve"> PAGEREF _Toc224752685 \h </w:instrText>
+            </w:r>
+            <w:r>
+              <w:rPr>
+                <w:noProof/>
+              </w:rPr>
+            </w:r>
+            <w:r>
+              <w:rPr>
+                <w:noProof/>
+              </w:rPr>
+              <w:fldChar w:fldCharType="separate"/>
+            </w:r>
+            <w:r>
+              <w:rPr>
+                <w:noProof/>
+              </w:rPr>
+              <w:t>38</w:t>
+            </w:r>
+            <w:r>
+              <w:rPr>
+                <w:noProof/>
+              </w:rPr>
+              <w:fldChar w:fldCharType="end"/>
+            </w:r>
+          </w:hyperlink>
+        </w:p>
+        <w:p>
+          <w:pPr>
+            <w:pStyle w:val="32"/>
+            <w:tabs>
+              <w:tab w:val="right" w:leader="dot" w:pos="9345"/>
+            </w:tabs>
+            <w:rPr>
+              <w:rFonts w:eastAsiaTheme="minorEastAsia"/>
+              <w:noProof/>
+              <w:kern w:val="2"/>
+              <w:sz w:val="24"/>
+              <w:szCs w:val="24"/>
+              <w:lang w:eastAsia="ru-RU"/>
+            </w:rPr>
+          </w:pPr>
+          <w:hyperlink w:anchor="_Toc224752686" w:history="1">
+            <w:r>
+              <w:rPr>
+                <w:rStyle w:val="afa"/>
+                <w:rFonts w:ascii="Times New Roman" w:hAnsi="Times New Roman" w:cs="Times New Roman"/>
+                <w:b/>
+                <w:bCs/>
+                <w:noProof/>
+              </w:rPr>
+              <w:t>6.6.1 Калибровка по общим точкам</w:t>
+            </w:r>
+            <w:r>
+              <w:rPr>
+                <w:noProof/>
+              </w:rPr>
+              <w:tab/>
+            </w:r>
+            <w:r>
+              <w:rPr>
+                <w:noProof/>
+              </w:rPr>
+              <w:fldChar w:fldCharType="begin"/>
+            </w:r>
+            <w:r>
+              <w:rPr>
+                <w:noProof/>
+              </w:rPr>
+              <w:instrText xml:space="preserve"> PAGEREF _Toc224752686 \h </w:instrText>
+            </w:r>
+            <w:r>
+              <w:rPr>
+                <w:noProof/>
+              </w:rPr>
+            </w:r>
+            <w:r>
+              <w:rPr>
+                <w:noProof/>
+              </w:rPr>
+              <w:fldChar w:fldCharType="separate"/>
+            </w:r>
+            <w:r>
+              <w:rPr>
+                <w:noProof/>
+              </w:rPr>
+              <w:t>39</w:t>
+            </w:r>
+            <w:r>
+              <w:rPr>
+                <w:noProof/>
               </w:rPr>
               <w:fldChar w:fldCharType="end"/>
             </w:r>
@@ -749,64 +1214,196 @@
         <w:p>
           <w:pPr>
             <w:pStyle w:val="12"/>
-            <w:spacing w:line="360" w:lineRule="auto"/>
             <w:rPr>
               <w:rFonts w:asciiTheme="minorHAnsi" w:eastAsiaTheme="minorEastAsia" w:hAnsiTheme="minorHAnsi" w:cstheme="minorBidi"/>
               <w:b w:val="0"/>
               <w:bCs w:val="0"/>
-              <w:color w:val="000000" w:themeColor="text1"/>
+              <w:noProof/>
               <w:spacing w:val="0"/>
+              <w:kern w:val="2"/>
               <w:sz w:val="24"/>
               <w:szCs w:val="24"/>
               <w:lang w:eastAsia="ru-RU"/>
             </w:rPr>
           </w:pPr>
-          <w:hyperlink w:anchor="_Toc197725862" w:tooltip="#_Toc197725862" w:history="1">
+          <w:hyperlink w:anchor="_Toc224752687" w:history="1">
             <w:r>
               <w:rPr>
                 <w:rStyle w:val="afa"/>
-                <w:color w:val="000000" w:themeColor="text1"/>
+                <w:noProof/>
               </w:rPr>
-              <w:t>7 Текущие проблемы алгоритмов управления</w:t>
+              <w:t>7 Архитектура программного обеспечения</w:t>
             </w:r>
             <w:r>
               <w:rPr>
-                <w:color w:val="000000" w:themeColor="text1"/>
+                <w:noProof/>
               </w:rPr>
               <w:tab/>
             </w:r>
             <w:r>
               <w:rPr>
-                <w:color w:val="000000" w:themeColor="text1"/>
+                <w:noProof/>
               </w:rPr>
               <w:fldChar w:fldCharType="begin"/>
             </w:r>
             <w:r>
               <w:rPr>
-                <w:color w:val="000000" w:themeColor="text1"/>
+                <w:noProof/>
               </w:rPr>
-              <w:instrText xml:space="preserve"> PAGEREF _Toc197725862 \h </w:instrText>
+              <w:instrText xml:space="preserve"> PAGEREF _Toc224752687 \h </w:instrText>
             </w:r>
             <w:r>
               <w:rPr>
-                <w:color w:val="000000" w:themeColor="text1"/>
+                <w:noProof/>
               </w:rPr>
             </w:r>
             <w:r>
               <w:rPr>
-                <w:color w:val="000000" w:themeColor="text1"/>
+                <w:noProof/>
               </w:rPr>
               <w:fldChar w:fldCharType="separate"/>
             </w:r>
             <w:r>
               <w:rPr>
-                <w:color w:val="000000" w:themeColor="text1"/>
+                <w:noProof/>
               </w:rPr>
-              <w:t>24</w:t>
+              <w:t>41</w:t>
             </w:r>
             <w:r>
               <w:rPr>
-                <w:color w:val="000000" w:themeColor="text1"/>
+                <w:noProof/>
+              </w:rPr>
+              <w:fldChar w:fldCharType="end"/>
+            </w:r>
+          </w:hyperlink>
+        </w:p>
+        <w:p>
+          <w:pPr>
+            <w:pStyle w:val="24"/>
+            <w:rPr>
+              <w:rFonts w:asciiTheme="minorHAnsi" w:eastAsiaTheme="minorEastAsia" w:hAnsiTheme="minorHAnsi" w:cstheme="minorBidi"/>
+              <w:b w:val="0"/>
+              <w:bCs w:val="0"/>
+              <w:noProof/>
+              <w:spacing w:val="0"/>
+              <w:kern w:val="2"/>
+              <w:sz w:val="24"/>
+              <w:szCs w:val="24"/>
+              <w:lang w:eastAsia="ru-RU"/>
+            </w:rPr>
+          </w:pPr>
+          <w:hyperlink w:anchor="_Toc224752688" w:history="1">
+            <w:r>
+              <w:rPr>
+                <w:rStyle w:val="afa"/>
+                <w:noProof/>
+              </w:rPr>
+              <w:t>7.1 Структура программного обеспечения</w:t>
+            </w:r>
+            <w:r>
+              <w:rPr>
+                <w:noProof/>
+              </w:rPr>
+              <w:tab/>
+            </w:r>
+            <w:r>
+              <w:rPr>
+                <w:noProof/>
+              </w:rPr>
+              <w:fldChar w:fldCharType="begin"/>
+            </w:r>
+            <w:r>
+              <w:rPr>
+                <w:noProof/>
+              </w:rPr>
+              <w:instrText xml:space="preserve"> PAGEREF _Toc224752688 \h </w:instrText>
+            </w:r>
+            <w:r>
+              <w:rPr>
+                <w:noProof/>
+              </w:rPr>
+            </w:r>
+            <w:r>
+              <w:rPr>
+                <w:noProof/>
+              </w:rPr>
+              <w:fldChar w:fldCharType="separate"/>
+            </w:r>
+            <w:r>
+              <w:rPr>
+                <w:noProof/>
+              </w:rPr>
+              <w:t>41</w:t>
+            </w:r>
+            <w:r>
+              <w:rPr>
+                <w:noProof/>
+              </w:rPr>
+              <w:fldChar w:fldCharType="end"/>
+            </w:r>
+          </w:hyperlink>
+        </w:p>
+        <w:p>
+          <w:pPr>
+            <w:pStyle w:val="24"/>
+            <w:rPr>
+              <w:rFonts w:asciiTheme="minorHAnsi" w:eastAsiaTheme="minorEastAsia" w:hAnsiTheme="minorHAnsi" w:cstheme="minorBidi"/>
+              <w:b w:val="0"/>
+              <w:bCs w:val="0"/>
+              <w:noProof/>
+              <w:spacing w:val="0"/>
+              <w:kern w:val="2"/>
+              <w:sz w:val="24"/>
+              <w:szCs w:val="24"/>
+              <w:lang w:eastAsia="ru-RU"/>
+            </w:rPr>
+          </w:pPr>
+          <w:hyperlink w:anchor="_Toc224752689" w:history="1">
+            <w:r>
+              <w:rPr>
+                <w:rStyle w:val="afa"/>
+                <w:noProof/>
+              </w:rPr>
+              <w:t>7.2 Организация процессов</w:t>
+            </w:r>
+            <w:r>
+              <w:rPr>
+                <w:noProof/>
+              </w:rPr>
+              <w:tab/>
+            </w:r>
+            <w:r>
+              <w:rPr>
+                <w:noProof/>
+              </w:rPr>
+              <w:fldChar w:fldCharType="begin"/>
+            </w:r>
+            <w:r>
+              <w:rPr>
+                <w:noProof/>
+              </w:rPr>
+              <w:instrText xml:space="preserve"> PAGEREF _Toc224752689 \h </w:instrText>
+            </w:r>
+            <w:r>
+              <w:rPr>
+                <w:noProof/>
+              </w:rPr>
+            </w:r>
+            <w:r>
+              <w:rPr>
+                <w:noProof/>
+              </w:rPr>
+              <w:fldChar w:fldCharType="separate"/>
+            </w:r>
+            <w:r>
+              <w:rPr>
+                <w:noProof/>
+              </w:rPr>
+              <w:t>41</w:t>
+            </w:r>
+            <w:r>
+              <w:rPr>
+                <w:noProof/>
               </w:rPr>
               <w:fldChar w:fldCharType="end"/>
             </w:r>
@@ -815,64 +1412,64 @@
         <w:p>
           <w:pPr>
             <w:pStyle w:val="12"/>
-            <w:spacing w:line="360" w:lineRule="auto"/>
             <w:rPr>
               <w:rFonts w:asciiTheme="minorHAnsi" w:eastAsiaTheme="minorEastAsia" w:hAnsiTheme="minorHAnsi" w:cstheme="minorBidi"/>
               <w:b w:val="0"/>
               <w:bCs w:val="0"/>
-              <w:color w:val="000000" w:themeColor="text1"/>
+              <w:noProof/>
               <w:spacing w:val="0"/>
+              <w:kern w:val="2"/>
               <w:sz w:val="24"/>
               <w:szCs w:val="24"/>
               <w:lang w:eastAsia="ru-RU"/>
             </w:rPr>
           </w:pPr>
-          <w:hyperlink w:anchor="_Toc197725863" w:tooltip="#_Toc197725863" w:history="1">
+          <w:hyperlink w:anchor="_Toc224752690" w:history="1">
             <w:r>
               <w:rPr>
                 <w:rStyle w:val="afa"/>
-                <w:color w:val="000000" w:themeColor="text1"/>
+                <w:noProof/>
               </w:rPr>
-              <w:t>8 Планируемые доработки алгоритма</w:t>
+              <w:t>7 Текущие проблемы алгоритмов управления</w:t>
             </w:r>
             <w:r>
               <w:rPr>
-                <w:color w:val="000000" w:themeColor="text1"/>
+                <w:noProof/>
               </w:rPr>
               <w:tab/>
             </w:r>
             <w:r>
               <w:rPr>
-                <w:color w:val="000000" w:themeColor="text1"/>
+                <w:noProof/>
               </w:rPr>
               <w:fldChar w:fldCharType="begin"/>
             </w:r>
             <w:r>
               <w:rPr>
-                <w:color w:val="000000" w:themeColor="text1"/>
+                <w:noProof/>
               </w:rPr>
-              <w:instrText xml:space="preserve"> PAGEREF _Toc197725863 \h </w:instrText>
+              <w:instrText xml:space="preserve"> PAGEREF _Toc224752690 \h </w:instrText>
             </w:r>
             <w:r>
               <w:rPr>
-                <w:color w:val="000000" w:themeColor="text1"/>
+                <w:noProof/>
               </w:rPr>
             </w:r>
             <w:r>
               <w:rPr>
-                <w:color w:val="000000" w:themeColor="text1"/>
+                <w:noProof/>
               </w:rPr>
               <w:fldChar w:fldCharType="separate"/>
             </w:r>
             <w:r>
               <w:rPr>
-                <w:color w:val="000000" w:themeColor="text1"/>
+                <w:noProof/>
               </w:rPr>
-              <w:t>24</w:t>
+              <w:t>44</w:t>
             </w:r>
             <w:r>
               <w:rPr>
-                <w:color w:val="000000" w:themeColor="text1"/>
+                <w:noProof/>
               </w:rPr>
               <w:fldChar w:fldCharType="end"/>
             </w:r>
@@ -881,64 +1478,64 @@
         <w:p>
           <w:pPr>
             <w:pStyle w:val="12"/>
-            <w:spacing w:line="360" w:lineRule="auto"/>
             <w:rPr>
               <w:rFonts w:asciiTheme="minorHAnsi" w:eastAsiaTheme="minorEastAsia" w:hAnsiTheme="minorHAnsi" w:cstheme="minorBidi"/>
               <w:b w:val="0"/>
               <w:bCs w:val="0"/>
-              <w:color w:val="000000" w:themeColor="text1"/>
+              <w:noProof/>
               <w:spacing w:val="0"/>
+              <w:kern w:val="2"/>
               <w:sz w:val="24"/>
               <w:szCs w:val="24"/>
               <w:lang w:eastAsia="ru-RU"/>
             </w:rPr>
           </w:pPr>
-          <w:hyperlink w:anchor="_Toc197725864" w:tooltip="#_Toc197725864" w:history="1">
+          <w:hyperlink w:anchor="_Toc224752691" w:history="1">
             <w:r>
               <w:rPr>
                 <w:rStyle w:val="afa"/>
-                <w:color w:val="000000" w:themeColor="text1"/>
+                <w:noProof/>
               </w:rPr>
-              <w:t>Приложение А1</w:t>
+              <w:t>8 Планируемые доработки алгоритма</w:t>
             </w:r>
             <w:r>
               <w:rPr>
-                <w:color w:val="000000" w:themeColor="text1"/>
+                <w:noProof/>
               </w:rPr>
               <w:tab/>
             </w:r>
             <w:r>
               <w:rPr>
-                <w:color w:val="000000" w:themeColor="text1"/>
+                <w:noProof/>
               </w:rPr>
               <w:fldChar w:fldCharType="begin"/>
             </w:r>
             <w:r>
               <w:rPr>
-                <w:color w:val="000000" w:themeColor="text1"/>
+                <w:noProof/>
               </w:rPr>
-              <w:instrText xml:space="preserve"> PAGEREF _Toc197725864 \h </w:instrText>
+              <w:instrText xml:space="preserve"> PAGEREF _Toc224752691 \h </w:instrText>
             </w:r>
             <w:r>
               <w:rPr>
-                <w:color w:val="000000" w:themeColor="text1"/>
+                <w:noProof/>
               </w:rPr>
             </w:r>
             <w:r>
               <w:rPr>
-                <w:color w:val="000000" w:themeColor="text1"/>
+                <w:noProof/>
               </w:rPr>
               <w:fldChar w:fldCharType="separate"/>
             </w:r>
             <w:r>
               <w:rPr>
-                <w:color w:val="000000" w:themeColor="text1"/>
+                <w:noProof/>
               </w:rPr>
-              <w:t>25</w:t>
+              <w:t>44</w:t>
             </w:r>
             <w:r>
               <w:rPr>
-                <w:color w:val="000000" w:themeColor="text1"/>
+                <w:noProof/>
               </w:rPr>
               <w:fldChar w:fldCharType="end"/>
             </w:r>
@@ -995,7 +1592,7 @@
           <w:szCs w:val="28"/>
         </w:rPr>
       </w:pPr>
-      <w:bookmarkStart w:id="0" w:name="_Toc197725852"/>
+      <w:bookmarkStart w:id="0" w:name="_Toc224752670"/>
       <w:r>
         <w:rPr>
           <w:rFonts w:cs="Times New Roman"/>
@@ -1345,7 +1942,7 @@
           <w:color w:val="000000" w:themeColor="text1"/>
         </w:rPr>
       </w:pPr>
-      <w:bookmarkStart w:id="1" w:name="_Toc197725853"/>
+      <w:bookmarkStart w:id="1" w:name="_Toc224752671"/>
       <w:r>
         <w:rPr>
           <w:rFonts w:cs="Times New Roman"/>
@@ -2066,7 +2663,7 @@
         </w:rPr>
       </w:pPr>
       <w:bookmarkStart w:id="2" w:name="__RefHeading___Toc469_2244004372_Копия_1"/>
-      <w:bookmarkStart w:id="3" w:name="_Toc197725854"/>
+      <w:bookmarkStart w:id="3" w:name="_Toc224752672"/>
       <w:bookmarkEnd w:id="2"/>
       <w:r>
         <w:rPr>
@@ -3501,7 +4098,7 @@
           <w:color w:val="000000" w:themeColor="text1"/>
         </w:rPr>
       </w:pPr>
-      <w:bookmarkStart w:id="6" w:name="_Toc197725855"/>
+      <w:bookmarkStart w:id="6" w:name="_Toc224752673"/>
       <w:r>
         <w:rPr>
           <w:rFonts w:cs="Times New Roman"/>
@@ -4938,6 +5535,2534 @@
     </w:p>
     <w:p>
       <w:pPr>
+        <w:spacing w:line="360" w:lineRule="auto"/>
+        <w:jc w:val="both"/>
+        <w:rPr>
+          <w:rFonts w:ascii="Times New Roman" w:hAnsi="Times New Roman" w:cs="Times New Roman"/>
+          <w:color w:val="000000" w:themeColor="text1"/>
+          <w:sz w:val="28"/>
+          <w:szCs w:val="28"/>
+        </w:rPr>
+      </w:pPr>
+      <w:commentRangeStart w:id="7"/>
+      <w:r>
+        <w:rPr>
+          <w:rFonts w:ascii="Times New Roman" w:hAnsi="Times New Roman" w:cs="Times New Roman"/>
+          <w:color w:val="000000" w:themeColor="text1"/>
+          <w:sz w:val="28"/>
+          <w:szCs w:val="28"/>
+        </w:rPr>
+        <w:t xml:space="preserve">Для упрощения кода был создан более абстрактный алгоритм управления с помощью контроллеров, основной особенностью которого является определения роли робота-манипулятора- </w:t>
+      </w:r>
+      <w:r>
+        <w:rPr>
+          <w:rFonts w:ascii="Times New Roman" w:hAnsi="Times New Roman" w:cs="Times New Roman"/>
+          <w:color w:val="000000" w:themeColor="text1"/>
+          <w:sz w:val="28"/>
+          <w:szCs w:val="28"/>
+          <w:lang w:val="en-US"/>
+        </w:rPr>
+        <w:t>master</w:t>
+      </w:r>
+      <w:r>
+        <w:rPr>
+          <w:rFonts w:ascii="Times New Roman" w:hAnsi="Times New Roman" w:cs="Times New Roman"/>
+          <w:color w:val="000000" w:themeColor="text1"/>
+          <w:sz w:val="28"/>
+          <w:szCs w:val="28"/>
+        </w:rPr>
+        <w:t xml:space="preserve"> </w:t>
+      </w:r>
+      <w:r>
+        <w:rPr>
+          <w:rFonts w:ascii="Times New Roman" w:hAnsi="Times New Roman" w:cs="Times New Roman"/>
+          <w:color w:val="000000" w:themeColor="text1"/>
+          <w:sz w:val="28"/>
+          <w:szCs w:val="28"/>
+        </w:rPr>
+        <w:t xml:space="preserve">или </w:t>
+      </w:r>
+      <w:r>
+        <w:rPr>
+          <w:rFonts w:ascii="Times New Roman" w:hAnsi="Times New Roman" w:cs="Times New Roman"/>
+          <w:color w:val="000000" w:themeColor="text1"/>
+          <w:sz w:val="28"/>
+          <w:szCs w:val="28"/>
+          <w:lang w:val="en-US"/>
+        </w:rPr>
+        <w:t>slave</w:t>
+      </w:r>
+      <w:r>
+        <w:rPr>
+          <w:rFonts w:ascii="Times New Roman" w:hAnsi="Times New Roman" w:cs="Times New Roman"/>
+          <w:color w:val="000000" w:themeColor="text1"/>
+          <w:sz w:val="28"/>
+          <w:szCs w:val="28"/>
+        </w:rPr>
+        <w:t xml:space="preserve">, то есть хирург или диагност, </w:t>
+      </w:r>
+      <w:r>
+        <w:rPr>
+          <w:rFonts w:ascii="Times New Roman" w:hAnsi="Times New Roman" w:cs="Times New Roman"/>
+          <w:color w:val="000000" w:themeColor="text1"/>
+          <w:sz w:val="28"/>
+          <w:szCs w:val="28"/>
+        </w:rPr>
+        <w:lastRenderedPageBreak/>
+        <w:t>при этом если робот-манипулятор является маст</w:t>
+      </w:r>
+      <w:r>
+        <w:rPr>
+          <w:rFonts w:ascii="Times New Roman" w:hAnsi="Times New Roman" w:cs="Times New Roman"/>
+          <w:color w:val="000000" w:themeColor="text1"/>
+          <w:sz w:val="28"/>
+          <w:szCs w:val="28"/>
+        </w:rPr>
+        <w:t>е</w:t>
+      </w:r>
+      <w:r>
+        <w:rPr>
+          <w:rFonts w:ascii="Times New Roman" w:hAnsi="Times New Roman" w:cs="Times New Roman"/>
+          <w:color w:val="000000" w:themeColor="text1"/>
+          <w:sz w:val="28"/>
+          <w:szCs w:val="28"/>
+        </w:rPr>
+        <w:t>ром</w:t>
+      </w:r>
+      <w:r>
+        <w:rPr>
+          <w:rFonts w:ascii="Times New Roman" w:hAnsi="Times New Roman" w:cs="Times New Roman"/>
+          <w:color w:val="000000" w:themeColor="text1"/>
+          <w:sz w:val="28"/>
+          <w:szCs w:val="28"/>
+        </w:rPr>
+        <w:t xml:space="preserve">, то он также ожидает получить </w:t>
+      </w:r>
+      <w:r>
+        <w:rPr>
+          <w:rFonts w:ascii="Times New Roman" w:hAnsi="Times New Roman" w:cs="Times New Roman"/>
+          <w:color w:val="000000" w:themeColor="text1"/>
+          <w:sz w:val="28"/>
+          <w:szCs w:val="28"/>
+          <w:lang w:val="en-US"/>
+        </w:rPr>
+        <w:t>IP</w:t>
+      </w:r>
+      <w:r>
+        <w:rPr>
+          <w:rFonts w:ascii="Times New Roman" w:hAnsi="Times New Roman" w:cs="Times New Roman"/>
+          <w:color w:val="000000" w:themeColor="text1"/>
+          <w:sz w:val="28"/>
+          <w:szCs w:val="28"/>
+        </w:rPr>
+        <w:t xml:space="preserve"> </w:t>
+      </w:r>
+      <w:proofErr w:type="spellStart"/>
+      <w:r>
+        <w:rPr>
+          <w:rFonts w:ascii="Times New Roman" w:hAnsi="Times New Roman" w:cs="Times New Roman"/>
+          <w:color w:val="000000" w:themeColor="text1"/>
+          <w:sz w:val="28"/>
+          <w:szCs w:val="28"/>
+        </w:rPr>
+        <w:t>слейва</w:t>
+      </w:r>
+      <w:proofErr w:type="spellEnd"/>
+      <w:r>
+        <w:rPr>
+          <w:rFonts w:ascii="Times New Roman" w:hAnsi="Times New Roman" w:cs="Times New Roman"/>
+          <w:color w:val="000000" w:themeColor="text1"/>
+          <w:sz w:val="28"/>
+          <w:szCs w:val="28"/>
+        </w:rPr>
+        <w:t xml:space="preserve"> при инициализации. При этом в данном алгоритме отсутствует класс </w:t>
+      </w:r>
+      <w:proofErr w:type="spellStart"/>
+      <w:r>
+        <w:rPr>
+          <w:rFonts w:ascii="Times New Roman" w:hAnsi="Times New Roman" w:cs="Times New Roman"/>
+          <w:color w:val="000000" w:themeColor="text1"/>
+          <w:sz w:val="28"/>
+          <w:szCs w:val="28"/>
+          <w:lang w:val="en-US"/>
+        </w:rPr>
+        <w:t>cmd</w:t>
+      </w:r>
+      <w:proofErr w:type="spellEnd"/>
+      <w:r>
+        <w:rPr>
+          <w:rFonts w:ascii="Times New Roman" w:hAnsi="Times New Roman" w:cs="Times New Roman"/>
+          <w:color w:val="000000" w:themeColor="text1"/>
+          <w:sz w:val="28"/>
+          <w:szCs w:val="28"/>
+        </w:rPr>
+        <w:t xml:space="preserve">, вместо этого для увеличения быстродействия в необходимый момент происходит считывание только необходимых в данный момент кнопок контроллера через встроенные методы модуля </w:t>
+      </w:r>
+      <w:proofErr w:type="spellStart"/>
+      <w:r>
+        <w:rPr>
+          <w:rFonts w:ascii="Times New Roman" w:hAnsi="Times New Roman" w:cs="Times New Roman"/>
+          <w:color w:val="000000" w:themeColor="text1"/>
+          <w:sz w:val="28"/>
+          <w:szCs w:val="28"/>
+          <w:lang w:val="en-US"/>
+        </w:rPr>
+        <w:t>pygame</w:t>
+      </w:r>
+      <w:proofErr w:type="spellEnd"/>
+      <w:r>
+        <w:rPr>
+          <w:rFonts w:ascii="Times New Roman" w:hAnsi="Times New Roman" w:cs="Times New Roman"/>
+          <w:color w:val="000000" w:themeColor="text1"/>
+          <w:sz w:val="28"/>
+          <w:szCs w:val="28"/>
+        </w:rPr>
+        <w:t xml:space="preserve"> </w:t>
+      </w:r>
+      <w:r>
+        <w:rPr>
+          <w:rFonts w:ascii="Times New Roman" w:hAnsi="Times New Roman" w:cs="Times New Roman"/>
+          <w:color w:val="000000" w:themeColor="text1"/>
+          <w:sz w:val="28"/>
+          <w:szCs w:val="28"/>
+        </w:rPr>
+        <w:t>–</w:t>
+      </w:r>
+      <w:r>
+        <w:rPr>
+          <w:rFonts w:ascii="Times New Roman" w:hAnsi="Times New Roman" w:cs="Times New Roman"/>
+          <w:color w:val="000000" w:themeColor="text1"/>
+          <w:sz w:val="28"/>
+          <w:szCs w:val="28"/>
+        </w:rPr>
+        <w:t xml:space="preserve"> </w:t>
+      </w:r>
+      <w:r>
+        <w:rPr>
+          <w:rFonts w:ascii="Times New Roman" w:hAnsi="Times New Roman" w:cs="Times New Roman"/>
+          <w:color w:val="000000" w:themeColor="text1"/>
+          <w:sz w:val="28"/>
+          <w:szCs w:val="28"/>
+          <w:lang w:val="en-US"/>
+        </w:rPr>
+        <w:t>joystick</w:t>
+      </w:r>
+      <w:r>
+        <w:rPr>
+          <w:rFonts w:ascii="Times New Roman" w:hAnsi="Times New Roman" w:cs="Times New Roman"/>
+          <w:color w:val="000000" w:themeColor="text1"/>
+          <w:sz w:val="28"/>
+          <w:szCs w:val="28"/>
+        </w:rPr>
+        <w:t>.</w:t>
+      </w:r>
+      <w:r>
+        <w:rPr>
+          <w:rFonts w:ascii="Times New Roman" w:hAnsi="Times New Roman" w:cs="Times New Roman"/>
+          <w:color w:val="000000" w:themeColor="text1"/>
+          <w:sz w:val="28"/>
+          <w:szCs w:val="28"/>
+          <w:lang w:val="en-US"/>
+        </w:rPr>
+        <w:t>get</w:t>
+      </w:r>
+      <w:r>
+        <w:rPr>
+          <w:rFonts w:ascii="Times New Roman" w:hAnsi="Times New Roman" w:cs="Times New Roman"/>
+          <w:color w:val="000000" w:themeColor="text1"/>
+          <w:sz w:val="28"/>
+          <w:szCs w:val="28"/>
+        </w:rPr>
+        <w:t>_</w:t>
+      </w:r>
+      <w:proofErr w:type="gramStart"/>
+      <w:r>
+        <w:rPr>
+          <w:rFonts w:ascii="Times New Roman" w:hAnsi="Times New Roman" w:cs="Times New Roman"/>
+          <w:color w:val="000000" w:themeColor="text1"/>
+          <w:sz w:val="28"/>
+          <w:szCs w:val="28"/>
+          <w:lang w:val="en-US"/>
+        </w:rPr>
+        <w:t>button</w:t>
+      </w:r>
+      <w:r>
+        <w:rPr>
+          <w:rFonts w:ascii="Times New Roman" w:hAnsi="Times New Roman" w:cs="Times New Roman"/>
+          <w:color w:val="000000" w:themeColor="text1"/>
+          <w:sz w:val="28"/>
+          <w:szCs w:val="28"/>
+        </w:rPr>
+        <w:t>(</w:t>
+      </w:r>
+      <w:proofErr w:type="gramEnd"/>
+      <w:r>
+        <w:rPr>
+          <w:rFonts w:ascii="Times New Roman" w:hAnsi="Times New Roman" w:cs="Times New Roman"/>
+          <w:color w:val="000000" w:themeColor="text1"/>
+          <w:sz w:val="28"/>
+          <w:szCs w:val="28"/>
+        </w:rPr>
+        <w:t>)</w:t>
+      </w:r>
+      <w:r>
+        <w:rPr>
+          <w:rFonts w:ascii="Times New Roman" w:hAnsi="Times New Roman" w:cs="Times New Roman"/>
+          <w:color w:val="000000" w:themeColor="text1"/>
+          <w:sz w:val="28"/>
+          <w:szCs w:val="28"/>
+        </w:rPr>
+        <w:t xml:space="preserve"> и</w:t>
+      </w:r>
+      <w:r>
+        <w:rPr>
+          <w:rFonts w:ascii="Times New Roman" w:hAnsi="Times New Roman" w:cs="Times New Roman"/>
+          <w:color w:val="000000" w:themeColor="text1"/>
+          <w:sz w:val="28"/>
+          <w:szCs w:val="28"/>
+        </w:rPr>
+        <w:t xml:space="preserve"> </w:t>
+      </w:r>
+      <w:r>
+        <w:rPr>
+          <w:rFonts w:ascii="Times New Roman" w:hAnsi="Times New Roman" w:cs="Times New Roman"/>
+          <w:color w:val="000000" w:themeColor="text1"/>
+          <w:sz w:val="28"/>
+          <w:szCs w:val="28"/>
+          <w:lang w:val="en-US"/>
+        </w:rPr>
+        <w:t>joystick</w:t>
+      </w:r>
+      <w:r>
+        <w:rPr>
+          <w:rFonts w:ascii="Times New Roman" w:hAnsi="Times New Roman" w:cs="Times New Roman"/>
+          <w:color w:val="000000" w:themeColor="text1"/>
+          <w:sz w:val="28"/>
+          <w:szCs w:val="28"/>
+        </w:rPr>
+        <w:t>.</w:t>
+      </w:r>
+      <w:r>
+        <w:rPr>
+          <w:rFonts w:ascii="Times New Roman" w:hAnsi="Times New Roman" w:cs="Times New Roman"/>
+          <w:color w:val="000000" w:themeColor="text1"/>
+          <w:sz w:val="28"/>
+          <w:szCs w:val="28"/>
+          <w:lang w:val="en-US"/>
+        </w:rPr>
+        <w:t>get</w:t>
+      </w:r>
+      <w:r>
+        <w:rPr>
+          <w:rFonts w:ascii="Times New Roman" w:hAnsi="Times New Roman" w:cs="Times New Roman"/>
+          <w:color w:val="000000" w:themeColor="text1"/>
+          <w:sz w:val="28"/>
+          <w:szCs w:val="28"/>
+        </w:rPr>
+        <w:t>_</w:t>
+      </w:r>
+      <w:proofErr w:type="gramStart"/>
+      <w:r>
+        <w:rPr>
+          <w:rFonts w:ascii="Times New Roman" w:hAnsi="Times New Roman" w:cs="Times New Roman"/>
+          <w:color w:val="000000" w:themeColor="text1"/>
+          <w:sz w:val="28"/>
+          <w:szCs w:val="28"/>
+          <w:lang w:val="en-US"/>
+        </w:rPr>
+        <w:t>axis</w:t>
+      </w:r>
+      <w:r>
+        <w:rPr>
+          <w:rFonts w:ascii="Times New Roman" w:hAnsi="Times New Roman" w:cs="Times New Roman"/>
+          <w:color w:val="000000" w:themeColor="text1"/>
+          <w:sz w:val="28"/>
+          <w:szCs w:val="28"/>
+        </w:rPr>
+        <w:t>(</w:t>
+      </w:r>
+      <w:proofErr w:type="gramEnd"/>
+      <w:r>
+        <w:rPr>
+          <w:rFonts w:ascii="Times New Roman" w:hAnsi="Times New Roman" w:cs="Times New Roman"/>
+          <w:color w:val="000000" w:themeColor="text1"/>
+          <w:sz w:val="28"/>
+          <w:szCs w:val="28"/>
+        </w:rPr>
+        <w:t>)</w:t>
+      </w:r>
+      <w:r>
+        <w:rPr>
+          <w:rFonts w:ascii="Times New Roman" w:hAnsi="Times New Roman" w:cs="Times New Roman"/>
+          <w:color w:val="000000" w:themeColor="text1"/>
+          <w:sz w:val="28"/>
+          <w:szCs w:val="28"/>
+        </w:rPr>
+        <w:t>.</w:t>
+      </w:r>
+    </w:p>
+    <w:p>
+      <w:pPr>
+        <w:spacing w:line="360" w:lineRule="auto"/>
+        <w:jc w:val="both"/>
+        <w:rPr>
+          <w:rFonts w:ascii="Times New Roman" w:hAnsi="Times New Roman" w:cs="Times New Roman"/>
+          <w:color w:val="000000" w:themeColor="text1"/>
+          <w:sz w:val="28"/>
+          <w:szCs w:val="28"/>
+          <w:lang w:val="en-US"/>
+        </w:rPr>
+      </w:pPr>
+      <w:r>
+        <w:rPr>
+          <w:rFonts w:ascii="Times New Roman" w:hAnsi="Times New Roman" w:cs="Times New Roman"/>
+          <w:color w:val="000000" w:themeColor="text1"/>
+          <w:sz w:val="28"/>
+          <w:szCs w:val="28"/>
+        </w:rPr>
+        <w:t xml:space="preserve">Таким образом обновлённый алгоритм обладает только одним классом </w:t>
+      </w:r>
+      <w:r>
+        <w:rPr>
+          <w:rFonts w:ascii="Times New Roman" w:hAnsi="Times New Roman" w:cs="Times New Roman"/>
+          <w:color w:val="000000" w:themeColor="text1"/>
+          <w:sz w:val="28"/>
+          <w:szCs w:val="28"/>
+          <w:lang w:val="en-US"/>
+        </w:rPr>
+        <w:t>Robot</w:t>
+      </w:r>
+      <w:r>
+        <w:rPr>
+          <w:rFonts w:ascii="Times New Roman" w:hAnsi="Times New Roman" w:cs="Times New Roman"/>
+          <w:color w:val="000000" w:themeColor="text1"/>
+          <w:sz w:val="28"/>
+          <w:szCs w:val="28"/>
+        </w:rPr>
+        <w:t>, который обладает следующими методами</w:t>
+      </w:r>
+      <w:r>
+        <w:rPr>
+          <w:rFonts w:ascii="Times New Roman" w:hAnsi="Times New Roman" w:cs="Times New Roman"/>
+          <w:color w:val="000000" w:themeColor="text1"/>
+          <w:sz w:val="28"/>
+          <w:szCs w:val="28"/>
+        </w:rPr>
+        <w:t>:</w:t>
+      </w:r>
+    </w:p>
+    <w:p>
+      <w:pPr>
+        <w:pStyle w:val="aff"/>
+        <w:numPr>
+          <w:ilvl w:val="0"/>
+          <w:numId w:val="31"/>
+        </w:numPr>
+        <w:spacing w:line="360" w:lineRule="auto"/>
+        <w:jc w:val="both"/>
+        <w:rPr>
+          <w:rFonts w:ascii="Times New Roman" w:hAnsi="Times New Roman" w:cs="Times New Roman"/>
+          <w:color w:val="000000" w:themeColor="text1"/>
+          <w:sz w:val="28"/>
+          <w:szCs w:val="28"/>
+          <w:lang w:val="en-US"/>
+        </w:rPr>
+      </w:pPr>
+      <w:r>
+        <w:rPr>
+          <w:rFonts w:ascii="Times New Roman" w:hAnsi="Times New Roman" w:cs="Times New Roman"/>
+          <w:color w:val="000000" w:themeColor="text1"/>
+          <w:sz w:val="28"/>
+          <w:szCs w:val="28"/>
+          <w:lang w:val="en-US"/>
+        </w:rPr>
+        <w:t>__</w:t>
+      </w:r>
+      <w:proofErr w:type="spellStart"/>
+      <w:r>
+        <w:rPr>
+          <w:rFonts w:ascii="Times New Roman" w:hAnsi="Times New Roman" w:cs="Times New Roman"/>
+          <w:color w:val="000000" w:themeColor="text1"/>
+          <w:sz w:val="28"/>
+          <w:szCs w:val="28"/>
+          <w:lang w:val="en-US"/>
+        </w:rPr>
+        <w:t>init</w:t>
+      </w:r>
+      <w:proofErr w:type="spellEnd"/>
+      <w:r>
+        <w:rPr>
+          <w:rFonts w:ascii="Times New Roman" w:hAnsi="Times New Roman" w:cs="Times New Roman"/>
+          <w:color w:val="000000" w:themeColor="text1"/>
+          <w:sz w:val="28"/>
+          <w:szCs w:val="28"/>
+          <w:lang w:val="en-US"/>
+        </w:rPr>
+        <w:t>_</w:t>
+      </w:r>
+      <w:proofErr w:type="gramStart"/>
+      <w:r>
+        <w:rPr>
+          <w:rFonts w:ascii="Times New Roman" w:hAnsi="Times New Roman" w:cs="Times New Roman"/>
+          <w:color w:val="000000" w:themeColor="text1"/>
+          <w:sz w:val="28"/>
+          <w:szCs w:val="28"/>
+          <w:lang w:val="en-US"/>
+        </w:rPr>
+        <w:t>_(</w:t>
+      </w:r>
+      <w:proofErr w:type="gramEnd"/>
+      <w:r>
+        <w:rPr>
+          <w:rFonts w:ascii="Times New Roman" w:hAnsi="Times New Roman" w:cs="Times New Roman"/>
+          <w:color w:val="000000" w:themeColor="text1"/>
+          <w:sz w:val="28"/>
+          <w:szCs w:val="28"/>
+          <w:lang w:val="en-US"/>
+        </w:rPr>
+        <w:t xml:space="preserve">self, IP, </w:t>
+      </w:r>
+      <w:proofErr w:type="spellStart"/>
+      <w:r>
+        <w:rPr>
+          <w:rFonts w:ascii="Times New Roman" w:hAnsi="Times New Roman" w:cs="Times New Roman"/>
+          <w:color w:val="000000" w:themeColor="text1"/>
+          <w:sz w:val="28"/>
+          <w:szCs w:val="28"/>
+          <w:lang w:val="en-US"/>
+        </w:rPr>
+        <w:t>is_master</w:t>
+      </w:r>
+      <w:proofErr w:type="spellEnd"/>
+      <w:r>
+        <w:rPr>
+          <w:rFonts w:ascii="Times New Roman" w:hAnsi="Times New Roman" w:cs="Times New Roman"/>
+          <w:color w:val="000000" w:themeColor="text1"/>
+          <w:sz w:val="28"/>
+          <w:szCs w:val="28"/>
+          <w:lang w:val="en-US"/>
+        </w:rPr>
+        <w:t xml:space="preserve">, logger, auto, lock, </w:t>
+      </w:r>
+      <w:proofErr w:type="spellStart"/>
+      <w:r>
+        <w:rPr>
+          <w:rFonts w:ascii="Times New Roman" w:hAnsi="Times New Roman" w:cs="Times New Roman"/>
+          <w:color w:val="000000" w:themeColor="text1"/>
+          <w:sz w:val="28"/>
+          <w:szCs w:val="28"/>
+          <w:lang w:val="en-US"/>
+        </w:rPr>
+        <w:t>shared_path</w:t>
+      </w:r>
+      <w:proofErr w:type="spellEnd"/>
+      <w:r>
+        <w:rPr>
+          <w:rFonts w:ascii="Times New Roman" w:hAnsi="Times New Roman" w:cs="Times New Roman"/>
+          <w:color w:val="000000" w:themeColor="text1"/>
+          <w:sz w:val="28"/>
+          <w:szCs w:val="28"/>
+          <w:lang w:val="en-US"/>
+        </w:rPr>
+        <w:t xml:space="preserve">, heartbeat, </w:t>
+      </w:r>
+      <w:proofErr w:type="spellStart"/>
+      <w:r>
+        <w:rPr>
+          <w:rFonts w:ascii="Times New Roman" w:hAnsi="Times New Roman" w:cs="Times New Roman"/>
+          <w:color w:val="000000" w:themeColor="text1"/>
+          <w:sz w:val="28"/>
+          <w:szCs w:val="28"/>
+          <w:lang w:val="en-US"/>
+        </w:rPr>
+        <w:t>slave_IP</w:t>
+      </w:r>
+      <w:proofErr w:type="spellEnd"/>
+      <w:r>
+        <w:rPr>
+          <w:rFonts w:ascii="Times New Roman" w:hAnsi="Times New Roman" w:cs="Times New Roman"/>
+          <w:color w:val="000000" w:themeColor="text1"/>
+          <w:sz w:val="28"/>
+          <w:szCs w:val="28"/>
+          <w:lang w:val="en-US"/>
+        </w:rPr>
+        <w:t>=None)</w:t>
+      </w:r>
+      <w:r>
+        <w:rPr>
+          <w:rFonts w:ascii="Times New Roman" w:hAnsi="Times New Roman" w:cs="Times New Roman"/>
+          <w:color w:val="000000" w:themeColor="text1"/>
+          <w:sz w:val="28"/>
+          <w:szCs w:val="28"/>
+          <w:lang w:val="en-US"/>
+        </w:rPr>
+        <w:t xml:space="preserve"> – </w:t>
+      </w:r>
+      <w:r>
+        <w:rPr>
+          <w:rFonts w:ascii="Times New Roman" w:hAnsi="Times New Roman" w:cs="Times New Roman"/>
+          <w:color w:val="000000" w:themeColor="text1"/>
+          <w:sz w:val="28"/>
+          <w:szCs w:val="28"/>
+        </w:rPr>
+        <w:t>конструктор</w:t>
+      </w:r>
+      <w:r>
+        <w:rPr>
+          <w:rFonts w:ascii="Times New Roman" w:hAnsi="Times New Roman" w:cs="Times New Roman"/>
+          <w:color w:val="000000" w:themeColor="text1"/>
+          <w:sz w:val="28"/>
+          <w:szCs w:val="28"/>
+          <w:lang w:val="en-US"/>
+        </w:rPr>
+        <w:t xml:space="preserve"> </w:t>
+      </w:r>
+      <w:r>
+        <w:rPr>
+          <w:rFonts w:ascii="Times New Roman" w:hAnsi="Times New Roman" w:cs="Times New Roman"/>
+          <w:color w:val="000000" w:themeColor="text1"/>
+          <w:sz w:val="28"/>
+          <w:szCs w:val="28"/>
+        </w:rPr>
+        <w:t>класса</w:t>
+      </w:r>
+      <w:r>
+        <w:rPr>
+          <w:rFonts w:ascii="Times New Roman" w:hAnsi="Times New Roman" w:cs="Times New Roman"/>
+          <w:color w:val="000000" w:themeColor="text1"/>
+          <w:sz w:val="28"/>
+          <w:szCs w:val="28"/>
+          <w:lang w:val="en-US"/>
+        </w:rPr>
+        <w:t xml:space="preserve">, </w:t>
+      </w:r>
+      <w:r>
+        <w:rPr>
+          <w:rFonts w:ascii="Times New Roman" w:hAnsi="Times New Roman" w:cs="Times New Roman"/>
+          <w:color w:val="000000" w:themeColor="text1"/>
+          <w:sz w:val="28"/>
+          <w:szCs w:val="28"/>
+        </w:rPr>
+        <w:t>который</w:t>
+      </w:r>
+      <w:r>
+        <w:rPr>
+          <w:rFonts w:ascii="Times New Roman" w:hAnsi="Times New Roman" w:cs="Times New Roman"/>
+          <w:color w:val="000000" w:themeColor="text1"/>
+          <w:sz w:val="28"/>
+          <w:szCs w:val="28"/>
+          <w:lang w:val="en-US"/>
+        </w:rPr>
+        <w:t xml:space="preserve"> </w:t>
+      </w:r>
+      <w:r>
+        <w:rPr>
+          <w:rFonts w:ascii="Times New Roman" w:hAnsi="Times New Roman" w:cs="Times New Roman"/>
+          <w:color w:val="000000" w:themeColor="text1"/>
+          <w:sz w:val="28"/>
+          <w:szCs w:val="28"/>
+        </w:rPr>
+        <w:t>принимает</w:t>
+      </w:r>
+      <w:r>
+        <w:rPr>
+          <w:rFonts w:ascii="Times New Roman" w:hAnsi="Times New Roman" w:cs="Times New Roman"/>
+          <w:color w:val="000000" w:themeColor="text1"/>
+          <w:sz w:val="28"/>
+          <w:szCs w:val="28"/>
+          <w:lang w:val="en-US"/>
+        </w:rPr>
+        <w:t xml:space="preserve"> </w:t>
+      </w:r>
+      <w:r>
+        <w:rPr>
+          <w:rFonts w:ascii="Times New Roman" w:hAnsi="Times New Roman" w:cs="Times New Roman"/>
+          <w:color w:val="000000" w:themeColor="text1"/>
+          <w:sz w:val="28"/>
+          <w:szCs w:val="28"/>
+        </w:rPr>
+        <w:t>следующие</w:t>
+      </w:r>
+      <w:r>
+        <w:rPr>
+          <w:rFonts w:ascii="Times New Roman" w:hAnsi="Times New Roman" w:cs="Times New Roman"/>
+          <w:color w:val="000000" w:themeColor="text1"/>
+          <w:sz w:val="28"/>
+          <w:szCs w:val="28"/>
+          <w:lang w:val="en-US"/>
+        </w:rPr>
+        <w:t xml:space="preserve"> </w:t>
+      </w:r>
+      <w:r>
+        <w:rPr>
+          <w:rFonts w:ascii="Times New Roman" w:hAnsi="Times New Roman" w:cs="Times New Roman"/>
+          <w:color w:val="000000" w:themeColor="text1"/>
+          <w:sz w:val="28"/>
+          <w:szCs w:val="28"/>
+        </w:rPr>
+        <w:t>переменные</w:t>
+      </w:r>
+      <w:r>
+        <w:rPr>
+          <w:rFonts w:ascii="Times New Roman" w:hAnsi="Times New Roman" w:cs="Times New Roman"/>
+          <w:color w:val="000000" w:themeColor="text1"/>
+          <w:sz w:val="28"/>
+          <w:szCs w:val="28"/>
+          <w:lang w:val="en-US"/>
+        </w:rPr>
+        <w:t>:</w:t>
+      </w:r>
+    </w:p>
+    <w:p>
+      <w:pPr>
+        <w:pStyle w:val="aff"/>
+        <w:numPr>
+          <w:ilvl w:val="1"/>
+          <w:numId w:val="31"/>
+        </w:numPr>
+        <w:spacing w:line="360" w:lineRule="auto"/>
+        <w:jc w:val="both"/>
+        <w:rPr>
+          <w:rFonts w:ascii="Times New Roman" w:hAnsi="Times New Roman" w:cs="Times New Roman"/>
+          <w:color w:val="000000" w:themeColor="text1"/>
+          <w:sz w:val="28"/>
+          <w:szCs w:val="28"/>
+          <w:lang w:val="en-US"/>
+        </w:rPr>
+      </w:pPr>
+      <w:r>
+        <w:rPr>
+          <w:rFonts w:ascii="Times New Roman" w:hAnsi="Times New Roman" w:cs="Times New Roman"/>
+          <w:color w:val="000000" w:themeColor="text1"/>
+          <w:sz w:val="28"/>
+          <w:szCs w:val="28"/>
+          <w:lang w:val="en-US"/>
+        </w:rPr>
+        <w:t xml:space="preserve">IP </w:t>
+      </w:r>
+      <w:r>
+        <w:rPr>
+          <w:rFonts w:ascii="Times New Roman" w:hAnsi="Times New Roman" w:cs="Times New Roman"/>
+          <w:color w:val="000000" w:themeColor="text1"/>
+          <w:sz w:val="28"/>
+          <w:szCs w:val="28"/>
+        </w:rPr>
+        <w:t xml:space="preserve">– </w:t>
+      </w:r>
+      <w:proofErr w:type="spellStart"/>
+      <w:r>
+        <w:rPr>
+          <w:rFonts w:ascii="Times New Roman" w:hAnsi="Times New Roman" w:cs="Times New Roman"/>
+          <w:color w:val="000000" w:themeColor="text1"/>
+          <w:sz w:val="28"/>
+          <w:szCs w:val="28"/>
+        </w:rPr>
+        <w:t>адресс</w:t>
+      </w:r>
+      <w:proofErr w:type="spellEnd"/>
+      <w:r>
+        <w:rPr>
+          <w:rFonts w:ascii="Times New Roman" w:hAnsi="Times New Roman" w:cs="Times New Roman"/>
+          <w:color w:val="000000" w:themeColor="text1"/>
+          <w:sz w:val="28"/>
+          <w:szCs w:val="28"/>
+        </w:rPr>
+        <w:t xml:space="preserve"> робота-манипулятора</w:t>
+      </w:r>
+    </w:p>
+    <w:p>
+      <w:pPr>
+        <w:pStyle w:val="aff"/>
+        <w:numPr>
+          <w:ilvl w:val="1"/>
+          <w:numId w:val="31"/>
+        </w:numPr>
+        <w:spacing w:line="360" w:lineRule="auto"/>
+        <w:jc w:val="both"/>
+        <w:rPr>
+          <w:rFonts w:ascii="Times New Roman" w:hAnsi="Times New Roman" w:cs="Times New Roman"/>
+          <w:color w:val="000000" w:themeColor="text1"/>
+          <w:sz w:val="28"/>
+          <w:szCs w:val="28"/>
+        </w:rPr>
+      </w:pPr>
+      <w:r>
+        <w:rPr>
+          <w:rFonts w:ascii="Times New Roman" w:hAnsi="Times New Roman" w:cs="Times New Roman"/>
+          <w:color w:val="000000" w:themeColor="text1"/>
+          <w:sz w:val="28"/>
+          <w:szCs w:val="28"/>
+          <w:lang w:val="en-US"/>
+        </w:rPr>
+        <w:t>Is</w:t>
+      </w:r>
+      <w:r>
+        <w:rPr>
+          <w:rFonts w:ascii="Times New Roman" w:hAnsi="Times New Roman" w:cs="Times New Roman"/>
+          <w:color w:val="000000" w:themeColor="text1"/>
+          <w:sz w:val="28"/>
+          <w:szCs w:val="28"/>
+        </w:rPr>
+        <w:t>_</w:t>
+      </w:r>
+      <w:r>
+        <w:rPr>
+          <w:rFonts w:ascii="Times New Roman" w:hAnsi="Times New Roman" w:cs="Times New Roman"/>
+          <w:color w:val="000000" w:themeColor="text1"/>
+          <w:sz w:val="28"/>
+          <w:szCs w:val="28"/>
+          <w:lang w:val="en-US"/>
+        </w:rPr>
+        <w:t>master</w:t>
+      </w:r>
+      <w:r>
+        <w:rPr>
+          <w:rFonts w:ascii="Times New Roman" w:hAnsi="Times New Roman" w:cs="Times New Roman"/>
+          <w:color w:val="000000" w:themeColor="text1"/>
+          <w:sz w:val="28"/>
+          <w:szCs w:val="28"/>
+        </w:rPr>
+        <w:t xml:space="preserve"> – </w:t>
+      </w:r>
+      <w:r>
+        <w:rPr>
+          <w:rFonts w:ascii="Times New Roman" w:hAnsi="Times New Roman" w:cs="Times New Roman"/>
+          <w:color w:val="000000" w:themeColor="text1"/>
+          <w:sz w:val="28"/>
+          <w:szCs w:val="28"/>
+        </w:rPr>
+        <w:t>флаг указывающий на роль робота манипулятора</w:t>
+      </w:r>
+    </w:p>
+    <w:p>
+      <w:pPr>
+        <w:pStyle w:val="aff"/>
+        <w:numPr>
+          <w:ilvl w:val="1"/>
+          <w:numId w:val="31"/>
+        </w:numPr>
+        <w:spacing w:line="360" w:lineRule="auto"/>
+        <w:jc w:val="both"/>
+        <w:rPr>
+          <w:rFonts w:ascii="Times New Roman" w:hAnsi="Times New Roman" w:cs="Times New Roman"/>
+          <w:color w:val="000000" w:themeColor="text1"/>
+          <w:sz w:val="28"/>
+          <w:szCs w:val="28"/>
+        </w:rPr>
+      </w:pPr>
+      <w:r>
+        <w:rPr>
+          <w:rFonts w:ascii="Times New Roman" w:hAnsi="Times New Roman" w:cs="Times New Roman"/>
+          <w:color w:val="000000" w:themeColor="text1"/>
+          <w:sz w:val="28"/>
+          <w:szCs w:val="28"/>
+          <w:lang w:val="en-US"/>
+        </w:rPr>
+        <w:t xml:space="preserve">Logger – </w:t>
+      </w:r>
+      <w:r>
+        <w:rPr>
+          <w:rFonts w:ascii="Times New Roman" w:hAnsi="Times New Roman" w:cs="Times New Roman"/>
+          <w:color w:val="000000" w:themeColor="text1"/>
+          <w:sz w:val="28"/>
+          <w:szCs w:val="28"/>
+        </w:rPr>
+        <w:t>логгер (см. раздел 6.4)</w:t>
+      </w:r>
+    </w:p>
+    <w:p>
+      <w:pPr>
+        <w:pStyle w:val="aff"/>
+        <w:numPr>
+          <w:ilvl w:val="1"/>
+          <w:numId w:val="31"/>
+        </w:numPr>
+        <w:spacing w:line="360" w:lineRule="auto"/>
+        <w:jc w:val="both"/>
+        <w:rPr>
+          <w:rFonts w:ascii="Times New Roman" w:hAnsi="Times New Roman" w:cs="Times New Roman"/>
+          <w:color w:val="000000" w:themeColor="text1"/>
+          <w:sz w:val="28"/>
+          <w:szCs w:val="28"/>
+        </w:rPr>
+      </w:pPr>
+      <w:r>
+        <w:rPr>
+          <w:rFonts w:ascii="Times New Roman" w:hAnsi="Times New Roman" w:cs="Times New Roman"/>
+          <w:color w:val="000000" w:themeColor="text1"/>
+          <w:sz w:val="28"/>
+          <w:szCs w:val="28"/>
+          <w:lang w:val="en-US"/>
+        </w:rPr>
+        <w:t>Auto</w:t>
+      </w:r>
+      <w:r>
+        <w:rPr>
+          <w:rFonts w:ascii="Times New Roman" w:hAnsi="Times New Roman" w:cs="Times New Roman"/>
+          <w:color w:val="000000" w:themeColor="text1"/>
+          <w:sz w:val="28"/>
+          <w:szCs w:val="28"/>
+        </w:rPr>
+        <w:t xml:space="preserve"> – </w:t>
+      </w:r>
+      <w:r>
+        <w:rPr>
+          <w:rFonts w:ascii="Times New Roman" w:hAnsi="Times New Roman" w:cs="Times New Roman"/>
+          <w:color w:val="000000" w:themeColor="text1"/>
+          <w:sz w:val="28"/>
+          <w:szCs w:val="28"/>
+        </w:rPr>
+        <w:t>флаг синхронного режима перемещения (см. раздел 4.1)</w:t>
+      </w:r>
+    </w:p>
+    <w:p>
+      <w:pPr>
+        <w:pStyle w:val="aff"/>
+        <w:numPr>
+          <w:ilvl w:val="1"/>
+          <w:numId w:val="31"/>
+        </w:numPr>
+        <w:spacing w:line="360" w:lineRule="auto"/>
+        <w:jc w:val="both"/>
+        <w:rPr>
+          <w:rFonts w:ascii="Times New Roman" w:hAnsi="Times New Roman" w:cs="Times New Roman"/>
+          <w:color w:val="000000" w:themeColor="text1"/>
+          <w:sz w:val="28"/>
+          <w:szCs w:val="28"/>
+        </w:rPr>
+      </w:pPr>
+      <w:r>
+        <w:rPr>
+          <w:rFonts w:ascii="Times New Roman" w:hAnsi="Times New Roman" w:cs="Times New Roman"/>
+          <w:color w:val="000000" w:themeColor="text1"/>
+          <w:sz w:val="28"/>
+          <w:szCs w:val="28"/>
+          <w:lang w:val="en-US"/>
+        </w:rPr>
+        <w:t>Shared</w:t>
+      </w:r>
+      <w:r>
+        <w:rPr>
+          <w:rFonts w:ascii="Times New Roman" w:hAnsi="Times New Roman" w:cs="Times New Roman"/>
+          <w:color w:val="000000" w:themeColor="text1"/>
+          <w:sz w:val="28"/>
+          <w:szCs w:val="28"/>
+        </w:rPr>
+        <w:t>_</w:t>
+      </w:r>
+      <w:r>
+        <w:rPr>
+          <w:rFonts w:ascii="Times New Roman" w:hAnsi="Times New Roman" w:cs="Times New Roman"/>
+          <w:color w:val="000000" w:themeColor="text1"/>
+          <w:sz w:val="28"/>
+          <w:szCs w:val="28"/>
+          <w:lang w:val="en-US"/>
+        </w:rPr>
+        <w:t>path</w:t>
+      </w:r>
+      <w:r>
+        <w:rPr>
+          <w:rFonts w:ascii="Times New Roman" w:hAnsi="Times New Roman" w:cs="Times New Roman"/>
+          <w:color w:val="000000" w:themeColor="text1"/>
+          <w:sz w:val="28"/>
+          <w:szCs w:val="28"/>
+        </w:rPr>
+        <w:t xml:space="preserve"> – </w:t>
+      </w:r>
+      <w:r>
+        <w:rPr>
+          <w:rFonts w:ascii="Times New Roman" w:hAnsi="Times New Roman" w:cs="Times New Roman"/>
+          <w:color w:val="000000" w:themeColor="text1"/>
+          <w:sz w:val="28"/>
+          <w:szCs w:val="28"/>
+        </w:rPr>
+        <w:t>массив</w:t>
+      </w:r>
+      <w:r>
+        <w:rPr>
+          <w:rFonts w:ascii="Times New Roman" w:hAnsi="Times New Roman" w:cs="Times New Roman"/>
+          <w:color w:val="000000" w:themeColor="text1"/>
+          <w:sz w:val="28"/>
+          <w:szCs w:val="28"/>
+        </w:rPr>
+        <w:t xml:space="preserve"> </w:t>
+      </w:r>
+      <w:r>
+        <w:rPr>
+          <w:rFonts w:ascii="Times New Roman" w:hAnsi="Times New Roman" w:cs="Times New Roman"/>
+          <w:color w:val="000000" w:themeColor="text1"/>
+          <w:sz w:val="28"/>
+          <w:szCs w:val="28"/>
+        </w:rPr>
+        <w:t>для</w:t>
+      </w:r>
+      <w:r>
+        <w:rPr>
+          <w:rFonts w:ascii="Times New Roman" w:hAnsi="Times New Roman" w:cs="Times New Roman"/>
+          <w:color w:val="000000" w:themeColor="text1"/>
+          <w:sz w:val="28"/>
+          <w:szCs w:val="28"/>
+        </w:rPr>
+        <w:t xml:space="preserve"> </w:t>
+      </w:r>
+      <w:r>
+        <w:rPr>
+          <w:rFonts w:ascii="Times New Roman" w:hAnsi="Times New Roman" w:cs="Times New Roman"/>
+          <w:color w:val="000000" w:themeColor="text1"/>
+          <w:sz w:val="28"/>
+          <w:szCs w:val="28"/>
+        </w:rPr>
+        <w:t>записи траектории робота (см. раздел 4.2)</w:t>
+      </w:r>
+    </w:p>
+    <w:p>
+      <w:pPr>
+        <w:pStyle w:val="aff"/>
+        <w:numPr>
+          <w:ilvl w:val="1"/>
+          <w:numId w:val="31"/>
+        </w:numPr>
+        <w:spacing w:line="360" w:lineRule="auto"/>
+        <w:jc w:val="both"/>
+        <w:rPr>
+          <w:rFonts w:ascii="Times New Roman" w:hAnsi="Times New Roman" w:cs="Times New Roman"/>
+          <w:color w:val="000000" w:themeColor="text1"/>
+          <w:sz w:val="28"/>
+          <w:szCs w:val="28"/>
+        </w:rPr>
+      </w:pPr>
+      <w:r>
+        <w:rPr>
+          <w:rFonts w:ascii="Times New Roman" w:hAnsi="Times New Roman" w:cs="Times New Roman"/>
+          <w:color w:val="000000" w:themeColor="text1"/>
+          <w:sz w:val="28"/>
+          <w:szCs w:val="28"/>
+          <w:lang w:val="en-US"/>
+        </w:rPr>
+        <w:t>Heartbeat</w:t>
+      </w:r>
+      <w:r>
+        <w:rPr>
+          <w:rFonts w:ascii="Times New Roman" w:hAnsi="Times New Roman" w:cs="Times New Roman"/>
+          <w:color w:val="000000" w:themeColor="text1"/>
+          <w:sz w:val="28"/>
+          <w:szCs w:val="28"/>
+        </w:rPr>
+        <w:t xml:space="preserve"> </w:t>
+      </w:r>
+      <w:r>
+        <w:rPr>
+          <w:rFonts w:ascii="Times New Roman" w:hAnsi="Times New Roman" w:cs="Times New Roman"/>
+          <w:color w:val="000000" w:themeColor="text1"/>
+          <w:sz w:val="28"/>
+          <w:szCs w:val="28"/>
+        </w:rPr>
+        <w:t>– очередь для записи состояния процесса (см. раздел 6.5)</w:t>
+      </w:r>
+    </w:p>
+    <w:p>
+      <w:pPr>
+        <w:pStyle w:val="aff"/>
+        <w:numPr>
+          <w:ilvl w:val="1"/>
+          <w:numId w:val="31"/>
+        </w:numPr>
+        <w:spacing w:line="360" w:lineRule="auto"/>
+        <w:jc w:val="both"/>
+        <w:rPr>
+          <w:rFonts w:ascii="Times New Roman" w:hAnsi="Times New Roman" w:cs="Times New Roman"/>
+          <w:color w:val="000000" w:themeColor="text1"/>
+          <w:sz w:val="28"/>
+          <w:szCs w:val="28"/>
+        </w:rPr>
+      </w:pPr>
+      <w:r>
+        <w:rPr>
+          <w:rFonts w:ascii="Times New Roman" w:hAnsi="Times New Roman" w:cs="Times New Roman"/>
+          <w:color w:val="000000" w:themeColor="text1"/>
+          <w:sz w:val="28"/>
+          <w:szCs w:val="28"/>
+          <w:lang w:val="en-US"/>
+        </w:rPr>
+        <w:t>Slave</w:t>
+      </w:r>
+      <w:r>
+        <w:rPr>
+          <w:rFonts w:ascii="Times New Roman" w:hAnsi="Times New Roman" w:cs="Times New Roman"/>
+          <w:color w:val="000000" w:themeColor="text1"/>
+          <w:sz w:val="28"/>
+          <w:szCs w:val="28"/>
+        </w:rPr>
+        <w:t>_</w:t>
+      </w:r>
+      <w:r>
+        <w:rPr>
+          <w:rFonts w:ascii="Times New Roman" w:hAnsi="Times New Roman" w:cs="Times New Roman"/>
+          <w:color w:val="000000" w:themeColor="text1"/>
+          <w:sz w:val="28"/>
+          <w:szCs w:val="28"/>
+          <w:lang w:val="en-US"/>
+        </w:rPr>
+        <w:t>IP</w:t>
+      </w:r>
+      <w:r>
+        <w:rPr>
+          <w:rFonts w:ascii="Times New Roman" w:hAnsi="Times New Roman" w:cs="Times New Roman"/>
+          <w:color w:val="000000" w:themeColor="text1"/>
+          <w:sz w:val="28"/>
+          <w:szCs w:val="28"/>
+        </w:rPr>
+        <w:t xml:space="preserve"> – </w:t>
+      </w:r>
+      <w:r>
+        <w:rPr>
+          <w:rFonts w:ascii="Times New Roman" w:hAnsi="Times New Roman" w:cs="Times New Roman"/>
+          <w:color w:val="000000" w:themeColor="text1"/>
+          <w:sz w:val="28"/>
+          <w:szCs w:val="28"/>
+        </w:rPr>
+        <w:t xml:space="preserve">адрес </w:t>
+      </w:r>
+      <w:proofErr w:type="spellStart"/>
+      <w:r>
+        <w:rPr>
+          <w:rFonts w:ascii="Times New Roman" w:hAnsi="Times New Roman" w:cs="Times New Roman"/>
+          <w:color w:val="000000" w:themeColor="text1"/>
+          <w:sz w:val="28"/>
+          <w:szCs w:val="28"/>
+        </w:rPr>
+        <w:t>слейва</w:t>
+      </w:r>
+      <w:proofErr w:type="spellEnd"/>
+      <w:r>
+        <w:rPr>
+          <w:rFonts w:ascii="Times New Roman" w:hAnsi="Times New Roman" w:cs="Times New Roman"/>
+          <w:color w:val="000000" w:themeColor="text1"/>
+          <w:sz w:val="28"/>
+          <w:szCs w:val="28"/>
+        </w:rPr>
+        <w:t>, нужен только для мастера</w:t>
+      </w:r>
+    </w:p>
+    <w:p>
+      <w:pPr>
+        <w:pStyle w:val="aff"/>
+        <w:numPr>
+          <w:ilvl w:val="0"/>
+          <w:numId w:val="31"/>
+        </w:numPr>
+        <w:spacing w:line="360" w:lineRule="auto"/>
+        <w:jc w:val="both"/>
+        <w:rPr>
+          <w:rFonts w:ascii="Times New Roman" w:hAnsi="Times New Roman" w:cs="Times New Roman"/>
+          <w:color w:val="000000" w:themeColor="text1"/>
+          <w:sz w:val="28"/>
+          <w:szCs w:val="28"/>
+        </w:rPr>
+      </w:pPr>
+      <w:r>
+        <w:rPr>
+          <w:rFonts w:ascii="Times New Roman" w:hAnsi="Times New Roman" w:cs="Times New Roman"/>
+          <w:color w:val="000000" w:themeColor="text1"/>
+          <w:sz w:val="28"/>
+          <w:szCs w:val="28"/>
+          <w:lang w:val="en-US"/>
+        </w:rPr>
+        <w:t>Init</w:t>
+      </w:r>
+      <w:r>
+        <w:rPr>
+          <w:rFonts w:ascii="Times New Roman" w:hAnsi="Times New Roman" w:cs="Times New Roman"/>
+          <w:color w:val="000000" w:themeColor="text1"/>
+          <w:sz w:val="28"/>
+          <w:szCs w:val="28"/>
+        </w:rPr>
+        <w:t>_</w:t>
+      </w:r>
+      <w:r>
+        <w:rPr>
+          <w:rFonts w:ascii="Times New Roman" w:hAnsi="Times New Roman" w:cs="Times New Roman"/>
+          <w:color w:val="000000" w:themeColor="text1"/>
+          <w:sz w:val="28"/>
+          <w:szCs w:val="28"/>
+          <w:lang w:val="en-US"/>
+        </w:rPr>
+        <w:t>robot</w:t>
+      </w:r>
+      <w:r>
+        <w:rPr>
+          <w:rFonts w:ascii="Times New Roman" w:hAnsi="Times New Roman" w:cs="Times New Roman"/>
+          <w:color w:val="000000" w:themeColor="text1"/>
+          <w:sz w:val="28"/>
+          <w:szCs w:val="28"/>
+        </w:rPr>
+        <w:t>(</w:t>
+      </w:r>
+      <w:r>
+        <w:rPr>
+          <w:rFonts w:ascii="Times New Roman" w:hAnsi="Times New Roman" w:cs="Times New Roman"/>
+          <w:color w:val="000000" w:themeColor="text1"/>
+          <w:sz w:val="28"/>
+          <w:szCs w:val="28"/>
+          <w:lang w:val="en-US"/>
+        </w:rPr>
+        <w:t>self</w:t>
+      </w:r>
+      <w:r>
+        <w:rPr>
+          <w:rFonts w:ascii="Times New Roman" w:hAnsi="Times New Roman" w:cs="Times New Roman"/>
+          <w:color w:val="000000" w:themeColor="text1"/>
+          <w:sz w:val="28"/>
+          <w:szCs w:val="28"/>
+        </w:rPr>
+        <w:t xml:space="preserve">) – </w:t>
+      </w:r>
+      <w:r>
+        <w:rPr>
+          <w:rFonts w:ascii="Times New Roman" w:hAnsi="Times New Roman" w:cs="Times New Roman"/>
+          <w:color w:val="000000" w:themeColor="text1"/>
+          <w:sz w:val="28"/>
+          <w:szCs w:val="28"/>
+        </w:rPr>
+        <w:t>инициализирует подключение к роботам-манипуляторам</w:t>
+      </w:r>
+    </w:p>
+    <w:p>
+      <w:pPr>
+        <w:pStyle w:val="aff"/>
+        <w:numPr>
+          <w:ilvl w:val="0"/>
+          <w:numId w:val="31"/>
+        </w:numPr>
+        <w:spacing w:line="360" w:lineRule="auto"/>
+        <w:jc w:val="both"/>
+        <w:rPr>
+          <w:rFonts w:ascii="Times New Roman" w:hAnsi="Times New Roman" w:cs="Times New Roman"/>
+          <w:color w:val="000000" w:themeColor="text1"/>
+          <w:sz w:val="28"/>
+          <w:szCs w:val="28"/>
+        </w:rPr>
+      </w:pPr>
+      <w:r>
+        <w:rPr>
+          <w:rFonts w:ascii="Times New Roman" w:hAnsi="Times New Roman" w:cs="Times New Roman"/>
+          <w:color w:val="000000" w:themeColor="text1"/>
+          <w:sz w:val="28"/>
+          <w:szCs w:val="28"/>
+          <w:lang w:val="en-US"/>
+        </w:rPr>
+        <w:t>Init</w:t>
+      </w:r>
+      <w:r>
+        <w:rPr>
+          <w:rFonts w:ascii="Times New Roman" w:hAnsi="Times New Roman" w:cs="Times New Roman"/>
+          <w:color w:val="000000" w:themeColor="text1"/>
+          <w:sz w:val="28"/>
+          <w:szCs w:val="28"/>
+        </w:rPr>
+        <w:t>_</w:t>
+      </w:r>
+      <w:r>
+        <w:rPr>
+          <w:rFonts w:ascii="Times New Roman" w:hAnsi="Times New Roman" w:cs="Times New Roman"/>
+          <w:color w:val="000000" w:themeColor="text1"/>
+          <w:sz w:val="28"/>
+          <w:szCs w:val="28"/>
+          <w:lang w:val="en-US"/>
+        </w:rPr>
+        <w:t>joystick</w:t>
+      </w:r>
+      <w:r>
+        <w:rPr>
+          <w:rFonts w:ascii="Times New Roman" w:hAnsi="Times New Roman" w:cs="Times New Roman"/>
+          <w:color w:val="000000" w:themeColor="text1"/>
+          <w:sz w:val="28"/>
+          <w:szCs w:val="28"/>
+        </w:rPr>
+        <w:t>(</w:t>
+      </w:r>
+      <w:r>
+        <w:rPr>
+          <w:rFonts w:ascii="Times New Roman" w:hAnsi="Times New Roman" w:cs="Times New Roman"/>
+          <w:color w:val="000000" w:themeColor="text1"/>
+          <w:sz w:val="28"/>
+          <w:szCs w:val="28"/>
+          <w:lang w:val="en-US"/>
+        </w:rPr>
+        <w:t>self</w:t>
+      </w:r>
+      <w:r>
+        <w:rPr>
+          <w:rFonts w:ascii="Times New Roman" w:hAnsi="Times New Roman" w:cs="Times New Roman"/>
+          <w:color w:val="000000" w:themeColor="text1"/>
+          <w:sz w:val="28"/>
+          <w:szCs w:val="28"/>
+        </w:rPr>
+        <w:t xml:space="preserve">) – </w:t>
+      </w:r>
+      <w:r>
+        <w:rPr>
+          <w:rFonts w:ascii="Times New Roman" w:hAnsi="Times New Roman" w:cs="Times New Roman"/>
+          <w:color w:val="000000" w:themeColor="text1"/>
+          <w:sz w:val="28"/>
+          <w:szCs w:val="28"/>
+        </w:rPr>
+        <w:t>инициализирует подключение к джойстикам</w:t>
+      </w:r>
+    </w:p>
+    <w:p>
+      <w:pPr>
+        <w:pStyle w:val="aff"/>
+        <w:numPr>
+          <w:ilvl w:val="0"/>
+          <w:numId w:val="31"/>
+        </w:numPr>
+        <w:spacing w:line="360" w:lineRule="auto"/>
+        <w:jc w:val="both"/>
+        <w:rPr>
+          <w:rFonts w:ascii="Times New Roman" w:hAnsi="Times New Roman" w:cs="Times New Roman"/>
+          <w:color w:val="000000" w:themeColor="text1"/>
+          <w:sz w:val="28"/>
+          <w:szCs w:val="28"/>
+        </w:rPr>
+      </w:pPr>
+      <w:r>
+        <w:rPr>
+          <w:rFonts w:ascii="Times New Roman" w:hAnsi="Times New Roman" w:cs="Times New Roman"/>
+          <w:color w:val="000000" w:themeColor="text1"/>
+          <w:sz w:val="28"/>
+          <w:szCs w:val="28"/>
+          <w:lang w:val="en-US"/>
+        </w:rPr>
+        <w:t>set</w:t>
+      </w:r>
+      <w:r>
+        <w:rPr>
+          <w:rFonts w:ascii="Times New Roman" w:hAnsi="Times New Roman" w:cs="Times New Roman"/>
+          <w:color w:val="000000" w:themeColor="text1"/>
+          <w:sz w:val="28"/>
+          <w:szCs w:val="28"/>
+        </w:rPr>
+        <w:t>_</w:t>
+      </w:r>
+      <w:r>
+        <w:rPr>
+          <w:rFonts w:ascii="Times New Roman" w:hAnsi="Times New Roman" w:cs="Times New Roman"/>
+          <w:color w:val="000000" w:themeColor="text1"/>
+          <w:sz w:val="28"/>
+          <w:szCs w:val="28"/>
+          <w:lang w:val="en-US"/>
+        </w:rPr>
+        <w:t>robot</w:t>
+      </w:r>
+      <w:r>
+        <w:rPr>
+          <w:rFonts w:ascii="Times New Roman" w:hAnsi="Times New Roman" w:cs="Times New Roman"/>
+          <w:color w:val="000000" w:themeColor="text1"/>
+          <w:sz w:val="28"/>
+          <w:szCs w:val="28"/>
+        </w:rPr>
+        <w:t>_</w:t>
+      </w:r>
+      <w:proofErr w:type="gramStart"/>
+      <w:r>
+        <w:rPr>
+          <w:rFonts w:ascii="Times New Roman" w:hAnsi="Times New Roman" w:cs="Times New Roman"/>
+          <w:color w:val="000000" w:themeColor="text1"/>
+          <w:sz w:val="28"/>
+          <w:szCs w:val="28"/>
+          <w:lang w:val="en-US"/>
+        </w:rPr>
+        <w:t>settings</w:t>
+      </w:r>
+      <w:r>
+        <w:rPr>
+          <w:rFonts w:ascii="Times New Roman" w:hAnsi="Times New Roman" w:cs="Times New Roman"/>
+          <w:color w:val="000000" w:themeColor="text1"/>
+          <w:sz w:val="28"/>
+          <w:szCs w:val="28"/>
+        </w:rPr>
+        <w:t>(</w:t>
+      </w:r>
+      <w:proofErr w:type="gramEnd"/>
+      <w:r>
+        <w:rPr>
+          <w:rFonts w:ascii="Times New Roman" w:hAnsi="Times New Roman" w:cs="Times New Roman"/>
+          <w:color w:val="000000" w:themeColor="text1"/>
+          <w:sz w:val="28"/>
+          <w:szCs w:val="28"/>
+          <w:lang w:val="en-US"/>
+        </w:rPr>
+        <w:t>self</w:t>
+      </w:r>
+      <w:r>
+        <w:rPr>
+          <w:rFonts w:ascii="Times New Roman" w:hAnsi="Times New Roman" w:cs="Times New Roman"/>
+          <w:color w:val="000000" w:themeColor="text1"/>
+          <w:sz w:val="28"/>
+          <w:szCs w:val="28"/>
+        </w:rPr>
+        <w:t xml:space="preserve">, </w:t>
+      </w:r>
+      <w:r>
+        <w:rPr>
+          <w:rFonts w:ascii="Times New Roman" w:hAnsi="Times New Roman" w:cs="Times New Roman"/>
+          <w:color w:val="000000" w:themeColor="text1"/>
+          <w:sz w:val="28"/>
+          <w:szCs w:val="28"/>
+          <w:lang w:val="en-US"/>
+        </w:rPr>
+        <w:t>linear</w:t>
+      </w:r>
+      <w:r>
+        <w:rPr>
+          <w:rFonts w:ascii="Times New Roman" w:hAnsi="Times New Roman" w:cs="Times New Roman"/>
+          <w:color w:val="000000" w:themeColor="text1"/>
+          <w:sz w:val="28"/>
+          <w:szCs w:val="28"/>
+        </w:rPr>
+        <w:t>_</w:t>
+      </w:r>
+      <w:r>
+        <w:rPr>
+          <w:rFonts w:ascii="Times New Roman" w:hAnsi="Times New Roman" w:cs="Times New Roman"/>
+          <w:color w:val="000000" w:themeColor="text1"/>
+          <w:sz w:val="28"/>
+          <w:szCs w:val="28"/>
+          <w:lang w:val="en-US"/>
+        </w:rPr>
+        <w:t>velocity</w:t>
+      </w:r>
+      <w:r>
+        <w:rPr>
+          <w:rFonts w:ascii="Times New Roman" w:hAnsi="Times New Roman" w:cs="Times New Roman"/>
+          <w:color w:val="000000" w:themeColor="text1"/>
+          <w:sz w:val="28"/>
+          <w:szCs w:val="28"/>
+        </w:rPr>
+        <w:t xml:space="preserve">=0.3, </w:t>
+      </w:r>
+      <w:r>
+        <w:rPr>
+          <w:rFonts w:ascii="Times New Roman" w:hAnsi="Times New Roman" w:cs="Times New Roman"/>
+          <w:color w:val="000000" w:themeColor="text1"/>
+          <w:sz w:val="28"/>
+          <w:szCs w:val="28"/>
+          <w:lang w:val="en-US"/>
+        </w:rPr>
+        <w:t>rotational</w:t>
+      </w:r>
+      <w:r>
+        <w:rPr>
+          <w:rFonts w:ascii="Times New Roman" w:hAnsi="Times New Roman" w:cs="Times New Roman"/>
+          <w:color w:val="000000" w:themeColor="text1"/>
+          <w:sz w:val="28"/>
+          <w:szCs w:val="28"/>
+        </w:rPr>
+        <w:t>_</w:t>
+      </w:r>
+      <w:r>
+        <w:rPr>
+          <w:rFonts w:ascii="Times New Roman" w:hAnsi="Times New Roman" w:cs="Times New Roman"/>
+          <w:color w:val="000000" w:themeColor="text1"/>
+          <w:sz w:val="28"/>
+          <w:szCs w:val="28"/>
+          <w:lang w:val="en-US"/>
+        </w:rPr>
+        <w:t>velocity</w:t>
+      </w:r>
+      <w:r>
+        <w:rPr>
+          <w:rFonts w:ascii="Times New Roman" w:hAnsi="Times New Roman" w:cs="Times New Roman"/>
+          <w:color w:val="000000" w:themeColor="text1"/>
+          <w:sz w:val="28"/>
+          <w:szCs w:val="28"/>
+        </w:rPr>
+        <w:t xml:space="preserve">=0.1, </w:t>
+      </w:r>
+      <w:r>
+        <w:rPr>
+          <w:rFonts w:ascii="Times New Roman" w:hAnsi="Times New Roman" w:cs="Times New Roman"/>
+          <w:color w:val="000000" w:themeColor="text1"/>
+          <w:sz w:val="28"/>
+          <w:szCs w:val="28"/>
+          <w:lang w:val="en-US"/>
+        </w:rPr>
+        <w:t>acceleration</w:t>
+      </w:r>
+      <w:r>
+        <w:rPr>
+          <w:rFonts w:ascii="Times New Roman" w:hAnsi="Times New Roman" w:cs="Times New Roman"/>
+          <w:color w:val="000000" w:themeColor="text1"/>
+          <w:sz w:val="28"/>
+          <w:szCs w:val="28"/>
+        </w:rPr>
+        <w:t>=0.1)</w:t>
+      </w:r>
+      <w:r>
+        <w:rPr>
+          <w:rFonts w:ascii="Times New Roman" w:hAnsi="Times New Roman" w:cs="Times New Roman"/>
+          <w:color w:val="000000" w:themeColor="text1"/>
+          <w:sz w:val="28"/>
+          <w:szCs w:val="28"/>
+        </w:rPr>
+        <w:t xml:space="preserve"> – </w:t>
+      </w:r>
+      <w:r>
+        <w:rPr>
+          <w:rFonts w:ascii="Times New Roman" w:hAnsi="Times New Roman" w:cs="Times New Roman"/>
+          <w:color w:val="000000" w:themeColor="text1"/>
+          <w:sz w:val="28"/>
+          <w:szCs w:val="28"/>
+        </w:rPr>
+        <w:t>устанавливает</w:t>
+      </w:r>
+      <w:r>
+        <w:rPr>
+          <w:rFonts w:ascii="Times New Roman" w:hAnsi="Times New Roman" w:cs="Times New Roman"/>
+          <w:color w:val="000000" w:themeColor="text1"/>
+          <w:sz w:val="28"/>
+          <w:szCs w:val="28"/>
+        </w:rPr>
+        <w:t xml:space="preserve"> </w:t>
+      </w:r>
+      <w:r>
+        <w:rPr>
+          <w:rFonts w:ascii="Times New Roman" w:hAnsi="Times New Roman" w:cs="Times New Roman"/>
+          <w:color w:val="000000" w:themeColor="text1"/>
+          <w:sz w:val="28"/>
+          <w:szCs w:val="28"/>
+        </w:rPr>
+        <w:t>следующие</w:t>
+      </w:r>
+      <w:r>
+        <w:rPr>
+          <w:rFonts w:ascii="Times New Roman" w:hAnsi="Times New Roman" w:cs="Times New Roman"/>
+          <w:color w:val="000000" w:themeColor="text1"/>
+          <w:sz w:val="28"/>
+          <w:szCs w:val="28"/>
+        </w:rPr>
+        <w:t xml:space="preserve"> </w:t>
+      </w:r>
+      <w:r>
+        <w:rPr>
+          <w:rFonts w:ascii="Times New Roman" w:hAnsi="Times New Roman" w:cs="Times New Roman"/>
+          <w:color w:val="000000" w:themeColor="text1"/>
+          <w:sz w:val="28"/>
+          <w:szCs w:val="28"/>
+        </w:rPr>
+        <w:t>настройки</w:t>
+      </w:r>
+      <w:r>
+        <w:rPr>
+          <w:rFonts w:ascii="Times New Roman" w:hAnsi="Times New Roman" w:cs="Times New Roman"/>
+          <w:color w:val="000000" w:themeColor="text1"/>
+          <w:sz w:val="28"/>
+          <w:szCs w:val="28"/>
+        </w:rPr>
+        <w:t xml:space="preserve"> </w:t>
+      </w:r>
+      <w:r>
+        <w:rPr>
+          <w:rFonts w:ascii="Times New Roman" w:hAnsi="Times New Roman" w:cs="Times New Roman"/>
+          <w:color w:val="000000" w:themeColor="text1"/>
+          <w:sz w:val="28"/>
+          <w:szCs w:val="28"/>
+        </w:rPr>
+        <w:t>робота</w:t>
+      </w:r>
+      <w:r>
+        <w:rPr>
+          <w:rFonts w:ascii="Times New Roman" w:hAnsi="Times New Roman" w:cs="Times New Roman"/>
+          <w:color w:val="000000" w:themeColor="text1"/>
+          <w:sz w:val="28"/>
+          <w:szCs w:val="28"/>
+        </w:rPr>
+        <w:t>-</w:t>
+      </w:r>
+      <w:r>
+        <w:rPr>
+          <w:rFonts w:ascii="Times New Roman" w:hAnsi="Times New Roman" w:cs="Times New Roman"/>
+          <w:color w:val="000000" w:themeColor="text1"/>
+          <w:sz w:val="28"/>
+          <w:szCs w:val="28"/>
+        </w:rPr>
+        <w:t>манипулятора</w:t>
+      </w:r>
+      <w:r>
+        <w:rPr>
+          <w:rFonts w:ascii="Times New Roman" w:hAnsi="Times New Roman" w:cs="Times New Roman"/>
+          <w:color w:val="000000" w:themeColor="text1"/>
+          <w:sz w:val="28"/>
+          <w:szCs w:val="28"/>
+        </w:rPr>
+        <w:t>:</w:t>
+      </w:r>
+    </w:p>
+    <w:p>
+      <w:pPr>
+        <w:pStyle w:val="aff"/>
+        <w:numPr>
+          <w:ilvl w:val="1"/>
+          <w:numId w:val="31"/>
+        </w:numPr>
+        <w:spacing w:line="360" w:lineRule="auto"/>
+        <w:jc w:val="both"/>
+        <w:rPr>
+          <w:rFonts w:ascii="Times New Roman" w:hAnsi="Times New Roman" w:cs="Times New Roman"/>
+          <w:color w:val="000000" w:themeColor="text1"/>
+          <w:sz w:val="28"/>
+          <w:szCs w:val="28"/>
+        </w:rPr>
+      </w:pPr>
+      <w:r>
+        <w:rPr>
+          <w:rFonts w:ascii="Times New Roman" w:hAnsi="Times New Roman" w:cs="Times New Roman"/>
+          <w:color w:val="000000" w:themeColor="text1"/>
+          <w:sz w:val="28"/>
+          <w:szCs w:val="28"/>
+          <w:lang w:val="en-US"/>
+        </w:rPr>
+        <w:t>linear</w:t>
+      </w:r>
+      <w:r>
+        <w:rPr>
+          <w:rFonts w:ascii="Times New Roman" w:hAnsi="Times New Roman" w:cs="Times New Roman"/>
+          <w:color w:val="000000" w:themeColor="text1"/>
+          <w:sz w:val="28"/>
+          <w:szCs w:val="28"/>
+        </w:rPr>
+        <w:t>_</w:t>
+      </w:r>
+      <w:r>
+        <w:rPr>
+          <w:rFonts w:ascii="Times New Roman" w:hAnsi="Times New Roman" w:cs="Times New Roman"/>
+          <w:color w:val="000000" w:themeColor="text1"/>
+          <w:sz w:val="28"/>
+          <w:szCs w:val="28"/>
+          <w:lang w:val="en-US"/>
+        </w:rPr>
+        <w:t>velocity</w:t>
+      </w:r>
+      <w:r>
+        <w:rPr>
+          <w:rFonts w:ascii="Times New Roman" w:hAnsi="Times New Roman" w:cs="Times New Roman"/>
+          <w:color w:val="000000" w:themeColor="text1"/>
+          <w:sz w:val="28"/>
+          <w:szCs w:val="28"/>
+        </w:rPr>
+        <w:t xml:space="preserve"> – </w:t>
+      </w:r>
+      <w:r>
+        <w:rPr>
+          <w:rFonts w:ascii="Times New Roman" w:hAnsi="Times New Roman" w:cs="Times New Roman"/>
+          <w:color w:val="000000" w:themeColor="text1"/>
+          <w:sz w:val="28"/>
+          <w:szCs w:val="28"/>
+        </w:rPr>
+        <w:t>скорость линейного перемещения в м/с</w:t>
+      </w:r>
+    </w:p>
+    <w:p>
+      <w:pPr>
+        <w:pStyle w:val="aff"/>
+        <w:numPr>
+          <w:ilvl w:val="1"/>
+          <w:numId w:val="31"/>
+        </w:numPr>
+        <w:spacing w:line="360" w:lineRule="auto"/>
+        <w:jc w:val="both"/>
+        <w:rPr>
+          <w:rFonts w:ascii="Times New Roman" w:hAnsi="Times New Roman" w:cs="Times New Roman"/>
+          <w:color w:val="000000" w:themeColor="text1"/>
+          <w:sz w:val="28"/>
+          <w:szCs w:val="28"/>
+        </w:rPr>
+      </w:pPr>
+      <w:r>
+        <w:rPr>
+          <w:rFonts w:ascii="Times New Roman" w:hAnsi="Times New Roman" w:cs="Times New Roman"/>
+          <w:color w:val="000000" w:themeColor="text1"/>
+          <w:sz w:val="28"/>
+          <w:szCs w:val="28"/>
+          <w:lang w:val="en-US"/>
+        </w:rPr>
+        <w:t>rotational</w:t>
+      </w:r>
+      <w:r>
+        <w:rPr>
+          <w:rFonts w:ascii="Times New Roman" w:hAnsi="Times New Roman" w:cs="Times New Roman"/>
+          <w:color w:val="000000" w:themeColor="text1"/>
+          <w:sz w:val="28"/>
+          <w:szCs w:val="28"/>
+        </w:rPr>
+        <w:t>_</w:t>
+      </w:r>
+      <w:r>
+        <w:rPr>
+          <w:rFonts w:ascii="Times New Roman" w:hAnsi="Times New Roman" w:cs="Times New Roman"/>
+          <w:color w:val="000000" w:themeColor="text1"/>
+          <w:sz w:val="28"/>
+          <w:szCs w:val="28"/>
+          <w:lang w:val="en-US"/>
+        </w:rPr>
+        <w:t>velocity</w:t>
+      </w:r>
+      <w:r>
+        <w:rPr>
+          <w:rFonts w:ascii="Times New Roman" w:hAnsi="Times New Roman" w:cs="Times New Roman"/>
+          <w:color w:val="000000" w:themeColor="text1"/>
+          <w:sz w:val="28"/>
+          <w:szCs w:val="28"/>
+        </w:rPr>
+        <w:t xml:space="preserve"> – </w:t>
+      </w:r>
+      <w:r>
+        <w:rPr>
+          <w:rFonts w:ascii="Times New Roman" w:hAnsi="Times New Roman" w:cs="Times New Roman"/>
+          <w:color w:val="000000" w:themeColor="text1"/>
+          <w:sz w:val="28"/>
+          <w:szCs w:val="28"/>
+        </w:rPr>
+        <w:t>скорость вращения в рад/с</w:t>
+      </w:r>
+    </w:p>
+    <w:p>
+      <w:pPr>
+        <w:pStyle w:val="aff"/>
+        <w:numPr>
+          <w:ilvl w:val="1"/>
+          <w:numId w:val="31"/>
+        </w:numPr>
+        <w:spacing w:line="360" w:lineRule="auto"/>
+        <w:jc w:val="both"/>
+        <w:rPr>
+          <w:rFonts w:ascii="Times New Roman" w:hAnsi="Times New Roman" w:cs="Times New Roman"/>
+          <w:color w:val="000000" w:themeColor="text1"/>
+          <w:sz w:val="28"/>
+          <w:szCs w:val="28"/>
+        </w:rPr>
+      </w:pPr>
+      <w:r>
+        <w:rPr>
+          <w:rFonts w:ascii="Times New Roman" w:hAnsi="Times New Roman" w:cs="Times New Roman"/>
+          <w:color w:val="000000" w:themeColor="text1"/>
+          <w:sz w:val="28"/>
+          <w:szCs w:val="28"/>
+          <w:lang w:val="en-US"/>
+        </w:rPr>
+        <w:t>acceleration</w:t>
+      </w:r>
+      <w:r>
+        <w:rPr>
+          <w:rFonts w:ascii="Times New Roman" w:hAnsi="Times New Roman" w:cs="Times New Roman"/>
+          <w:color w:val="000000" w:themeColor="text1"/>
+          <w:sz w:val="28"/>
+          <w:szCs w:val="28"/>
+        </w:rPr>
+        <w:t xml:space="preserve"> – </w:t>
+      </w:r>
+      <w:r>
+        <w:rPr>
+          <w:rFonts w:ascii="Times New Roman" w:hAnsi="Times New Roman" w:cs="Times New Roman"/>
+          <w:color w:val="000000" w:themeColor="text1"/>
+          <w:sz w:val="28"/>
+          <w:szCs w:val="28"/>
+        </w:rPr>
+        <w:t>ускорение в м/с</w:t>
+      </w:r>
+      <w:r>
+        <w:rPr>
+          <w:rFonts w:ascii="Times New Roman" w:hAnsi="Times New Roman" w:cs="Times New Roman"/>
+          <w:color w:val="000000" w:themeColor="text1"/>
+          <w:sz w:val="28"/>
+          <w:szCs w:val="28"/>
+          <w:vertAlign w:val="superscript"/>
+        </w:rPr>
+        <w:t>2</w:t>
+      </w:r>
+    </w:p>
+    <w:p>
+      <w:pPr>
+        <w:pStyle w:val="aff"/>
+        <w:numPr>
+          <w:ilvl w:val="0"/>
+          <w:numId w:val="31"/>
+        </w:numPr>
+        <w:spacing w:line="360" w:lineRule="auto"/>
+        <w:jc w:val="both"/>
+        <w:rPr>
+          <w:rFonts w:ascii="Times New Roman" w:hAnsi="Times New Roman" w:cs="Times New Roman"/>
+          <w:color w:val="000000" w:themeColor="text1"/>
+          <w:sz w:val="28"/>
+          <w:szCs w:val="28"/>
+        </w:rPr>
+      </w:pPr>
+      <w:r>
+        <w:rPr>
+          <w:rFonts w:ascii="Times New Roman" w:hAnsi="Times New Roman" w:cs="Times New Roman"/>
+          <w:color w:val="000000" w:themeColor="text1"/>
+          <w:sz w:val="28"/>
+          <w:szCs w:val="28"/>
+          <w:lang w:val="en-US"/>
+        </w:rPr>
+        <w:t>main</w:t>
+      </w:r>
+      <w:r>
+        <w:rPr>
+          <w:rFonts w:ascii="Times New Roman" w:hAnsi="Times New Roman" w:cs="Times New Roman"/>
+          <w:color w:val="000000" w:themeColor="text1"/>
+          <w:sz w:val="28"/>
+          <w:szCs w:val="28"/>
+        </w:rPr>
+        <w:t>_</w:t>
+      </w:r>
+      <w:r>
+        <w:rPr>
+          <w:rFonts w:ascii="Times New Roman" w:hAnsi="Times New Roman" w:cs="Times New Roman"/>
+          <w:color w:val="000000" w:themeColor="text1"/>
+          <w:sz w:val="28"/>
+          <w:szCs w:val="28"/>
+          <w:lang w:val="en-US"/>
+        </w:rPr>
+        <w:t>loop</w:t>
+      </w:r>
+      <w:r>
+        <w:rPr>
+          <w:rFonts w:ascii="Times New Roman" w:hAnsi="Times New Roman" w:cs="Times New Roman"/>
+          <w:color w:val="000000" w:themeColor="text1"/>
+          <w:sz w:val="28"/>
+          <w:szCs w:val="28"/>
+        </w:rPr>
+        <w:t>(</w:t>
+      </w:r>
+      <w:r>
+        <w:rPr>
+          <w:rFonts w:ascii="Times New Roman" w:hAnsi="Times New Roman" w:cs="Times New Roman"/>
+          <w:color w:val="000000" w:themeColor="text1"/>
+          <w:sz w:val="28"/>
+          <w:szCs w:val="28"/>
+          <w:lang w:val="en-US"/>
+        </w:rPr>
+        <w:t>self</w:t>
+      </w:r>
+      <w:r>
+        <w:rPr>
+          <w:rFonts w:ascii="Times New Roman" w:hAnsi="Times New Roman" w:cs="Times New Roman"/>
+          <w:color w:val="000000" w:themeColor="text1"/>
+          <w:sz w:val="28"/>
+          <w:szCs w:val="28"/>
+        </w:rPr>
+        <w:t xml:space="preserve">) – </w:t>
+      </w:r>
+      <w:r>
+        <w:rPr>
+          <w:rFonts w:ascii="Times New Roman" w:hAnsi="Times New Roman" w:cs="Times New Roman"/>
+          <w:color w:val="000000" w:themeColor="text1"/>
+          <w:sz w:val="28"/>
+          <w:szCs w:val="28"/>
+        </w:rPr>
+        <w:t xml:space="preserve">аналогичен </w:t>
+      </w:r>
+      <w:proofErr w:type="spellStart"/>
+      <w:r>
+        <w:rPr>
+          <w:rFonts w:ascii="Times New Roman" w:hAnsi="Times New Roman" w:cs="Times New Roman"/>
+          <w:color w:val="000000" w:themeColor="text1"/>
+          <w:sz w:val="28"/>
+          <w:szCs w:val="28"/>
+        </w:rPr>
+        <w:t>вышеописаному</w:t>
+      </w:r>
+      <w:proofErr w:type="spellEnd"/>
+      <w:r>
+        <w:rPr>
+          <w:rFonts w:ascii="Times New Roman" w:hAnsi="Times New Roman" w:cs="Times New Roman"/>
+          <w:color w:val="000000" w:themeColor="text1"/>
+          <w:sz w:val="28"/>
+          <w:szCs w:val="28"/>
+        </w:rPr>
+        <w:t xml:space="preserve"> методу </w:t>
+      </w:r>
+      <w:proofErr w:type="gramStart"/>
+      <w:r>
+        <w:rPr>
+          <w:rFonts w:ascii="Times New Roman" w:hAnsi="Times New Roman" w:cs="Times New Roman"/>
+          <w:color w:val="000000" w:themeColor="text1"/>
+          <w:sz w:val="28"/>
+          <w:szCs w:val="28"/>
+          <w:lang w:val="en-US"/>
+        </w:rPr>
+        <w:t>Loop</w:t>
+      </w:r>
+      <w:r>
+        <w:rPr>
+          <w:rFonts w:ascii="Times New Roman" w:hAnsi="Times New Roman" w:cs="Times New Roman"/>
+          <w:color w:val="000000" w:themeColor="text1"/>
+          <w:sz w:val="28"/>
+          <w:szCs w:val="28"/>
+        </w:rPr>
+        <w:t>(</w:t>
+      </w:r>
+      <w:proofErr w:type="gramEnd"/>
+      <w:r>
+        <w:rPr>
+          <w:rFonts w:ascii="Times New Roman" w:hAnsi="Times New Roman" w:cs="Times New Roman"/>
+          <w:color w:val="000000" w:themeColor="text1"/>
+          <w:sz w:val="28"/>
+          <w:szCs w:val="28"/>
+        </w:rPr>
+        <w:t>)</w:t>
+      </w:r>
+    </w:p>
+    <w:p>
+      <w:pPr>
+        <w:pStyle w:val="aff"/>
+        <w:numPr>
+          <w:ilvl w:val="0"/>
+          <w:numId w:val="31"/>
+        </w:numPr>
+        <w:spacing w:line="360" w:lineRule="auto"/>
+        <w:jc w:val="both"/>
+        <w:rPr>
+          <w:rFonts w:ascii="Times New Roman" w:hAnsi="Times New Roman" w:cs="Times New Roman"/>
+          <w:color w:val="000000" w:themeColor="text1"/>
+          <w:sz w:val="28"/>
+          <w:szCs w:val="28"/>
+        </w:rPr>
+      </w:pPr>
+      <w:r>
+        <w:rPr>
+          <w:rFonts w:ascii="Times New Roman" w:hAnsi="Times New Roman" w:cs="Times New Roman"/>
+          <w:color w:val="000000" w:themeColor="text1"/>
+          <w:sz w:val="28"/>
+          <w:szCs w:val="28"/>
+          <w:lang w:val="en-US"/>
+        </w:rPr>
+        <w:t>start</w:t>
+      </w:r>
+      <w:r>
+        <w:rPr>
+          <w:rFonts w:ascii="Times New Roman" w:hAnsi="Times New Roman" w:cs="Times New Roman"/>
+          <w:color w:val="000000" w:themeColor="text1"/>
+          <w:sz w:val="28"/>
+          <w:szCs w:val="28"/>
+        </w:rPr>
+        <w:t>_</w:t>
+      </w:r>
+      <w:r>
+        <w:rPr>
+          <w:rFonts w:ascii="Times New Roman" w:hAnsi="Times New Roman" w:cs="Times New Roman"/>
+          <w:color w:val="000000" w:themeColor="text1"/>
+          <w:sz w:val="28"/>
+          <w:szCs w:val="28"/>
+          <w:lang w:val="en-US"/>
+        </w:rPr>
+        <w:t>robot</w:t>
+      </w:r>
+      <w:r>
+        <w:rPr>
+          <w:rFonts w:ascii="Times New Roman" w:hAnsi="Times New Roman" w:cs="Times New Roman"/>
+          <w:color w:val="000000" w:themeColor="text1"/>
+          <w:sz w:val="28"/>
+          <w:szCs w:val="28"/>
+        </w:rPr>
+        <w:t>(</w:t>
+      </w:r>
+      <w:r>
+        <w:rPr>
+          <w:rFonts w:ascii="Times New Roman" w:hAnsi="Times New Roman" w:cs="Times New Roman"/>
+          <w:color w:val="000000" w:themeColor="text1"/>
+          <w:sz w:val="28"/>
+          <w:szCs w:val="28"/>
+          <w:lang w:val="en-US"/>
+        </w:rPr>
+        <w:t>self</w:t>
+      </w:r>
+      <w:r>
+        <w:rPr>
+          <w:rFonts w:ascii="Times New Roman" w:hAnsi="Times New Roman" w:cs="Times New Roman"/>
+          <w:color w:val="000000" w:themeColor="text1"/>
+          <w:sz w:val="28"/>
+          <w:szCs w:val="28"/>
+        </w:rPr>
+        <w:t xml:space="preserve">) – </w:t>
+      </w:r>
+      <w:r>
+        <w:rPr>
+          <w:rFonts w:ascii="Times New Roman" w:hAnsi="Times New Roman" w:cs="Times New Roman"/>
+          <w:color w:val="000000" w:themeColor="text1"/>
+          <w:sz w:val="28"/>
+          <w:szCs w:val="28"/>
+        </w:rPr>
+        <w:t>последовательно выполняет вышеперечисленные методы</w:t>
+      </w:r>
+    </w:p>
+    <w:p>
+      <w:pPr>
+        <w:pStyle w:val="aff"/>
+        <w:numPr>
+          <w:ilvl w:val="0"/>
+          <w:numId w:val="31"/>
+        </w:numPr>
+        <w:spacing w:line="360" w:lineRule="auto"/>
+        <w:jc w:val="both"/>
+        <w:rPr>
+          <w:rFonts w:ascii="Times New Roman" w:hAnsi="Times New Roman" w:cs="Times New Roman"/>
+          <w:color w:val="000000" w:themeColor="text1"/>
+          <w:sz w:val="28"/>
+          <w:szCs w:val="28"/>
+        </w:rPr>
+      </w:pPr>
+      <w:r>
+        <w:rPr>
+          <w:rFonts w:ascii="Times New Roman" w:hAnsi="Times New Roman" w:cs="Times New Roman"/>
+          <w:color w:val="000000" w:themeColor="text1"/>
+          <w:sz w:val="28"/>
+          <w:szCs w:val="28"/>
+          <w:lang w:val="en-US"/>
+        </w:rPr>
+        <w:lastRenderedPageBreak/>
+        <w:t>get</w:t>
+      </w:r>
+      <w:r>
+        <w:rPr>
+          <w:rFonts w:ascii="Times New Roman" w:hAnsi="Times New Roman" w:cs="Times New Roman"/>
+          <w:color w:val="000000" w:themeColor="text1"/>
+          <w:sz w:val="28"/>
+          <w:szCs w:val="28"/>
+        </w:rPr>
+        <w:t>_</w:t>
+      </w:r>
+      <w:r>
+        <w:rPr>
+          <w:rFonts w:ascii="Times New Roman" w:hAnsi="Times New Roman" w:cs="Times New Roman"/>
+          <w:color w:val="000000" w:themeColor="text1"/>
+          <w:sz w:val="28"/>
+          <w:szCs w:val="28"/>
+          <w:lang w:val="en-US"/>
+        </w:rPr>
+        <w:t>speeds</w:t>
+      </w:r>
+      <w:r>
+        <w:rPr>
+          <w:rFonts w:ascii="Times New Roman" w:hAnsi="Times New Roman" w:cs="Times New Roman"/>
+          <w:color w:val="000000" w:themeColor="text1"/>
+          <w:sz w:val="28"/>
+          <w:szCs w:val="28"/>
+        </w:rPr>
+        <w:t>(</w:t>
+      </w:r>
+      <w:r>
+        <w:rPr>
+          <w:rFonts w:ascii="Times New Roman" w:hAnsi="Times New Roman" w:cs="Times New Roman"/>
+          <w:color w:val="000000" w:themeColor="text1"/>
+          <w:sz w:val="28"/>
+          <w:szCs w:val="28"/>
+          <w:lang w:val="en-US"/>
+        </w:rPr>
+        <w:t>self</w:t>
+      </w:r>
+      <w:r>
+        <w:rPr>
+          <w:rFonts w:ascii="Times New Roman" w:hAnsi="Times New Roman" w:cs="Times New Roman"/>
+          <w:color w:val="000000" w:themeColor="text1"/>
+          <w:sz w:val="28"/>
+          <w:szCs w:val="28"/>
+        </w:rPr>
+        <w:t>) -&gt;</w:t>
+      </w:r>
+      <w:proofErr w:type="gramStart"/>
+      <w:r>
+        <w:rPr>
+          <w:rFonts w:ascii="Times New Roman" w:hAnsi="Times New Roman" w:cs="Times New Roman"/>
+          <w:color w:val="000000" w:themeColor="text1"/>
+          <w:sz w:val="28"/>
+          <w:szCs w:val="28"/>
+          <w:lang w:val="en-US"/>
+        </w:rPr>
+        <w:t>speeds</w:t>
+      </w:r>
+      <w:r>
+        <w:rPr>
+          <w:rFonts w:ascii="Times New Roman" w:hAnsi="Times New Roman" w:cs="Times New Roman"/>
+          <w:color w:val="000000" w:themeColor="text1"/>
+          <w:sz w:val="28"/>
+          <w:szCs w:val="28"/>
+        </w:rPr>
+        <w:t>[</w:t>
+      </w:r>
+      <w:proofErr w:type="gramEnd"/>
+      <w:r>
+        <w:rPr>
+          <w:rFonts w:ascii="Times New Roman" w:hAnsi="Times New Roman" w:cs="Times New Roman"/>
+          <w:color w:val="000000" w:themeColor="text1"/>
+          <w:sz w:val="28"/>
+          <w:szCs w:val="28"/>
+        </w:rPr>
+        <w:t xml:space="preserve">6] – </w:t>
+      </w:r>
+      <w:r>
+        <w:rPr>
+          <w:rFonts w:ascii="Times New Roman" w:hAnsi="Times New Roman" w:cs="Times New Roman"/>
+          <w:color w:val="000000" w:themeColor="text1"/>
+          <w:sz w:val="28"/>
+          <w:szCs w:val="28"/>
+        </w:rPr>
+        <w:t>метод</w:t>
+      </w:r>
+      <w:r>
+        <w:rPr>
+          <w:rFonts w:ascii="Times New Roman" w:hAnsi="Times New Roman" w:cs="Times New Roman"/>
+          <w:color w:val="000000" w:themeColor="text1"/>
+          <w:sz w:val="28"/>
+          <w:szCs w:val="28"/>
+        </w:rPr>
+        <w:t xml:space="preserve"> </w:t>
+      </w:r>
+      <w:r>
+        <w:rPr>
+          <w:rFonts w:ascii="Times New Roman" w:hAnsi="Times New Roman" w:cs="Times New Roman"/>
+          <w:color w:val="000000" w:themeColor="text1"/>
+          <w:sz w:val="28"/>
+          <w:szCs w:val="28"/>
+        </w:rPr>
+        <w:t>вычисления</w:t>
+      </w:r>
+      <w:r>
+        <w:rPr>
+          <w:rFonts w:ascii="Times New Roman" w:hAnsi="Times New Roman" w:cs="Times New Roman"/>
+          <w:color w:val="000000" w:themeColor="text1"/>
+          <w:sz w:val="28"/>
+          <w:szCs w:val="28"/>
+        </w:rPr>
+        <w:t xml:space="preserve"> </w:t>
+      </w:r>
+      <w:r>
+        <w:rPr>
+          <w:rFonts w:ascii="Times New Roman" w:hAnsi="Times New Roman" w:cs="Times New Roman"/>
+          <w:color w:val="000000" w:themeColor="text1"/>
+          <w:sz w:val="28"/>
+          <w:szCs w:val="28"/>
+        </w:rPr>
+        <w:t>массива</w:t>
+      </w:r>
+      <w:r>
+        <w:rPr>
+          <w:rFonts w:ascii="Times New Roman" w:hAnsi="Times New Roman" w:cs="Times New Roman"/>
+          <w:color w:val="000000" w:themeColor="text1"/>
+          <w:sz w:val="28"/>
+          <w:szCs w:val="28"/>
+        </w:rPr>
+        <w:t xml:space="preserve"> </w:t>
+      </w:r>
+      <w:r>
+        <w:rPr>
+          <w:rFonts w:ascii="Times New Roman" w:hAnsi="Times New Roman" w:cs="Times New Roman"/>
+          <w:color w:val="000000" w:themeColor="text1"/>
+          <w:sz w:val="28"/>
+          <w:szCs w:val="28"/>
+        </w:rPr>
+        <w:t xml:space="preserve">скоростей робота-манипулятора, вызывается в </w:t>
+      </w:r>
+      <w:r>
+        <w:rPr>
+          <w:rFonts w:ascii="Times New Roman" w:hAnsi="Times New Roman" w:cs="Times New Roman"/>
+          <w:color w:val="000000" w:themeColor="text1"/>
+          <w:sz w:val="28"/>
+          <w:szCs w:val="28"/>
+          <w:lang w:val="en-US"/>
+        </w:rPr>
+        <w:t>main</w:t>
+      </w:r>
+      <w:r>
+        <w:rPr>
+          <w:rFonts w:ascii="Times New Roman" w:hAnsi="Times New Roman" w:cs="Times New Roman"/>
+          <w:color w:val="000000" w:themeColor="text1"/>
+          <w:sz w:val="28"/>
+          <w:szCs w:val="28"/>
+        </w:rPr>
+        <w:t>_</w:t>
+      </w:r>
+      <w:r>
+        <w:rPr>
+          <w:rFonts w:ascii="Times New Roman" w:hAnsi="Times New Roman" w:cs="Times New Roman"/>
+          <w:color w:val="000000" w:themeColor="text1"/>
+          <w:sz w:val="28"/>
+          <w:szCs w:val="28"/>
+          <w:lang w:val="en-US"/>
+        </w:rPr>
+        <w:t>loop</w:t>
+      </w:r>
+    </w:p>
+    <w:p>
+      <w:pPr>
+        <w:pStyle w:val="aff"/>
+        <w:numPr>
+          <w:ilvl w:val="0"/>
+          <w:numId w:val="31"/>
+        </w:numPr>
+        <w:spacing w:line="360" w:lineRule="auto"/>
+        <w:jc w:val="both"/>
+        <w:rPr>
+          <w:rFonts w:ascii="Times New Roman" w:hAnsi="Times New Roman" w:cs="Times New Roman"/>
+          <w:color w:val="000000" w:themeColor="text1"/>
+          <w:sz w:val="28"/>
+          <w:szCs w:val="28"/>
+          <w:lang w:val="en-US"/>
+        </w:rPr>
+      </w:pPr>
+      <w:proofErr w:type="spellStart"/>
+      <w:r>
+        <w:rPr>
+          <w:rFonts w:ascii="Times New Roman" w:hAnsi="Times New Roman" w:cs="Times New Roman"/>
+          <w:color w:val="000000" w:themeColor="text1"/>
+          <w:sz w:val="28"/>
+          <w:szCs w:val="28"/>
+          <w:lang w:val="en-US"/>
+        </w:rPr>
+        <w:t>get_slave_speeds</w:t>
+      </w:r>
+      <w:proofErr w:type="spellEnd"/>
+      <w:r>
+        <w:rPr>
+          <w:rFonts w:ascii="Times New Roman" w:hAnsi="Times New Roman" w:cs="Times New Roman"/>
+          <w:color w:val="000000" w:themeColor="text1"/>
+          <w:sz w:val="28"/>
+          <w:szCs w:val="28"/>
+          <w:lang w:val="en-US"/>
+        </w:rPr>
+        <w:t>(self)-&gt;</w:t>
+      </w:r>
+      <w:proofErr w:type="gramStart"/>
+      <w:r>
+        <w:rPr>
+          <w:rFonts w:ascii="Times New Roman" w:hAnsi="Times New Roman" w:cs="Times New Roman"/>
+          <w:color w:val="000000" w:themeColor="text1"/>
+          <w:sz w:val="28"/>
+          <w:szCs w:val="28"/>
+          <w:lang w:val="en-US"/>
+        </w:rPr>
+        <w:t>speeds[</w:t>
+      </w:r>
+      <w:proofErr w:type="gramEnd"/>
+      <w:r>
+        <w:rPr>
+          <w:rFonts w:ascii="Times New Roman" w:hAnsi="Times New Roman" w:cs="Times New Roman"/>
+          <w:color w:val="000000" w:themeColor="text1"/>
+          <w:sz w:val="28"/>
+          <w:szCs w:val="28"/>
+          <w:lang w:val="en-US"/>
+        </w:rPr>
+        <w:t xml:space="preserve">6] – </w:t>
+      </w:r>
+      <w:r>
+        <w:rPr>
+          <w:rFonts w:ascii="Times New Roman" w:hAnsi="Times New Roman" w:cs="Times New Roman"/>
+          <w:color w:val="000000" w:themeColor="text1"/>
+          <w:sz w:val="28"/>
+          <w:szCs w:val="28"/>
+        </w:rPr>
+        <w:t>аналогично</w:t>
+      </w:r>
+      <w:r>
+        <w:rPr>
+          <w:rFonts w:ascii="Times New Roman" w:hAnsi="Times New Roman" w:cs="Times New Roman"/>
+          <w:color w:val="000000" w:themeColor="text1"/>
+          <w:sz w:val="28"/>
+          <w:szCs w:val="28"/>
+          <w:lang w:val="en-US"/>
+        </w:rPr>
+        <w:t xml:space="preserve"> </w:t>
+      </w:r>
+      <w:r>
+        <w:rPr>
+          <w:rFonts w:ascii="Times New Roman" w:hAnsi="Times New Roman" w:cs="Times New Roman"/>
+          <w:color w:val="000000" w:themeColor="text1"/>
+          <w:sz w:val="28"/>
+          <w:szCs w:val="28"/>
+        </w:rPr>
+        <w:t>для</w:t>
+      </w:r>
+      <w:r>
+        <w:rPr>
+          <w:rFonts w:ascii="Times New Roman" w:hAnsi="Times New Roman" w:cs="Times New Roman"/>
+          <w:color w:val="000000" w:themeColor="text1"/>
+          <w:sz w:val="28"/>
+          <w:szCs w:val="28"/>
+          <w:lang w:val="en-US"/>
+        </w:rPr>
+        <w:t xml:space="preserve"> </w:t>
+      </w:r>
+      <w:proofErr w:type="spellStart"/>
+      <w:r>
+        <w:rPr>
+          <w:rFonts w:ascii="Times New Roman" w:hAnsi="Times New Roman" w:cs="Times New Roman"/>
+          <w:color w:val="000000" w:themeColor="text1"/>
+          <w:sz w:val="28"/>
+          <w:szCs w:val="28"/>
+        </w:rPr>
+        <w:t>слейва</w:t>
+      </w:r>
+      <w:proofErr w:type="spellEnd"/>
+    </w:p>
+    <w:p>
+      <w:pPr>
+        <w:pStyle w:val="aff"/>
+        <w:numPr>
+          <w:ilvl w:val="0"/>
+          <w:numId w:val="31"/>
+        </w:numPr>
+        <w:spacing w:line="360" w:lineRule="auto"/>
+        <w:jc w:val="both"/>
+        <w:rPr>
+          <w:rFonts w:ascii="Times New Roman" w:hAnsi="Times New Roman" w:cs="Times New Roman"/>
+          <w:color w:val="000000" w:themeColor="text1"/>
+          <w:sz w:val="28"/>
+          <w:szCs w:val="28"/>
+        </w:rPr>
+      </w:pPr>
+      <w:r>
+        <w:rPr>
+          <w:rFonts w:ascii="Times New Roman" w:hAnsi="Times New Roman" w:cs="Times New Roman"/>
+          <w:color w:val="000000" w:themeColor="text1"/>
+          <w:sz w:val="28"/>
+          <w:szCs w:val="28"/>
+          <w:lang w:val="en-US"/>
+        </w:rPr>
+        <w:t>update</w:t>
+      </w:r>
+      <w:r>
+        <w:rPr>
+          <w:rFonts w:ascii="Times New Roman" w:hAnsi="Times New Roman" w:cs="Times New Roman"/>
+          <w:color w:val="000000" w:themeColor="text1"/>
+          <w:sz w:val="28"/>
+          <w:szCs w:val="28"/>
+        </w:rPr>
+        <w:t>_</w:t>
+      </w:r>
+      <w:r>
+        <w:rPr>
+          <w:rFonts w:ascii="Times New Roman" w:hAnsi="Times New Roman" w:cs="Times New Roman"/>
+          <w:color w:val="000000" w:themeColor="text1"/>
+          <w:sz w:val="28"/>
+          <w:szCs w:val="28"/>
+          <w:lang w:val="en-US"/>
+        </w:rPr>
+        <w:t>heartbeat</w:t>
+      </w:r>
+      <w:r>
+        <w:rPr>
+          <w:rFonts w:ascii="Times New Roman" w:hAnsi="Times New Roman" w:cs="Times New Roman"/>
+          <w:color w:val="000000" w:themeColor="text1"/>
+          <w:sz w:val="28"/>
+          <w:szCs w:val="28"/>
+        </w:rPr>
+        <w:t>(</w:t>
+      </w:r>
+      <w:r>
+        <w:rPr>
+          <w:rFonts w:ascii="Times New Roman" w:hAnsi="Times New Roman" w:cs="Times New Roman"/>
+          <w:color w:val="000000" w:themeColor="text1"/>
+          <w:sz w:val="28"/>
+          <w:szCs w:val="28"/>
+          <w:lang w:val="en-US"/>
+        </w:rPr>
+        <w:t>self</w:t>
+      </w:r>
+      <w:r>
+        <w:rPr>
+          <w:rFonts w:ascii="Times New Roman" w:hAnsi="Times New Roman" w:cs="Times New Roman"/>
+          <w:color w:val="000000" w:themeColor="text1"/>
+          <w:sz w:val="28"/>
+          <w:szCs w:val="28"/>
+        </w:rPr>
+        <w:t xml:space="preserve">) – </w:t>
+      </w:r>
+      <w:r>
+        <w:rPr>
+          <w:rFonts w:ascii="Times New Roman" w:hAnsi="Times New Roman" w:cs="Times New Roman"/>
+          <w:color w:val="000000" w:themeColor="text1"/>
+          <w:sz w:val="28"/>
+          <w:szCs w:val="28"/>
+        </w:rPr>
+        <w:t>обновляет</w:t>
+      </w:r>
+      <w:r>
+        <w:rPr>
+          <w:rFonts w:ascii="Times New Roman" w:hAnsi="Times New Roman" w:cs="Times New Roman"/>
+          <w:color w:val="000000" w:themeColor="text1"/>
+          <w:sz w:val="28"/>
+          <w:szCs w:val="28"/>
+        </w:rPr>
+        <w:t xml:space="preserve"> </w:t>
+      </w:r>
+      <w:r>
+        <w:rPr>
+          <w:rFonts w:ascii="Times New Roman" w:hAnsi="Times New Roman" w:cs="Times New Roman"/>
+          <w:color w:val="000000" w:themeColor="text1"/>
+          <w:sz w:val="28"/>
+          <w:szCs w:val="28"/>
+        </w:rPr>
+        <w:t>сердцебиение</w:t>
+      </w:r>
+      <w:r>
+        <w:rPr>
+          <w:rFonts w:ascii="Times New Roman" w:hAnsi="Times New Roman" w:cs="Times New Roman"/>
+          <w:color w:val="000000" w:themeColor="text1"/>
+          <w:sz w:val="28"/>
+          <w:szCs w:val="28"/>
+        </w:rPr>
+        <w:t xml:space="preserve"> (</w:t>
+      </w:r>
+      <w:r>
+        <w:rPr>
+          <w:rFonts w:ascii="Times New Roman" w:hAnsi="Times New Roman" w:cs="Times New Roman"/>
+          <w:color w:val="000000" w:themeColor="text1"/>
+          <w:sz w:val="28"/>
+          <w:szCs w:val="28"/>
+        </w:rPr>
+        <w:t>см</w:t>
+      </w:r>
+      <w:r>
+        <w:rPr>
+          <w:rFonts w:ascii="Times New Roman" w:hAnsi="Times New Roman" w:cs="Times New Roman"/>
+          <w:color w:val="000000" w:themeColor="text1"/>
+          <w:sz w:val="28"/>
+          <w:szCs w:val="28"/>
+        </w:rPr>
+        <w:t xml:space="preserve">. </w:t>
+      </w:r>
+      <w:r>
+        <w:rPr>
+          <w:rFonts w:ascii="Times New Roman" w:hAnsi="Times New Roman" w:cs="Times New Roman"/>
+          <w:color w:val="000000" w:themeColor="text1"/>
+          <w:sz w:val="28"/>
+          <w:szCs w:val="28"/>
+        </w:rPr>
+        <w:t>раздел</w:t>
+      </w:r>
+      <w:r>
+        <w:rPr>
+          <w:rFonts w:ascii="Times New Roman" w:hAnsi="Times New Roman" w:cs="Times New Roman"/>
+          <w:color w:val="000000" w:themeColor="text1"/>
+          <w:sz w:val="28"/>
+          <w:szCs w:val="28"/>
+        </w:rPr>
+        <w:t xml:space="preserve"> 6.5), </w:t>
+      </w:r>
+      <w:r>
+        <w:rPr>
+          <w:rFonts w:ascii="Times New Roman" w:hAnsi="Times New Roman" w:cs="Times New Roman"/>
+          <w:color w:val="000000" w:themeColor="text1"/>
+          <w:sz w:val="28"/>
+          <w:szCs w:val="28"/>
+        </w:rPr>
+        <w:t xml:space="preserve">выполняется в </w:t>
+      </w:r>
+      <w:r>
+        <w:rPr>
+          <w:rFonts w:ascii="Times New Roman" w:hAnsi="Times New Roman" w:cs="Times New Roman"/>
+          <w:color w:val="000000" w:themeColor="text1"/>
+          <w:sz w:val="28"/>
+          <w:szCs w:val="28"/>
+          <w:lang w:val="en-US"/>
+        </w:rPr>
+        <w:t>main</w:t>
+      </w:r>
+      <w:r>
+        <w:rPr>
+          <w:rFonts w:ascii="Times New Roman" w:hAnsi="Times New Roman" w:cs="Times New Roman"/>
+          <w:color w:val="000000" w:themeColor="text1"/>
+          <w:sz w:val="28"/>
+          <w:szCs w:val="28"/>
+        </w:rPr>
+        <w:t>_</w:t>
+      </w:r>
+      <w:r>
+        <w:rPr>
+          <w:rFonts w:ascii="Times New Roman" w:hAnsi="Times New Roman" w:cs="Times New Roman"/>
+          <w:color w:val="000000" w:themeColor="text1"/>
+          <w:sz w:val="28"/>
+          <w:szCs w:val="28"/>
+          <w:lang w:val="en-US"/>
+        </w:rPr>
+        <w:t>loop</w:t>
+      </w:r>
+    </w:p>
+    <w:p>
+      <w:pPr>
+        <w:pStyle w:val="aff"/>
+        <w:numPr>
+          <w:ilvl w:val="0"/>
+          <w:numId w:val="31"/>
+        </w:numPr>
+        <w:spacing w:line="360" w:lineRule="auto"/>
+        <w:jc w:val="both"/>
+        <w:rPr>
+          <w:rFonts w:ascii="Times New Roman" w:hAnsi="Times New Roman" w:cs="Times New Roman"/>
+          <w:color w:val="000000" w:themeColor="text1"/>
+          <w:sz w:val="28"/>
+          <w:szCs w:val="28"/>
+        </w:rPr>
+      </w:pPr>
+      <w:r>
+        <w:rPr>
+          <w:rFonts w:ascii="Times New Roman" w:hAnsi="Times New Roman" w:cs="Times New Roman"/>
+          <w:color w:val="000000" w:themeColor="text1"/>
+          <w:sz w:val="28"/>
+          <w:szCs w:val="28"/>
+          <w:lang w:val="en-US"/>
+        </w:rPr>
+        <w:t>close</w:t>
+      </w:r>
+      <w:r>
+        <w:rPr>
+          <w:rFonts w:ascii="Times New Roman" w:hAnsi="Times New Roman" w:cs="Times New Roman"/>
+          <w:color w:val="000000" w:themeColor="text1"/>
+          <w:sz w:val="28"/>
+          <w:szCs w:val="28"/>
+        </w:rPr>
+        <w:t>(</w:t>
+      </w:r>
+      <w:r>
+        <w:rPr>
+          <w:rFonts w:ascii="Times New Roman" w:hAnsi="Times New Roman" w:cs="Times New Roman"/>
+          <w:color w:val="000000" w:themeColor="text1"/>
+          <w:sz w:val="28"/>
+          <w:szCs w:val="28"/>
+          <w:lang w:val="en-US"/>
+        </w:rPr>
+        <w:t>self</w:t>
+      </w:r>
+      <w:r>
+        <w:rPr>
+          <w:rFonts w:ascii="Times New Roman" w:hAnsi="Times New Roman" w:cs="Times New Roman"/>
+          <w:color w:val="000000" w:themeColor="text1"/>
+          <w:sz w:val="28"/>
+          <w:szCs w:val="28"/>
+        </w:rPr>
+        <w:t xml:space="preserve">) – </w:t>
+      </w:r>
+      <w:r>
+        <w:rPr>
+          <w:rFonts w:ascii="Times New Roman" w:hAnsi="Times New Roman" w:cs="Times New Roman"/>
+          <w:color w:val="000000" w:themeColor="text1"/>
+          <w:sz w:val="28"/>
+          <w:szCs w:val="28"/>
+        </w:rPr>
+        <w:t>закрывает все соединения</w:t>
+      </w:r>
+      <w:commentRangeEnd w:id="7"/>
+      <w:r>
+        <w:rPr>
+          <w:rStyle w:val="aff6"/>
+        </w:rPr>
+        <w:commentReference w:id="7"/>
+      </w:r>
+    </w:p>
+    <w:p>
+      <w:pPr>
         <w:pStyle w:val="1"/>
         <w:numPr>
           <w:ilvl w:val="0"/>
@@ -4948,7 +8073,7 @@
           <w:color w:val="000000" w:themeColor="text1"/>
         </w:rPr>
       </w:pPr>
-      <w:bookmarkStart w:id="7" w:name="_Toc197725856"/>
+      <w:bookmarkStart w:id="8" w:name="_Toc224752674"/>
       <w:r>
         <w:rPr>
           <w:rFonts w:cs="Times New Roman"/>
@@ -4957,7 +8082,7 @@
         </w:rPr>
         <w:t>4 Режимы управления роботами-манипуляторами</w:t>
       </w:r>
-      <w:bookmarkEnd w:id="7"/>
+      <w:bookmarkEnd w:id="8"/>
     </w:p>
     <w:p>
       <w:pPr>
@@ -4978,7 +8103,6 @@
           <w:sz w:val="28"/>
           <w:szCs w:val="28"/>
         </w:rPr>
-        <w:lastRenderedPageBreak/>
         <w:t>В программе реализовано два режима управления роботом: режим синхронного и асинхронного движения манипуляторов. При синхронном режиме управление посредством контроллера осуществляется только над хирургом, при этом робот-диагност движется в одном направлении с хирургом автоматически, а его контроллер отключён. При данном режиме робот-диагност движется в фиксированной плоскости, параллельной плоскости стола, при этом проекции скоростей двух роботов на плоскость стола совпадают. При асинхронном режиме управление каждым роботом производится по отдельности соответствующим контроллером.</w:t>
       </w:r>
     </w:p>
@@ -4995,7 +8119,7 @@
           <w:szCs w:val="28"/>
         </w:rPr>
       </w:pPr>
-      <w:bookmarkStart w:id="8" w:name="_Toc197725857"/>
+      <w:bookmarkStart w:id="9" w:name="_Toc224752675"/>
       <w:r>
         <w:rPr>
           <w:color w:val="000000" w:themeColor="text1"/>
@@ -5003,7 +8127,7 @@
         </w:rPr>
         <w:t>4.1 Управление роботами с помощью контроллеров (РПК)</w:t>
       </w:r>
-      <w:bookmarkEnd w:id="8"/>
+      <w:bookmarkEnd w:id="9"/>
     </w:p>
     <w:p>
       <w:pPr>
@@ -7837,7 +10961,7 @@
           <w:color w:val="000000" w:themeColor="text1"/>
         </w:rPr>
       </w:pPr>
-      <w:bookmarkStart w:id="9" w:name="_Toc197725858"/>
+      <w:bookmarkStart w:id="10" w:name="_Toc224752676"/>
       <w:r>
         <w:rPr>
           <w:color w:val="000000" w:themeColor="text1"/>
@@ -7845,7 +10969,7 @@
         </w:rPr>
         <w:t>4.2 Режим следования по траектории робота-диагноста (СТРД)</w:t>
       </w:r>
-      <w:bookmarkEnd w:id="9"/>
+      <w:bookmarkEnd w:id="10"/>
     </w:p>
     <w:p>
       <w:pPr>
@@ -8510,7 +11634,7 @@
           <w:color w:val="000000" w:themeColor="text1"/>
         </w:rPr>
       </w:pPr>
-      <w:bookmarkStart w:id="10" w:name="_Toc197725859"/>
+      <w:bookmarkStart w:id="11" w:name="_Toc224752677"/>
       <w:r>
         <w:rPr>
           <w:rFonts w:cs="Times New Roman"/>
@@ -8520,7 +11644,7 @@
         <w:lastRenderedPageBreak/>
         <w:t>4.3 Приложение для проведения ультразвуковых исследований (ППУИ)</w:t>
       </w:r>
-      <w:bookmarkEnd w:id="10"/>
+      <w:bookmarkEnd w:id="11"/>
     </w:p>
     <w:p>
       <w:pPr>
@@ -9462,7 +12586,7 @@
           <w:color w:val="000000" w:themeColor="text1"/>
         </w:rPr>
       </w:pPr>
-      <w:bookmarkStart w:id="11" w:name="_Toc197725860"/>
+      <w:bookmarkStart w:id="12" w:name="_Toc224752678"/>
       <w:r>
         <w:rPr>
           <w:rFonts w:cs="Times New Roman"/>
@@ -9472,7 +12596,7 @@
         <w:lastRenderedPageBreak/>
         <w:t>5 Единое приложение для проведения ультразвуковых исследований и хирургии (ЕППУИХ)</w:t>
       </w:r>
-      <w:bookmarkEnd w:id="11"/>
+      <w:bookmarkEnd w:id="12"/>
     </w:p>
     <w:p>
       <w:pPr>
@@ -9566,10 +12690,11 @@
           <w:lang w:val="en-US"/>
         </w:rPr>
       </w:pPr>
-      <w:commentRangeStart w:id="12"/>
-      <w:r>
-        <w:rPr>
-          <w:rFonts w:ascii="Times New Roman" w:hAnsi="Times New Roman" w:cs="Times New Roman"/>
+      <w:commentRangeStart w:id="13"/>
+      <w:r>
+        <w:rPr>
+          <w:rFonts w:ascii="Times New Roman" w:hAnsi="Times New Roman" w:cs="Times New Roman"/>
+          <w:noProof/>
           <w:color w:val="000000" w:themeColor="text1"/>
           <w:sz w:val="28"/>
           <w:szCs w:val="28"/>
@@ -9611,12 +12736,12 @@
           </wp:inline>
         </w:drawing>
       </w:r>
-      <w:commentRangeEnd w:id="12"/>
+      <w:commentRangeEnd w:id="13"/>
       <w:r>
         <w:rPr>
           <w:rStyle w:val="aff6"/>
         </w:rPr>
-        <w:commentReference w:id="12"/>
+        <w:commentReference w:id="13"/>
       </w:r>
     </w:p>
     <w:p>
@@ -9725,6 +12850,7 @@
       <w:r>
         <w:rPr>
           <w:rFonts w:ascii="Times New Roman" w:hAnsi="Times New Roman" w:cs="Times New Roman"/>
+          <w:noProof/>
           <w:color w:val="000000" w:themeColor="text1"/>
           <w:sz w:val="28"/>
           <w:szCs w:val="28"/>
@@ -9834,6 +12960,7 @@
       <w:r>
         <w:rPr>
           <w:rFonts w:ascii="Times New Roman" w:hAnsi="Times New Roman" w:cs="Times New Roman"/>
+          <w:noProof/>
           <w:color w:val="000000" w:themeColor="text1"/>
           <w:sz w:val="28"/>
           <w:szCs w:val="28"/>
@@ -9968,10 +13095,11 @@
           <w:szCs w:val="28"/>
         </w:rPr>
       </w:pPr>
-      <w:commentRangeStart w:id="13"/>
-      <w:r>
-        <w:rPr>
-          <w:rFonts w:ascii="Times New Roman" w:hAnsi="Times New Roman" w:cs="Times New Roman"/>
+      <w:commentRangeStart w:id="14"/>
+      <w:r>
+        <w:rPr>
+          <w:rFonts w:ascii="Times New Roman" w:hAnsi="Times New Roman" w:cs="Times New Roman"/>
+          <w:noProof/>
           <w:color w:val="000000" w:themeColor="text1"/>
           <w:sz w:val="28"/>
           <w:szCs w:val="28"/>
@@ -10012,12 +13140,12 @@
           </wp:inline>
         </w:drawing>
       </w:r>
-      <w:commentRangeEnd w:id="13"/>
+      <w:commentRangeEnd w:id="14"/>
       <w:r>
         <w:rPr>
           <w:rStyle w:val="aff6"/>
         </w:rPr>
-        <w:commentReference w:id="13"/>
+        <w:commentReference w:id="14"/>
       </w:r>
       <w:r>
         <w:rPr>
@@ -10113,6 +13241,7 @@
       </w:pPr>
       <w:r>
         <w:rPr>
+          <w:noProof/>
           <w:color w:val="000000" w:themeColor="text1"/>
         </w:rPr>
         <w:drawing>
@@ -10245,6 +13374,7 @@
       <w:r>
         <w:rPr>
           <w:rFonts w:ascii="Times New Roman" w:hAnsi="Times New Roman" w:cs="Times New Roman"/>
+          <w:noProof/>
           <w:color w:val="000000" w:themeColor="text1"/>
           <w:sz w:val="28"/>
           <w:szCs w:val="28"/>
@@ -10378,6 +13508,7 @@
       <w:r>
         <w:rPr>
           <w:rFonts w:ascii="Times New Roman" w:hAnsi="Times New Roman" w:cs="Times New Roman"/>
+          <w:noProof/>
           <w:color w:val="000000" w:themeColor="text1"/>
           <w:sz w:val="28"/>
           <w:szCs w:val="28"/>
@@ -10484,6 +13615,7 @@
       <w:r>
         <w:rPr>
           <w:rFonts w:ascii="Times New Roman" w:hAnsi="Times New Roman" w:cs="Times New Roman"/>
+          <w:noProof/>
           <w:color w:val="000000" w:themeColor="text1"/>
           <w:sz w:val="28"/>
           <w:szCs w:val="28"/>
@@ -10607,6 +13739,7 @@
       <w:r>
         <w:rPr>
           <w:rFonts w:ascii="Times New Roman" w:hAnsi="Times New Roman" w:cs="Times New Roman"/>
+          <w:noProof/>
           <w:color w:val="000000" w:themeColor="text1"/>
           <w:sz w:val="28"/>
           <w:szCs w:val="28"/>
@@ -10729,6 +13862,7 @@
       <w:r>
         <w:rPr>
           <w:rFonts w:ascii="Times New Roman" w:hAnsi="Times New Roman"/>
+          <w:noProof/>
           <w:color w:val="000000" w:themeColor="text1"/>
           <w:sz w:val="28"/>
           <w:szCs w:val="28"/>
@@ -10802,17 +13936,21 @@
       <w:pPr>
         <w:pStyle w:val="1"/>
       </w:pPr>
+      <w:bookmarkStart w:id="15" w:name="_Toc224752679"/>
       <w:r>
         <w:t>6 Вспомогательные алгоритмы</w:t>
       </w:r>
+      <w:bookmarkEnd w:id="15"/>
     </w:p>
     <w:p>
       <w:pPr>
         <w:pStyle w:val="2"/>
       </w:pPr>
+      <w:bookmarkStart w:id="16" w:name="_Toc224752680"/>
       <w:r>
         <w:t>6.1 Алгоритм ограничения силового давления</w:t>
       </w:r>
+      <w:bookmarkEnd w:id="16"/>
     </w:p>
     <w:p>
       <w:pPr>
@@ -11042,6 +14180,7 @@
       <w:r>
         <w:rPr>
           <w:rFonts w:ascii="Times New Roman" w:hAnsi="Times New Roman" w:cs="Times New Roman"/>
+          <w:noProof/>
           <w:color w:val="000000" w:themeColor="text1"/>
           <w:sz w:val="28"/>
           <w:szCs w:val="28"/>
@@ -11131,9 +14270,11 @@
       <w:pPr>
         <w:pStyle w:val="2"/>
       </w:pPr>
+      <w:bookmarkStart w:id="17" w:name="_Toc224752681"/>
       <w:r>
         <w:t>6.2 Алгоритм контроля постоянного силового давления</w:t>
       </w:r>
+      <w:bookmarkEnd w:id="17"/>
     </w:p>
     <w:p>
       <w:pPr>
@@ -12417,7 +15558,7 @@
           <w:szCs w:val="28"/>
         </w:rPr>
       </w:pPr>
-      <w:commentRangeStart w:id="14"/>
+      <w:commentRangeStart w:id="18"/>
       <w:r>
         <w:rPr>
           <w:rFonts w:ascii="Times New Roman" w:eastAsiaTheme="minorEastAsia" w:hAnsi="Times New Roman" w:cs="Times New Roman"/>
@@ -12562,12 +15703,12 @@
         </w:rPr>
         <w:t>.</w:t>
       </w:r>
-      <w:commentRangeEnd w:id="14"/>
+      <w:commentRangeEnd w:id="18"/>
       <w:r>
         <w:rPr>
           <w:rStyle w:val="aff6"/>
         </w:rPr>
-        <w:commentReference w:id="14"/>
+        <w:commentReference w:id="18"/>
       </w:r>
     </w:p>
     <w:p>
@@ -12581,7 +15722,7 @@
           <w:szCs w:val="28"/>
         </w:rPr>
       </w:pPr>
-      <w:bookmarkStart w:id="15" w:name="_Toc220162413"/>
+      <w:bookmarkStart w:id="19" w:name="_Toc220162413"/>
       <w:r>
         <w:rPr>
           <w:rFonts w:ascii="Times New Roman" w:hAnsi="Times New Roman" w:cs="Times New Roman"/>
@@ -12590,7 +15731,7 @@
         </w:rPr>
         <w:t xml:space="preserve">6.2.1 </w:t>
       </w:r>
-      <w:bookmarkEnd w:id="15"/>
+      <w:bookmarkEnd w:id="19"/>
       <w:r>
         <w:rPr>
           <w:rFonts w:ascii="Times New Roman" w:hAnsi="Times New Roman" w:cs="Times New Roman"/>
@@ -13326,7 +16467,7 @@
           <w:szCs w:val="28"/>
         </w:rPr>
       </w:pPr>
-      <w:commentRangeStart w:id="16"/>
+      <w:commentRangeStart w:id="20"/>
       <w:r>
         <w:rPr>
           <w:rFonts w:ascii="Times New Roman" w:eastAsiaTheme="minorEastAsia" w:hAnsi="Times New Roman" w:cs="Times New Roman"/>
@@ -13517,12 +16658,12 @@
         </w:rPr>
         <w:t xml:space="preserve"> данным алгоритмом не изменяются;</w:t>
       </w:r>
-      <w:commentRangeEnd w:id="16"/>
+      <w:commentRangeEnd w:id="20"/>
       <w:r>
         <w:rPr>
           <w:rStyle w:val="aff6"/>
         </w:rPr>
-        <w:commentReference w:id="16"/>
+        <w:commentReference w:id="20"/>
       </w:r>
     </w:p>
     <w:p>
@@ -15736,6 +18877,7 @@
           <w:rFonts w:ascii="Courier New" w:eastAsiaTheme="minorEastAsia" w:hAnsi="Courier New" w:cs="Courier New"/>
           <w:sz w:val="28"/>
           <w:szCs w:val="28"/>
+          <w:lang w:val="en-US"/>
         </w:rPr>
       </w:pPr>
       <w:r>
@@ -15752,9 +18894,11 @@
           <w:rFonts w:ascii="Courier New" w:eastAsiaTheme="minorEastAsia" w:hAnsi="Courier New" w:cs="Courier New"/>
           <w:sz w:val="28"/>
           <w:szCs w:val="28"/>
+          <w:lang w:val="en-US"/>
         </w:rPr>
         <w:t xml:space="preserve"> </w:t>
       </w:r>
+      <w:proofErr w:type="spellStart"/>
       <w:r>
         <w:rPr>
           <w:rFonts w:ascii="Courier New" w:eastAsiaTheme="minorEastAsia" w:hAnsi="Courier New" w:cs="Courier New"/>
@@ -15769,6 +18913,7 @@
           <w:rFonts w:ascii="Courier New" w:eastAsiaTheme="minorEastAsia" w:hAnsi="Courier New" w:cs="Courier New"/>
           <w:sz w:val="28"/>
           <w:szCs w:val="28"/>
+          <w:lang w:val="en-US"/>
         </w:rPr>
         <w:t>_</w:t>
       </w:r>
@@ -15782,11 +18927,13 @@
         </w:rPr>
         <w:t>contact</w:t>
       </w:r>
+      <w:proofErr w:type="spellEnd"/>
       <w:r>
         <w:rPr>
           <w:rFonts w:ascii="Courier New" w:eastAsiaTheme="minorEastAsia" w:hAnsi="Courier New" w:cs="Courier New"/>
           <w:sz w:val="28"/>
           <w:szCs w:val="28"/>
+          <w:lang w:val="en-US"/>
         </w:rPr>
         <w:t>(</w:t>
       </w:r>
@@ -15805,9 +18952,11 @@
           <w:rFonts w:ascii="Courier New" w:eastAsiaTheme="minorEastAsia" w:hAnsi="Courier New" w:cs="Courier New"/>
           <w:sz w:val="28"/>
           <w:szCs w:val="28"/>
+          <w:lang w:val="en-US"/>
         </w:rPr>
         <w:t xml:space="preserve">, </w:t>
       </w:r>
+      <w:proofErr w:type="spellStart"/>
       <w:r>
         <w:rPr>
           <w:rFonts w:ascii="Courier New" w:eastAsiaTheme="minorEastAsia" w:hAnsi="Courier New" w:cs="Courier New"/>
@@ -15822,6 +18971,7 @@
           <w:rFonts w:ascii="Courier New" w:eastAsiaTheme="minorEastAsia" w:hAnsi="Courier New" w:cs="Courier New"/>
           <w:sz w:val="28"/>
           <w:szCs w:val="28"/>
+          <w:lang w:val="en-US"/>
         </w:rPr>
         <w:t>_</w:t>
       </w:r>
@@ -15834,11 +18984,13 @@
         </w:rPr>
         <w:t>target</w:t>
       </w:r>
+      <w:proofErr w:type="spellEnd"/>
       <w:r>
         <w:rPr>
           <w:rFonts w:ascii="Courier New" w:eastAsiaTheme="minorEastAsia" w:hAnsi="Courier New" w:cs="Courier New"/>
           <w:sz w:val="28"/>
           <w:szCs w:val="28"/>
+          <w:lang w:val="en-US"/>
         </w:rPr>
         <w:t xml:space="preserve">, </w:t>
       </w:r>
@@ -15858,6 +19010,7 @@
           <w:rFonts w:ascii="Courier New" w:eastAsiaTheme="minorEastAsia" w:hAnsi="Courier New" w:cs="Courier New"/>
           <w:sz w:val="28"/>
           <w:szCs w:val="28"/>
+          <w:lang w:val="en-US"/>
         </w:rPr>
         <w:t>):</w:t>
       </w:r>
@@ -15866,10 +19019,12 @@
           <w:rFonts w:ascii="Courier New" w:eastAsiaTheme="minorEastAsia" w:hAnsi="Courier New" w:cs="Courier New"/>
           <w:sz w:val="28"/>
           <w:szCs w:val="28"/>
+          <w:lang w:val="en-US"/>
         </w:rPr>
         <w:br/>
         <w:t xml:space="preserve">    </w:t>
       </w:r>
+      <w:proofErr w:type="spellStart"/>
       <w:proofErr w:type="gramStart"/>
       <w:r>
         <w:rPr>
@@ -15885,10 +19040,10 @@
           <w:rFonts w:ascii="Courier New" w:eastAsiaTheme="minorEastAsia" w:hAnsi="Courier New" w:cs="Courier New"/>
           <w:sz w:val="28"/>
           <w:szCs w:val="28"/>
+          <w:lang w:val="en-US"/>
         </w:rPr>
         <w:t>.</w:t>
       </w:r>
-      <w:proofErr w:type="spellStart"/>
       <w:r>
         <w:rPr>
           <w:rFonts w:ascii="Courier New" w:eastAsiaTheme="minorEastAsia" w:hAnsi="Courier New" w:cs="Courier New"/>
@@ -15898,13 +19053,13 @@
         </w:rPr>
         <w:t>speedl</w:t>
       </w:r>
-      <w:proofErr w:type="spellEnd"/>
       <w:proofErr w:type="gramEnd"/>
       <w:r>
         <w:rPr>
           <w:rFonts w:ascii="Courier New" w:eastAsiaTheme="minorEastAsia" w:hAnsi="Courier New" w:cs="Courier New"/>
           <w:sz w:val="28"/>
           <w:szCs w:val="28"/>
+          <w:lang w:val="en-US"/>
         </w:rPr>
         <w:t>_</w:t>
       </w:r>
@@ -15918,11 +19073,13 @@
         </w:rPr>
         <w:t>tool</w:t>
       </w:r>
+      <w:proofErr w:type="spellEnd"/>
       <w:r>
         <w:rPr>
           <w:rFonts w:ascii="Courier New" w:eastAsiaTheme="minorEastAsia" w:hAnsi="Courier New" w:cs="Courier New"/>
           <w:sz w:val="28"/>
           <w:szCs w:val="28"/>
+          <w:lang w:val="en-US"/>
         </w:rPr>
         <w:t>(</w:t>
       </w:r>
@@ -15932,6 +19089,7 @@
           <w:rFonts w:ascii="Courier New" w:eastAsiaTheme="minorEastAsia" w:hAnsi="Courier New" w:cs="Courier New"/>
           <w:sz w:val="28"/>
           <w:szCs w:val="28"/>
+          <w:lang w:val="en-US"/>
         </w:rPr>
         <w:t xml:space="preserve">[0, 0, 0.01, 0, 0, 0], </w:t>
       </w:r>
@@ -15949,6 +19107,7 @@
           <w:rFonts w:ascii="Courier New" w:eastAsiaTheme="minorEastAsia" w:hAnsi="Courier New" w:cs="Courier New"/>
           <w:sz w:val="28"/>
           <w:szCs w:val="28"/>
+          <w:lang w:val="en-US"/>
         </w:rPr>
         <w:t>, 30)</w:t>
       </w:r>
@@ -15957,6 +19116,7 @@
           <w:rFonts w:ascii="Courier New" w:eastAsiaTheme="minorEastAsia" w:hAnsi="Courier New" w:cs="Courier New"/>
           <w:sz w:val="28"/>
           <w:szCs w:val="28"/>
+          <w:lang w:val="en-US"/>
         </w:rPr>
         <w:br/>
         <w:t xml:space="preserve">    </w:t>
@@ -15975,9 +19135,11 @@
           <w:rFonts w:ascii="Courier New" w:eastAsiaTheme="minorEastAsia" w:hAnsi="Courier New" w:cs="Courier New"/>
           <w:sz w:val="28"/>
           <w:szCs w:val="28"/>
+          <w:lang w:val="en-US"/>
         </w:rPr>
         <w:t xml:space="preserve"> (</w:t>
       </w:r>
+      <w:proofErr w:type="spellStart"/>
       <w:r>
         <w:rPr>
           <w:rFonts w:ascii="Courier New" w:eastAsiaTheme="minorEastAsia" w:hAnsi="Courier New" w:cs="Courier New"/>
@@ -15992,6 +19154,7 @@
           <w:rFonts w:ascii="Courier New" w:eastAsiaTheme="minorEastAsia" w:hAnsi="Courier New" w:cs="Courier New"/>
           <w:sz w:val="28"/>
           <w:szCs w:val="28"/>
+          <w:lang w:val="en-US"/>
         </w:rPr>
         <w:t>.</w:t>
       </w:r>
@@ -16009,10 +19172,10 @@
           <w:rFonts w:ascii="Courier New" w:eastAsiaTheme="minorEastAsia" w:hAnsi="Courier New" w:cs="Courier New"/>
           <w:sz w:val="28"/>
           <w:szCs w:val="28"/>
+          <w:lang w:val="en-US"/>
         </w:rPr>
         <w:t>_</w:t>
       </w:r>
-      <w:proofErr w:type="spellStart"/>
       <w:r>
         <w:rPr>
           <w:rFonts w:ascii="Courier New" w:eastAsiaTheme="minorEastAsia" w:hAnsi="Courier New" w:cs="Courier New"/>
@@ -16022,12 +19185,12 @@
         </w:rPr>
         <w:t>tcp</w:t>
       </w:r>
-      <w:proofErr w:type="spellEnd"/>
       <w:r>
         <w:rPr>
           <w:rFonts w:ascii="Courier New" w:eastAsiaTheme="minorEastAsia" w:hAnsi="Courier New" w:cs="Courier New"/>
           <w:sz w:val="28"/>
           <w:szCs w:val="28"/>
+          <w:lang w:val="en-US"/>
         </w:rPr>
         <w:t>_</w:t>
       </w:r>
@@ -16041,11 +19204,13 @@
         </w:rPr>
         <w:t>force</w:t>
       </w:r>
+      <w:proofErr w:type="spellEnd"/>
       <w:r>
         <w:rPr>
           <w:rFonts w:ascii="Courier New" w:eastAsiaTheme="minorEastAsia" w:hAnsi="Courier New" w:cs="Courier New"/>
           <w:sz w:val="28"/>
           <w:szCs w:val="28"/>
+          <w:lang w:val="en-US"/>
         </w:rPr>
         <w:t>()[</w:t>
       </w:r>
@@ -16055,6 +19220,7 @@
           <w:rFonts w:ascii="Courier New" w:eastAsiaTheme="minorEastAsia" w:hAnsi="Courier New" w:cs="Courier New"/>
           <w:sz w:val="28"/>
           <w:szCs w:val="28"/>
+          <w:lang w:val="en-US"/>
         </w:rPr>
         <w:t xml:space="preserve">2] - </w:t>
       </w:r>
@@ -16074,9 +19240,11 @@
           <w:rFonts w:ascii="Courier New" w:eastAsiaTheme="minorEastAsia" w:hAnsi="Courier New" w:cs="Courier New"/>
           <w:sz w:val="28"/>
           <w:szCs w:val="28"/>
+          <w:lang w:val="en-US"/>
         </w:rPr>
         <w:t xml:space="preserve">) &lt; </w:t>
       </w:r>
+      <w:proofErr w:type="spellStart"/>
       <w:r>
         <w:rPr>
           <w:rFonts w:ascii="Courier New" w:eastAsiaTheme="minorEastAsia" w:hAnsi="Courier New" w:cs="Courier New"/>
@@ -16091,6 +19259,7 @@
           <w:rFonts w:ascii="Courier New" w:eastAsiaTheme="minorEastAsia" w:hAnsi="Courier New" w:cs="Courier New"/>
           <w:sz w:val="28"/>
           <w:szCs w:val="28"/>
+          <w:lang w:val="en-US"/>
         </w:rPr>
         <w:t>_</w:t>
       </w:r>
@@ -16103,11 +19272,13 @@
         </w:rPr>
         <w:t>target</w:t>
       </w:r>
+      <w:proofErr w:type="spellEnd"/>
       <w:r>
         <w:rPr>
           <w:rFonts w:ascii="Courier New" w:eastAsiaTheme="minorEastAsia" w:hAnsi="Courier New" w:cs="Courier New"/>
           <w:sz w:val="28"/>
           <w:szCs w:val="28"/>
+          <w:lang w:val="en-US"/>
         </w:rPr>
         <w:t>:</w:t>
       </w:r>
@@ -16116,6 +19287,7 @@
           <w:rFonts w:ascii="Courier New" w:eastAsiaTheme="minorEastAsia" w:hAnsi="Courier New" w:cs="Courier New"/>
           <w:sz w:val="28"/>
           <w:szCs w:val="28"/>
+          <w:lang w:val="en-US"/>
         </w:rPr>
         <w:br/>
         <w:t xml:space="preserve">        </w:t>
@@ -16134,10 +19306,12 @@
           <w:rFonts w:ascii="Courier New" w:eastAsiaTheme="minorEastAsia" w:hAnsi="Courier New" w:cs="Courier New"/>
           <w:sz w:val="28"/>
           <w:szCs w:val="28"/>
+          <w:lang w:val="en-US"/>
         </w:rPr>
         <w:br/>
         <w:t xml:space="preserve">    </w:t>
       </w:r>
+      <w:proofErr w:type="spellStart"/>
       <w:proofErr w:type="gramStart"/>
       <w:r>
         <w:rPr>
@@ -16153,10 +19327,10 @@
           <w:rFonts w:ascii="Courier New" w:eastAsiaTheme="minorEastAsia" w:hAnsi="Courier New" w:cs="Courier New"/>
           <w:sz w:val="28"/>
           <w:szCs w:val="28"/>
+          <w:lang w:val="en-US"/>
         </w:rPr>
         <w:t>.</w:t>
       </w:r>
-      <w:proofErr w:type="spellStart"/>
       <w:r>
         <w:rPr>
           <w:rFonts w:ascii="Courier New" w:eastAsiaTheme="minorEastAsia" w:hAnsi="Courier New" w:cs="Courier New"/>
@@ -16166,13 +19340,13 @@
         </w:rPr>
         <w:t>speedl</w:t>
       </w:r>
-      <w:proofErr w:type="spellEnd"/>
       <w:proofErr w:type="gramEnd"/>
       <w:r>
         <w:rPr>
           <w:rFonts w:ascii="Courier New" w:eastAsiaTheme="minorEastAsia" w:hAnsi="Courier New" w:cs="Courier New"/>
           <w:sz w:val="28"/>
           <w:szCs w:val="28"/>
+          <w:lang w:val="en-US"/>
         </w:rPr>
         <w:t>_</w:t>
       </w:r>
@@ -16186,11 +19360,13 @@
         </w:rPr>
         <w:t>tool</w:t>
       </w:r>
+      <w:proofErr w:type="spellEnd"/>
       <w:r>
         <w:rPr>
           <w:rFonts w:ascii="Courier New" w:eastAsiaTheme="minorEastAsia" w:hAnsi="Courier New" w:cs="Courier New"/>
           <w:sz w:val="28"/>
           <w:szCs w:val="28"/>
+          <w:lang w:val="en-US"/>
         </w:rPr>
         <w:t>(</w:t>
       </w:r>
@@ -16200,6 +19376,7 @@
           <w:rFonts w:ascii="Courier New" w:eastAsiaTheme="minorEastAsia" w:hAnsi="Courier New" w:cs="Courier New"/>
           <w:sz w:val="28"/>
           <w:szCs w:val="28"/>
+          <w:lang w:val="en-US"/>
         </w:rPr>
         <w:t>[0] * 6, 0.5, 2)</w:t>
       </w:r>
@@ -16900,12 +20077,14 @@
       <w:pPr>
         <w:pStyle w:val="2"/>
       </w:pPr>
+      <w:bookmarkStart w:id="21" w:name="_Toc224752682"/>
       <w:r>
         <w:t xml:space="preserve">6.3 Логгер </w:t>
       </w:r>
       <w:r>
         <w:t>телеметрии</w:t>
       </w:r>
+      <w:bookmarkEnd w:id="21"/>
     </w:p>
     <w:p>
       <w:pPr>
@@ -17630,7 +20809,7 @@
           <w:numId w:val="24"/>
         </w:numPr>
       </w:pPr>
-      <w:commentRangeStart w:id="17"/>
+      <w:commentRangeStart w:id="22"/>
       <w:r>
         <w:t>Отметка по времени формата ГГ.ММ.ДД</w:t>
       </w:r>
@@ -17798,13 +20977,13 @@
       <w:r>
         <w:t>в Н/м</w:t>
       </w:r>
-      <w:commentRangeEnd w:id="17"/>
+      <w:commentRangeEnd w:id="22"/>
       <w:r>
         <w:rPr>
           <w:rStyle w:val="aff6"/>
           <w:rFonts w:asciiTheme="minorHAnsi" w:hAnsiTheme="minorHAnsi"/>
         </w:rPr>
-        <w:commentReference w:id="17"/>
+        <w:commentReference w:id="22"/>
       </w:r>
     </w:p>
     <w:p>
@@ -17819,10 +20998,12 @@
       <w:pPr>
         <w:pStyle w:val="2"/>
       </w:pPr>
+      <w:bookmarkStart w:id="23" w:name="_Toc224752683"/>
       <w:r>
         <w:lastRenderedPageBreak/>
         <w:t>6.4 Логгер отладочных данных</w:t>
       </w:r>
+      <w:bookmarkEnd w:id="23"/>
     </w:p>
     <w:p>
       <w:pPr>
@@ -19012,9 +22193,11 @@
       <w:pPr>
         <w:pStyle w:val="2"/>
       </w:pPr>
+      <w:bookmarkStart w:id="24" w:name="_Toc224752684"/>
       <w:r>
         <w:t>6.5 Алгоритм отслеживания статусов процессов</w:t>
       </w:r>
+      <w:bookmarkEnd w:id="24"/>
     </w:p>
     <w:p>
       <w:pPr>
@@ -21795,70 +24978,109 @@
     <w:p>
       <w:pPr>
         <w:pStyle w:val="a1"/>
-      </w:pPr>
-      <w:r>
-        <w:t xml:space="preserve">Так же </w:t>
-      </w:r>
-      <w:r>
-        <w:rPr>
-          <w:lang w:val="en-US"/>
-        </w:rPr>
-        <w:t>watchdog</w:t>
-      </w:r>
-      <w:r>
-        <w:t xml:space="preserve"> </w:t>
-      </w:r>
-      <w:r>
-        <w:t>мониторит сердцебиение процессов, то есть количество времени, прошедшее с момента последнего обновления статуса.</w:t>
+        <w:numPr>
+          <w:ilvl w:val="0"/>
+          <w:numId w:val="25"/>
+        </w:numPr>
+      </w:pPr>
+      <w:r>
+        <w:rPr>
+          <w:lang w:val="en-US"/>
+        </w:rPr>
+        <w:t xml:space="preserve">AWAITING – </w:t>
+      </w:r>
+      <w:r>
+        <w:t>процесс ожидает запуска</w:t>
       </w:r>
     </w:p>
     <w:p>
       <w:pPr>
         <w:pStyle w:val="a1"/>
-      </w:pPr>
-      <w:r>
-        <w:t xml:space="preserve">Если </w:t>
-      </w:r>
-      <w:r>
-        <w:rPr>
-          <w:lang w:val="en-US"/>
-        </w:rPr>
-        <w:t>watchdog</w:t>
+        <w:numPr>
+          <w:ilvl w:val="0"/>
+          <w:numId w:val="25"/>
+        </w:numPr>
+      </w:pPr>
+      <w:r>
+        <w:rPr>
+          <w:lang w:val="en-US"/>
+        </w:rPr>
+        <w:t>FINISHED</w:t>
       </w:r>
       <w:r>
         <w:t xml:space="preserve"> </w:t>
       </w:r>
       <w:r>
-        <w:t xml:space="preserve">получает сообщение от процесса со статусом </w:t>
-      </w:r>
-      <w:r>
-        <w:rPr>
-          <w:lang w:val="en-US"/>
-        </w:rPr>
-        <w:t>ERROR</w:t>
-      </w:r>
-      <w:r>
-        <w:t xml:space="preserve"> </w:t>
-      </w:r>
-      <w:r>
-        <w:t xml:space="preserve">или </w:t>
-      </w:r>
-      <w:r>
-        <w:rPr>
-          <w:lang w:val="en-US"/>
-        </w:rPr>
-        <w:t>CRASH</w:t>
-      </w:r>
-      <w:r>
-        <w:t xml:space="preserve"> или процесс не обновлял сердцебиение слишком долго, то он вызывает метод планировки перезапуска проблемного процесса</w:t>
-      </w:r>
-      <w:r>
-        <w:t>:</w:t>
+        <w:t>– процесс завершён или ожидает завершения извне</w:t>
       </w:r>
     </w:p>
     <w:p>
       <w:pPr>
         <w:pStyle w:val="a1"/>
+      </w:pPr>
+      <w:r>
+        <w:t xml:space="preserve">Так же </w:t>
+      </w:r>
+      <w:r>
+        <w:rPr>
+          <w:lang w:val="en-US"/>
+        </w:rPr>
+        <w:t>watchdog</w:t>
+      </w:r>
+      <w:r>
+        <w:t xml:space="preserve"> </w:t>
+      </w:r>
+      <w:r>
+        <w:t>мониторит сердцебиение процессов, то есть количество времени, прошедшее с момента последнего обновления статуса.</w:t>
+      </w:r>
+    </w:p>
+    <w:p>
+      <w:pPr>
+        <w:pStyle w:val="a1"/>
+      </w:pPr>
+      <w:r>
+        <w:t xml:space="preserve">Если </w:t>
+      </w:r>
+      <w:r>
+        <w:rPr>
+          <w:lang w:val="en-US"/>
+        </w:rPr>
+        <w:t>watchdog</w:t>
+      </w:r>
+      <w:r>
+        <w:t xml:space="preserve"> </w:t>
+      </w:r>
+      <w:r>
+        <w:t xml:space="preserve">получает сообщение от процесса со статусом </w:t>
+      </w:r>
+      <w:r>
+        <w:rPr>
+          <w:lang w:val="en-US"/>
+        </w:rPr>
+        <w:t>ERROR</w:t>
+      </w:r>
+      <w:r>
+        <w:t xml:space="preserve"> </w:t>
+      </w:r>
+      <w:r>
+        <w:t xml:space="preserve">или </w:t>
+      </w:r>
+      <w:r>
+        <w:rPr>
+          <w:lang w:val="en-US"/>
+        </w:rPr>
+        <w:t>CRASH</w:t>
+      </w:r>
+      <w:r>
+        <w:t xml:space="preserve"> или процесс не обновлял сердцебиение слишком долго, то он вызывает метод планировки перезапуска проблемного процесса</w:t>
+      </w:r>
+      <w:r>
+        <w:t>:</w:t>
+      </w:r>
+    </w:p>
+    <w:p>
+      <w:pPr>
+        <w:pStyle w:val="a1"/>
         <w:spacing w:line="360" w:lineRule="auto"/>
       </w:pPr>
       <w:proofErr w:type="spellStart"/>
@@ -22256,6 +25478,9 @@
       </w:r>
       <w:r>
         <w:br/>
+      </w:r>
+      <w:r>
+        <w:lastRenderedPageBreak/>
         <w:t xml:space="preserve">        </w:t>
       </w:r>
       <w:proofErr w:type="spellStart"/>
@@ -22279,598 +25504,1455 @@
       </w:r>
       <w:r>
         <w:br/>
-      </w:r>
-      <w:r>
+        <w:t xml:space="preserve">    </w:t>
+      </w:r>
+      <w:proofErr w:type="spellStart"/>
+      <w:r>
+        <w:t>if</w:t>
+      </w:r>
+      <w:proofErr w:type="spellEnd"/>
+      <w:r>
+        <w:t xml:space="preserve"> </w:t>
+      </w:r>
+      <w:proofErr w:type="spellStart"/>
+      <w:r>
+        <w:t>p.is_alive</w:t>
+      </w:r>
+      <w:proofErr w:type="spellEnd"/>
+      <w:r>
+        <w:t>():</w:t>
+      </w:r>
+      <w:r>
+        <w:br/>
+        <w:t xml:space="preserve">        </w:t>
+      </w:r>
+      <w:proofErr w:type="spellStart"/>
+      <w:r>
+        <w:t>logger.critical</w:t>
+      </w:r>
+      <w:proofErr w:type="spellEnd"/>
+      <w:r>
+        <w:t>(</w:t>
+      </w:r>
+      <w:proofErr w:type="spellStart"/>
+      <w:r>
+        <w:t>f"НЕВОЗМОЖНО</w:t>
+      </w:r>
+      <w:proofErr w:type="spellEnd"/>
+      <w:r>
+        <w:t xml:space="preserve"> ЗАВЕРШИТЬ процесс {</w:t>
+      </w:r>
+      <w:proofErr w:type="spellStart"/>
+      <w:r>
+        <w:t>name</w:t>
+      </w:r>
+      <w:proofErr w:type="spellEnd"/>
+      <w:r>
+        <w:t>} даже после SIGKILL!")</w:t>
+      </w:r>
+      <w:r>
+        <w:br/>
+        <w:t xml:space="preserve">    </w:t>
+      </w:r>
+      <w:proofErr w:type="spellStart"/>
+      <w:r>
+        <w:t>else</w:t>
+      </w:r>
+      <w:proofErr w:type="spellEnd"/>
+      <w:r>
+        <w:t>:</w:t>
+      </w:r>
+      <w:r>
+        <w:br/>
+        <w:t xml:space="preserve">        logger.info(</w:t>
+      </w:r>
+      <w:proofErr w:type="spellStart"/>
+      <w:r>
+        <w:t>f"Процесс</w:t>
+      </w:r>
+      <w:proofErr w:type="spellEnd"/>
+      <w:r>
+        <w:t xml:space="preserve"> {</w:t>
+      </w:r>
+      <w:proofErr w:type="spellStart"/>
+      <w:r>
+        <w:t>name</w:t>
+      </w:r>
+      <w:proofErr w:type="spellEnd"/>
+      <w:r>
+        <w:t>} (PID: {</w:t>
+      </w:r>
+      <w:proofErr w:type="spellStart"/>
+      <w:r>
+        <w:t>pid</w:t>
+      </w:r>
+      <w:proofErr w:type="spellEnd"/>
+      <w:r>
+        <w:t>}) успешно завершён")</w:t>
+      </w:r>
+      <w:r>
+        <w:br/>
+      </w:r>
+      <w:r>
+        <w:br/>
+        <w:t xml:space="preserve">    </w:t>
+      </w:r>
+      <w:proofErr w:type="spellStart"/>
+      <w:r>
+        <w:t>if</w:t>
+      </w:r>
+      <w:proofErr w:type="spellEnd"/>
+      <w:r>
+        <w:t xml:space="preserve"> </w:t>
+      </w:r>
+      <w:proofErr w:type="spellStart"/>
+      <w:r>
+        <w:t>name</w:t>
+      </w:r>
+      <w:proofErr w:type="spellEnd"/>
+      <w:r>
+        <w:t xml:space="preserve"> </w:t>
+      </w:r>
+      <w:proofErr w:type="spellStart"/>
+      <w:r>
+        <w:t>in</w:t>
+      </w:r>
+      <w:proofErr w:type="spellEnd"/>
+      <w:r>
+        <w:t xml:space="preserve"> </w:t>
+      </w:r>
+      <w:proofErr w:type="spellStart"/>
+      <w:r>
+        <w:t>self.processes</w:t>
+      </w:r>
+      <w:proofErr w:type="spellEnd"/>
+      <w:r>
+        <w:t>:</w:t>
+      </w:r>
+      <w:r>
+        <w:br/>
+        <w:t xml:space="preserve">        </w:t>
+      </w:r>
+      <w:proofErr w:type="spellStart"/>
+      <w:r>
+        <w:t>del</w:t>
+      </w:r>
+      <w:proofErr w:type="spellEnd"/>
+      <w:r>
+        <w:t xml:space="preserve"> </w:t>
+      </w:r>
+      <w:proofErr w:type="spellStart"/>
+      <w:r>
+        <w:t>self.processes</w:t>
+      </w:r>
+      <w:proofErr w:type="spellEnd"/>
+      <w:r>
+        <w:t>[</w:t>
+      </w:r>
+      <w:proofErr w:type="spellStart"/>
+      <w:r>
+        <w:t>name</w:t>
+      </w:r>
+      <w:proofErr w:type="spellEnd"/>
+      <w:r>
+        <w:t>]</w:t>
+      </w:r>
+      <w:r>
+        <w:br/>
+      </w:r>
+      <w:r>
+        <w:br/>
+        <w:t xml:space="preserve">    </w:t>
+      </w:r>
+      <w:proofErr w:type="spellStart"/>
+      <w:r>
+        <w:t>delay</w:t>
+      </w:r>
+      <w:proofErr w:type="spellEnd"/>
+      <w:r>
+        <w:t xml:space="preserve"> = </w:t>
+      </w:r>
+      <w:proofErr w:type="spellStart"/>
+      <w:r>
+        <w:t>self.restart_delays.get</w:t>
+      </w:r>
+      <w:proofErr w:type="spellEnd"/>
+      <w:r>
+        <w:t>(</w:t>
+      </w:r>
+      <w:proofErr w:type="spellStart"/>
+      <w:r>
+        <w:t>name</w:t>
+      </w:r>
+      <w:proofErr w:type="spellEnd"/>
+      <w:r>
+        <w:t>, 1.0)</w:t>
+      </w:r>
+      <w:r>
+        <w:br/>
+        <w:t xml:space="preserve">    </w:t>
+      </w:r>
+      <w:proofErr w:type="spellStart"/>
+      <w:r>
+        <w:t>self.restart_delays</w:t>
+      </w:r>
+      <w:proofErr w:type="spellEnd"/>
+      <w:r>
+        <w:t>[</w:t>
+      </w:r>
+      <w:proofErr w:type="spellStart"/>
+      <w:r>
+        <w:t>name</w:t>
+      </w:r>
+      <w:proofErr w:type="spellEnd"/>
+      <w:r>
+        <w:t xml:space="preserve">] = </w:t>
+      </w:r>
+      <w:proofErr w:type="spellStart"/>
+      <w:r>
+        <w:t>min</w:t>
+      </w:r>
+      <w:proofErr w:type="spellEnd"/>
+      <w:r>
+        <w:t>(</w:t>
+      </w:r>
+      <w:proofErr w:type="spellStart"/>
+      <w:r>
+        <w:t>delay</w:t>
+      </w:r>
+      <w:proofErr w:type="spellEnd"/>
+      <w:r>
+        <w:t xml:space="preserve"> * 2, 30.0)</w:t>
+      </w:r>
+      <w:r>
+        <w:br/>
+      </w:r>
+      <w:r>
+        <w:br/>
+        <w:t xml:space="preserve">    logger.info(</w:t>
+      </w:r>
+      <w:proofErr w:type="spellStart"/>
+      <w:r>
+        <w:t>f"Планирование</w:t>
+      </w:r>
+      <w:proofErr w:type="spellEnd"/>
+      <w:r>
+        <w:t xml:space="preserve"> перезапуска {</w:t>
+      </w:r>
+      <w:proofErr w:type="spellStart"/>
+      <w:r>
+        <w:t>name</w:t>
+      </w:r>
+      <w:proofErr w:type="spellEnd"/>
+      <w:r>
+        <w:t>} через {delay:.1f}с (экспоненциальная задержка)")</w:t>
+      </w:r>
+      <w:r>
+        <w:br/>
+      </w:r>
+      <w:r>
+        <w:br/>
+        <w:t xml:space="preserve">    </w:t>
+      </w:r>
+      <w:proofErr w:type="spellStart"/>
+      <w:r>
+        <w:t>threading.Timer</w:t>
+      </w:r>
+      <w:proofErr w:type="spellEnd"/>
+      <w:r>
+        <w:t>(</w:t>
+      </w:r>
+      <w:proofErr w:type="spellStart"/>
+      <w:r>
+        <w:t>delay</w:t>
+      </w:r>
+      <w:proofErr w:type="spellEnd"/>
+      <w:r>
+        <w:t xml:space="preserve">, </w:t>
+      </w:r>
+      <w:proofErr w:type="spellStart"/>
+      <w:r>
+        <w:t>self</w:t>
+      </w:r>
+      <w:proofErr w:type="spellEnd"/>
+      <w:r>
+        <w:t>._</w:t>
+      </w:r>
+      <w:proofErr w:type="spellStart"/>
+      <w:r>
+        <w:t>actual_restart</w:t>
+      </w:r>
+      <w:proofErr w:type="spellEnd"/>
+      <w:r>
+        <w:t xml:space="preserve">, </w:t>
+      </w:r>
+      <w:proofErr w:type="spellStart"/>
+      <w:r>
+        <w:t>args</w:t>
+      </w:r>
+      <w:proofErr w:type="spellEnd"/>
+      <w:r>
+        <w:t>=(</w:t>
+      </w:r>
+      <w:proofErr w:type="spellStart"/>
+      <w:r>
+        <w:t>name</w:t>
+      </w:r>
+      <w:proofErr w:type="spellEnd"/>
+      <w:r>
+        <w:t xml:space="preserve">, </w:t>
+      </w:r>
+      <w:proofErr w:type="spellStart"/>
+      <w:r>
+        <w:t>proc</w:t>
+      </w:r>
+      <w:proofErr w:type="spellEnd"/>
+      <w:r>
+        <w:t>['</w:t>
+      </w:r>
+      <w:proofErr w:type="spellStart"/>
+      <w:r>
+        <w:t>target</w:t>
+      </w:r>
+      <w:proofErr w:type="spellEnd"/>
+      <w:r>
+        <w:t xml:space="preserve">'], </w:t>
+      </w:r>
+      <w:proofErr w:type="spellStart"/>
+      <w:r>
+        <w:t>proc</w:t>
+      </w:r>
+      <w:proofErr w:type="spellEnd"/>
+      <w:r>
+        <w:t>['</w:t>
+      </w:r>
+      <w:proofErr w:type="spellStart"/>
+      <w:r>
+        <w:t>params</w:t>
+      </w:r>
+      <w:proofErr w:type="spellEnd"/>
+      <w:r>
+        <w:t xml:space="preserve">'], </w:t>
+      </w:r>
+      <w:proofErr w:type="spellStart"/>
+      <w:r>
+        <w:t>reason</w:t>
+      </w:r>
+      <w:proofErr w:type="spellEnd"/>
+      <w:r>
+        <w:t>)).</w:t>
+      </w:r>
+      <w:proofErr w:type="spellStart"/>
+      <w:r>
+        <w:t>start</w:t>
+      </w:r>
+      <w:proofErr w:type="spellEnd"/>
+      <w:r>
+        <w:t>()</w:t>
+      </w:r>
+    </w:p>
+    <w:p>
+      <w:pPr>
+        <w:pStyle w:val="a1"/>
+        <w:spacing w:line="360" w:lineRule="auto"/>
+      </w:pPr>
+      <w:r>
+        <w:t>Данный метод пытается принудительно завершить процесс при его зависании (если это необходимо), после чего планирует перезапуск с экспоненциальной задержкой вызывая метод перезапуска</w:t>
+      </w:r>
+      <w:r>
+        <w:t>:</w:t>
+      </w:r>
+    </w:p>
+    <w:p>
+      <w:pPr>
+        <w:pStyle w:val="a1"/>
+        <w:spacing w:line="360" w:lineRule="auto"/>
+        <w:rPr>
+          <w:rFonts w:ascii="Courier New" w:hAnsi="Courier New" w:cs="Courier New"/>
+          <w:lang w:val="en-US"/>
+        </w:rPr>
+      </w:pPr>
+      <w:r>
+        <w:rPr>
+          <w:rFonts w:ascii="Courier New" w:hAnsi="Courier New" w:cs="Courier New"/>
+          <w:lang w:val="en-US"/>
+        </w:rPr>
+        <w:t>def _</w:t>
+      </w:r>
+      <w:proofErr w:type="spellStart"/>
+      <w:r>
+        <w:rPr>
+          <w:rFonts w:ascii="Courier New" w:hAnsi="Courier New" w:cs="Courier New"/>
+          <w:lang w:val="en-US"/>
+        </w:rPr>
+        <w:t>actual_restart</w:t>
+      </w:r>
+      <w:proofErr w:type="spellEnd"/>
+      <w:r>
+        <w:rPr>
+          <w:rFonts w:ascii="Courier New" w:hAnsi="Courier New" w:cs="Courier New"/>
+          <w:lang w:val="en-US"/>
+        </w:rPr>
+        <w:t xml:space="preserve">(self, name, </w:t>
+      </w:r>
+      <w:proofErr w:type="spellStart"/>
+      <w:r>
+        <w:rPr>
+          <w:rFonts w:ascii="Courier New" w:hAnsi="Courier New" w:cs="Courier New"/>
+          <w:lang w:val="en-US"/>
+        </w:rPr>
+        <w:t>target_func</w:t>
+      </w:r>
+      <w:proofErr w:type="spellEnd"/>
+      <w:r>
+        <w:rPr>
+          <w:rFonts w:ascii="Courier New" w:hAnsi="Courier New" w:cs="Courier New"/>
+          <w:lang w:val="en-US"/>
+        </w:rPr>
+        <w:t>, params, reason=""):</w:t>
+      </w:r>
+      <w:r>
+        <w:rPr>
+          <w:rFonts w:ascii="Courier New" w:hAnsi="Courier New" w:cs="Courier New"/>
+          <w:lang w:val="en-US"/>
+        </w:rPr>
+        <w:br/>
+        <w:t xml:space="preserve">    </w:t>
+      </w:r>
+      <w:proofErr w:type="spellStart"/>
+      <w:r>
+        <w:rPr>
+          <w:rFonts w:ascii="Courier New" w:hAnsi="Courier New" w:cs="Courier New"/>
+          <w:lang w:val="en-US"/>
+        </w:rPr>
+        <w:t>self.restart_delays</w:t>
+      </w:r>
+      <w:proofErr w:type="spellEnd"/>
+      <w:r>
+        <w:rPr>
+          <w:rFonts w:ascii="Courier New" w:hAnsi="Courier New" w:cs="Courier New"/>
+          <w:lang w:val="en-US"/>
+        </w:rPr>
+        <w:t>[name] = 1.0</w:t>
+      </w:r>
+      <w:r>
+        <w:rPr>
+          <w:rFonts w:ascii="Courier New" w:hAnsi="Courier New" w:cs="Courier New"/>
+          <w:lang w:val="en-US"/>
+        </w:rPr>
+        <w:br/>
+      </w:r>
+      <w:r>
+        <w:rPr>
+          <w:rFonts w:ascii="Courier New" w:hAnsi="Courier New" w:cs="Courier New"/>
+          <w:lang w:val="en-US"/>
+        </w:rPr>
+        <w:br/>
+        <w:t xml:space="preserve">    logger.info(f"</w:t>
+      </w:r>
+      <w:r>
+        <w:rPr>
+          <w:rFonts w:ascii="Courier New" w:hAnsi="Courier New" w:cs="Courier New"/>
+        </w:rPr>
+        <w:t>Перезапуск</w:t>
+      </w:r>
+      <w:r>
+        <w:rPr>
+          <w:rFonts w:ascii="Courier New" w:hAnsi="Courier New" w:cs="Courier New"/>
+          <w:lang w:val="en-US"/>
+        </w:rPr>
+        <w:t xml:space="preserve"> </w:t>
+      </w:r>
+      <w:r>
+        <w:rPr>
+          <w:rFonts w:ascii="Courier New" w:hAnsi="Courier New" w:cs="Courier New"/>
+        </w:rPr>
+        <w:t>процесса</w:t>
+      </w:r>
+      <w:r>
+        <w:rPr>
+          <w:rFonts w:ascii="Courier New" w:hAnsi="Courier New" w:cs="Courier New"/>
+          <w:lang w:val="en-US"/>
+        </w:rPr>
+        <w:t xml:space="preserve"> {name} | </w:t>
+      </w:r>
+      <w:r>
+        <w:rPr>
+          <w:rFonts w:ascii="Courier New" w:hAnsi="Courier New" w:cs="Courier New"/>
+        </w:rPr>
+        <w:t>Причина</w:t>
+      </w:r>
+      <w:r>
+        <w:rPr>
+          <w:rFonts w:ascii="Courier New" w:hAnsi="Courier New" w:cs="Courier New"/>
+          <w:lang w:val="en-US"/>
+        </w:rPr>
+        <w:t>: {reason}")</w:t>
+      </w:r>
+      <w:r>
+        <w:rPr>
+          <w:rFonts w:ascii="Courier New" w:hAnsi="Courier New" w:cs="Courier New"/>
+          <w:lang w:val="en-US"/>
+        </w:rPr>
+        <w:br/>
+      </w:r>
+      <w:r>
+        <w:rPr>
+          <w:rFonts w:ascii="Courier New" w:hAnsi="Courier New" w:cs="Courier New"/>
+          <w:lang w:val="en-US"/>
+        </w:rPr>
+        <w:br/>
+        <w:t xml:space="preserve">    p = </w:t>
+      </w:r>
+      <w:proofErr w:type="spellStart"/>
+      <w:r>
+        <w:rPr>
+          <w:rFonts w:ascii="Courier New" w:hAnsi="Courier New" w:cs="Courier New"/>
+          <w:lang w:val="en-US"/>
+        </w:rPr>
+        <w:t>mp.Process</w:t>
+      </w:r>
+      <w:proofErr w:type="spellEnd"/>
+      <w:r>
+        <w:rPr>
+          <w:rFonts w:ascii="Courier New" w:hAnsi="Courier New" w:cs="Courier New"/>
+          <w:lang w:val="en-US"/>
+        </w:rPr>
+        <w:t>(target=</w:t>
+      </w:r>
+      <w:proofErr w:type="spellStart"/>
+      <w:r>
+        <w:rPr>
+          <w:rFonts w:ascii="Courier New" w:hAnsi="Courier New" w:cs="Courier New"/>
+          <w:lang w:val="en-US"/>
+        </w:rPr>
+        <w:t>target_func</w:t>
+      </w:r>
+      <w:proofErr w:type="spellEnd"/>
+      <w:r>
+        <w:rPr>
+          <w:rFonts w:ascii="Courier New" w:hAnsi="Courier New" w:cs="Courier New"/>
+          <w:lang w:val="en-US"/>
+        </w:rPr>
+        <w:t xml:space="preserve">, </w:t>
+      </w:r>
+      <w:proofErr w:type="spellStart"/>
+      <w:r>
+        <w:rPr>
+          <w:rFonts w:ascii="Courier New" w:hAnsi="Courier New" w:cs="Courier New"/>
+          <w:lang w:val="en-US"/>
+        </w:rPr>
+        <w:t>args</w:t>
+      </w:r>
+      <w:proofErr w:type="spellEnd"/>
+      <w:r>
+        <w:rPr>
+          <w:rFonts w:ascii="Courier New" w:hAnsi="Courier New" w:cs="Courier New"/>
+          <w:lang w:val="en-US"/>
+        </w:rPr>
+        <w:t xml:space="preserve">=params, </w:t>
+      </w:r>
+      <w:r>
+        <w:rPr>
+          <w:rFonts w:ascii="Courier New" w:hAnsi="Courier New" w:cs="Courier New"/>
+          <w:lang w:val="en-US"/>
+        </w:rPr>
+        <w:lastRenderedPageBreak/>
+        <w:t>daemon=True, name=name)</w:t>
+      </w:r>
+      <w:r>
+        <w:rPr>
+          <w:rFonts w:ascii="Courier New" w:hAnsi="Courier New" w:cs="Courier New"/>
+          <w:lang w:val="en-US"/>
+        </w:rPr>
+        <w:br/>
+        <w:t xml:space="preserve">    </w:t>
+      </w:r>
+      <w:proofErr w:type="spellStart"/>
+      <w:r>
+        <w:rPr>
+          <w:rFonts w:ascii="Courier New" w:hAnsi="Courier New" w:cs="Courier New"/>
+          <w:lang w:val="en-US"/>
+        </w:rPr>
+        <w:t>p.start</w:t>
+      </w:r>
+      <w:proofErr w:type="spellEnd"/>
+      <w:r>
+        <w:rPr>
+          <w:rFonts w:ascii="Courier New" w:hAnsi="Courier New" w:cs="Courier New"/>
+          <w:lang w:val="en-US"/>
+        </w:rPr>
+        <w:t>()</w:t>
+      </w:r>
+      <w:r>
+        <w:rPr>
+          <w:rFonts w:ascii="Courier New" w:hAnsi="Courier New" w:cs="Courier New"/>
+          <w:lang w:val="en-US"/>
+        </w:rPr>
+        <w:br/>
+      </w:r>
+      <w:r>
+        <w:rPr>
+          <w:rFonts w:ascii="Courier New" w:hAnsi="Courier New" w:cs="Courier New"/>
+          <w:lang w:val="en-US"/>
+        </w:rPr>
+        <w:br/>
+        <w:t xml:space="preserve">    </w:t>
+      </w:r>
+      <w:proofErr w:type="spellStart"/>
+      <w:r>
+        <w:rPr>
+          <w:rFonts w:ascii="Courier New" w:hAnsi="Courier New" w:cs="Courier New"/>
+          <w:lang w:val="en-US"/>
+        </w:rPr>
+        <w:t>self.processes</w:t>
+      </w:r>
+      <w:proofErr w:type="spellEnd"/>
+      <w:r>
+        <w:rPr>
+          <w:rFonts w:ascii="Courier New" w:hAnsi="Courier New" w:cs="Courier New"/>
+          <w:lang w:val="en-US"/>
+        </w:rPr>
+        <w:t>[name] = {</w:t>
+      </w:r>
+      <w:r>
+        <w:rPr>
+          <w:rFonts w:ascii="Courier New" w:hAnsi="Courier New" w:cs="Courier New"/>
+          <w:lang w:val="en-US"/>
+        </w:rPr>
+        <w:br/>
+        <w:t xml:space="preserve">        'process': p,</w:t>
+      </w:r>
+      <w:r>
+        <w:rPr>
+          <w:rFonts w:ascii="Courier New" w:hAnsi="Courier New" w:cs="Courier New"/>
+          <w:lang w:val="en-US"/>
+        </w:rPr>
+        <w:br/>
+        <w:t xml:space="preserve">        '</w:t>
+      </w:r>
+      <w:proofErr w:type="spellStart"/>
+      <w:r>
+        <w:rPr>
+          <w:rFonts w:ascii="Courier New" w:hAnsi="Courier New" w:cs="Courier New"/>
+          <w:lang w:val="en-US"/>
+        </w:rPr>
+        <w:t>last_heartbeat</w:t>
+      </w:r>
+      <w:proofErr w:type="spellEnd"/>
+      <w:r>
+        <w:rPr>
+          <w:rFonts w:ascii="Courier New" w:hAnsi="Courier New" w:cs="Courier New"/>
+          <w:lang w:val="en-US"/>
+        </w:rPr>
+        <w:t xml:space="preserve">': </w:t>
+      </w:r>
+      <w:proofErr w:type="spellStart"/>
+      <w:r>
+        <w:rPr>
+          <w:rFonts w:ascii="Courier New" w:hAnsi="Courier New" w:cs="Courier New"/>
+          <w:lang w:val="en-US"/>
+        </w:rPr>
+        <w:t>time.time</w:t>
+      </w:r>
+      <w:proofErr w:type="spellEnd"/>
+      <w:r>
+        <w:rPr>
+          <w:rFonts w:ascii="Courier New" w:hAnsi="Courier New" w:cs="Courier New"/>
+          <w:lang w:val="en-US"/>
+        </w:rPr>
+        <w:t>(),</w:t>
+      </w:r>
+      <w:r>
+        <w:rPr>
+          <w:rFonts w:ascii="Courier New" w:hAnsi="Courier New" w:cs="Courier New"/>
+          <w:lang w:val="en-US"/>
+        </w:rPr>
+        <w:br/>
+        <w:t xml:space="preserve">        '</w:t>
+      </w:r>
+      <w:proofErr w:type="spellStart"/>
+      <w:r>
+        <w:rPr>
+          <w:rFonts w:ascii="Courier New" w:hAnsi="Courier New" w:cs="Courier New"/>
+          <w:lang w:val="en-US"/>
+        </w:rPr>
+        <w:t>start_time</w:t>
+      </w:r>
+      <w:proofErr w:type="spellEnd"/>
+      <w:r>
+        <w:rPr>
+          <w:rFonts w:ascii="Courier New" w:hAnsi="Courier New" w:cs="Courier New"/>
+          <w:lang w:val="en-US"/>
+        </w:rPr>
+        <w:t xml:space="preserve">': </w:t>
+      </w:r>
+      <w:proofErr w:type="spellStart"/>
+      <w:r>
+        <w:rPr>
+          <w:rFonts w:ascii="Courier New" w:hAnsi="Courier New" w:cs="Courier New"/>
+          <w:lang w:val="en-US"/>
+        </w:rPr>
+        <w:t>time.time</w:t>
+      </w:r>
+      <w:proofErr w:type="spellEnd"/>
+      <w:r>
+        <w:rPr>
+          <w:rFonts w:ascii="Courier New" w:hAnsi="Courier New" w:cs="Courier New"/>
+          <w:lang w:val="en-US"/>
+        </w:rPr>
+        <w:t>(),</w:t>
+      </w:r>
+      <w:r>
+        <w:rPr>
+          <w:rFonts w:ascii="Courier New" w:hAnsi="Courier New" w:cs="Courier New"/>
+          <w:lang w:val="en-US"/>
+        </w:rPr>
+        <w:br/>
+        <w:t xml:space="preserve">        'params': params,</w:t>
+      </w:r>
+      <w:r>
+        <w:rPr>
+          <w:rFonts w:ascii="Courier New" w:hAnsi="Courier New" w:cs="Courier New"/>
+          <w:lang w:val="en-US"/>
+        </w:rPr>
+        <w:br/>
+        <w:t xml:space="preserve">        'state': 'STARTING',</w:t>
+      </w:r>
+      <w:r>
+        <w:rPr>
+          <w:rFonts w:ascii="Courier New" w:hAnsi="Courier New" w:cs="Courier New"/>
+          <w:lang w:val="en-US"/>
+        </w:rPr>
+        <w:br/>
+        <w:t xml:space="preserve">        '</w:t>
+      </w:r>
+      <w:proofErr w:type="spellStart"/>
+      <w:r>
+        <w:rPr>
+          <w:rFonts w:ascii="Courier New" w:hAnsi="Courier New" w:cs="Courier New"/>
+          <w:lang w:val="en-US"/>
+        </w:rPr>
+        <w:t>pid</w:t>
+      </w:r>
+      <w:proofErr w:type="spellEnd"/>
+      <w:r>
+        <w:rPr>
+          <w:rFonts w:ascii="Courier New" w:hAnsi="Courier New" w:cs="Courier New"/>
+          <w:lang w:val="en-US"/>
+        </w:rPr>
+        <w:t xml:space="preserve">': </w:t>
+      </w:r>
+      <w:proofErr w:type="spellStart"/>
+      <w:r>
+        <w:rPr>
+          <w:rFonts w:ascii="Courier New" w:hAnsi="Courier New" w:cs="Courier New"/>
+          <w:lang w:val="en-US"/>
+        </w:rPr>
+        <w:t>p.pid</w:t>
+      </w:r>
+      <w:proofErr w:type="spellEnd"/>
+      <w:r>
+        <w:rPr>
+          <w:rFonts w:ascii="Courier New" w:hAnsi="Courier New" w:cs="Courier New"/>
+          <w:lang w:val="en-US"/>
+        </w:rPr>
+        <w:t>,</w:t>
+      </w:r>
+      <w:r>
+        <w:rPr>
+          <w:rFonts w:ascii="Courier New" w:hAnsi="Courier New" w:cs="Courier New"/>
+          <w:lang w:val="en-US"/>
+        </w:rPr>
+        <w:br/>
+        <w:t xml:space="preserve">        'target': </w:t>
+      </w:r>
+      <w:proofErr w:type="spellStart"/>
+      <w:r>
+        <w:rPr>
+          <w:rFonts w:ascii="Courier New" w:hAnsi="Courier New" w:cs="Courier New"/>
+          <w:lang w:val="en-US"/>
+        </w:rPr>
+        <w:t>target_func</w:t>
+      </w:r>
+      <w:proofErr w:type="spellEnd"/>
+      <w:r>
+        <w:rPr>
+          <w:rFonts w:ascii="Courier New" w:hAnsi="Courier New" w:cs="Courier New"/>
+          <w:lang w:val="en-US"/>
+        </w:rPr>
+        <w:br/>
+        <w:t xml:space="preserve">    }</w:t>
+      </w:r>
+      <w:r>
+        <w:rPr>
+          <w:rFonts w:ascii="Courier New" w:hAnsi="Courier New" w:cs="Courier New"/>
+          <w:lang w:val="en-US"/>
+        </w:rPr>
+        <w:br/>
+        <w:t xml:space="preserve">    self._</w:t>
+      </w:r>
+      <w:proofErr w:type="spellStart"/>
+      <w:r>
+        <w:rPr>
+          <w:rFonts w:ascii="Courier New" w:hAnsi="Courier New" w:cs="Courier New"/>
+          <w:lang w:val="en-US"/>
+        </w:rPr>
+        <w:t>update_status</w:t>
+      </w:r>
+      <w:proofErr w:type="spellEnd"/>
+      <w:r>
+        <w:rPr>
+          <w:rFonts w:ascii="Courier New" w:hAnsi="Courier New" w:cs="Courier New"/>
+          <w:lang w:val="en-US"/>
+        </w:rPr>
+        <w:t>(name, "RESTARTING", "orange")</w:t>
+      </w:r>
+    </w:p>
+    <w:p>
+      <w:pPr>
+        <w:pStyle w:val="a1"/>
+        <w:spacing w:line="360" w:lineRule="auto"/>
+      </w:pPr>
+      <w:r>
+        <w:t xml:space="preserve">Данный метод пересоздаёт объект процесса, после чего перезапускает его, в случае неудачи, </w:t>
+      </w:r>
+      <w:r>
+        <w:rPr>
+          <w:lang w:val="en-US"/>
+        </w:rPr>
+        <w:t>watchdog</w:t>
+      </w:r>
+      <w:r>
+        <w:t xml:space="preserve"> </w:t>
+      </w:r>
+      <w:r>
+        <w:t xml:space="preserve">поймает снова </w:t>
+      </w:r>
+      <w:proofErr w:type="spellStart"/>
+      <w:r>
+        <w:t>незапустившийся</w:t>
+      </w:r>
+      <w:proofErr w:type="spellEnd"/>
+      <w:r>
+        <w:t xml:space="preserve"> процесс, после чего данный метод будет вызван снова, но с увеличенной задержкой</w:t>
+      </w:r>
+    </w:p>
+    <w:p>
+      <w:pPr>
+        <w:pStyle w:val="a1"/>
+        <w:spacing w:line="360" w:lineRule="auto"/>
+      </w:pPr>
+      <w:commentRangeStart w:id="25"/>
+      <w:r>
+        <w:t xml:space="preserve">Для запуска процессов основная программа добавляет в очередь имя процесса со статусом </w:t>
+      </w:r>
+      <w:r>
+        <w:rPr>
+          <w:lang w:val="en-US"/>
+        </w:rPr>
+        <w:t>AWAITING</w:t>
+      </w:r>
+      <w:r>
+        <w:t xml:space="preserve">, после чего алгоритм </w:t>
+      </w:r>
+      <w:r>
+        <w:rPr>
+          <w:lang w:val="en-US"/>
+        </w:rPr>
+        <w:t>watchdog</w:t>
+      </w:r>
+      <w:r>
+        <w:t xml:space="preserve"> </w:t>
+      </w:r>
+      <w:r>
+        <w:t>автоматически улавливает это во время проверки очереди и запускает метод запуска процесса.</w:t>
+      </w:r>
+    </w:p>
+    <w:p>
+      <w:pPr>
+        <w:pStyle w:val="a1"/>
+        <w:spacing w:line="360" w:lineRule="auto"/>
+        <w:rPr>
+          <w:rFonts w:ascii="Courier New" w:hAnsi="Courier New" w:cs="Courier New"/>
+          <w:lang w:val="en-US"/>
+        </w:rPr>
+      </w:pPr>
+      <w:r>
+        <w:rPr>
+          <w:rFonts w:ascii="Courier New" w:hAnsi="Courier New" w:cs="Courier New"/>
+          <w:lang w:val="en-US"/>
+        </w:rPr>
+        <w:t>def _</w:t>
+      </w:r>
+      <w:proofErr w:type="spellStart"/>
+      <w:r>
+        <w:rPr>
+          <w:rFonts w:ascii="Courier New" w:hAnsi="Courier New" w:cs="Courier New"/>
+          <w:lang w:val="en-US"/>
+        </w:rPr>
+        <w:t>start_process</w:t>
+      </w:r>
+      <w:proofErr w:type="spellEnd"/>
+      <w:r>
+        <w:rPr>
+          <w:rFonts w:ascii="Courier New" w:hAnsi="Courier New" w:cs="Courier New"/>
+          <w:lang w:val="en-US"/>
+        </w:rPr>
+        <w:t>(self, name):</w:t>
+      </w:r>
+      <w:r>
+        <w:rPr>
+          <w:rFonts w:ascii="Courier New" w:hAnsi="Courier New" w:cs="Courier New"/>
+          <w:lang w:val="en-US"/>
+        </w:rPr>
+        <w:br/>
+        <w:t xml:space="preserve">    logger.info(f"</w:t>
+      </w:r>
+      <w:r>
+        <w:rPr>
+          <w:rFonts w:ascii="Courier New" w:hAnsi="Courier New" w:cs="Courier New"/>
+        </w:rPr>
+        <w:t>Запуск</w:t>
+      </w:r>
+      <w:r>
+        <w:rPr>
+          <w:rFonts w:ascii="Courier New" w:hAnsi="Courier New" w:cs="Courier New"/>
+          <w:lang w:val="en-US"/>
+        </w:rPr>
+        <w:t xml:space="preserve"> </w:t>
+      </w:r>
+      <w:r>
+        <w:rPr>
+          <w:rFonts w:ascii="Courier New" w:hAnsi="Courier New" w:cs="Courier New"/>
+        </w:rPr>
+        <w:t>процесса</w:t>
+      </w:r>
+      <w:r>
+        <w:rPr>
+          <w:rFonts w:ascii="Courier New" w:hAnsi="Courier New" w:cs="Courier New"/>
+          <w:lang w:val="en-US"/>
+        </w:rPr>
+        <w:t xml:space="preserve"> {name}")</w:t>
+      </w:r>
+      <w:r>
+        <w:rPr>
+          <w:rFonts w:ascii="Courier New" w:hAnsi="Courier New" w:cs="Courier New"/>
+          <w:lang w:val="en-US"/>
+        </w:rPr>
+        <w:br/>
+        <w:t xml:space="preserve">    </w:t>
+      </w:r>
+      <w:proofErr w:type="spellStart"/>
+      <w:r>
+        <w:rPr>
+          <w:rFonts w:ascii="Courier New" w:hAnsi="Courier New" w:cs="Courier New"/>
+          <w:lang w:val="en-US"/>
+        </w:rPr>
+        <w:t>target_func</w:t>
+      </w:r>
+      <w:proofErr w:type="spellEnd"/>
+      <w:r>
+        <w:rPr>
+          <w:rFonts w:ascii="Courier New" w:hAnsi="Courier New" w:cs="Courier New"/>
+          <w:lang w:val="en-US"/>
+        </w:rPr>
+        <w:t xml:space="preserve"> = </w:t>
+      </w:r>
+      <w:proofErr w:type="spellStart"/>
+      <w:r>
+        <w:rPr>
+          <w:rFonts w:ascii="Courier New" w:hAnsi="Courier New" w:cs="Courier New"/>
+          <w:lang w:val="en-US"/>
+        </w:rPr>
+        <w:t>self.processes</w:t>
+      </w:r>
+      <w:proofErr w:type="spellEnd"/>
+      <w:r>
+        <w:rPr>
+          <w:rFonts w:ascii="Courier New" w:hAnsi="Courier New" w:cs="Courier New"/>
+          <w:lang w:val="en-US"/>
+        </w:rPr>
+        <w:t>[name]['target']</w:t>
+      </w:r>
+      <w:r>
+        <w:rPr>
+          <w:rFonts w:ascii="Courier New" w:hAnsi="Courier New" w:cs="Courier New"/>
+          <w:lang w:val="en-US"/>
+        </w:rPr>
+        <w:br/>
+        <w:t xml:space="preserve">    params = </w:t>
+      </w:r>
+      <w:proofErr w:type="spellStart"/>
+      <w:r>
+        <w:rPr>
+          <w:rFonts w:ascii="Courier New" w:hAnsi="Courier New" w:cs="Courier New"/>
+          <w:lang w:val="en-US"/>
+        </w:rPr>
+        <w:t>self.processes</w:t>
+      </w:r>
+      <w:proofErr w:type="spellEnd"/>
+      <w:r>
+        <w:rPr>
+          <w:rFonts w:ascii="Courier New" w:hAnsi="Courier New" w:cs="Courier New"/>
+          <w:lang w:val="en-US"/>
+        </w:rPr>
+        <w:t>[name]['params']</w:t>
+      </w:r>
+      <w:r>
+        <w:rPr>
+          <w:rFonts w:ascii="Courier New" w:hAnsi="Courier New" w:cs="Courier New"/>
+          <w:lang w:val="en-US"/>
+        </w:rPr>
+        <w:br/>
+      </w:r>
+      <w:r>
+        <w:rPr>
+          <w:rFonts w:ascii="Courier New" w:hAnsi="Courier New" w:cs="Courier New"/>
+          <w:lang w:val="en-US"/>
+        </w:rPr>
+        <w:br/>
+        <w:t xml:space="preserve">    p = </w:t>
+      </w:r>
+      <w:proofErr w:type="spellStart"/>
+      <w:r>
+        <w:rPr>
+          <w:rFonts w:ascii="Courier New" w:hAnsi="Courier New" w:cs="Courier New"/>
+          <w:lang w:val="en-US"/>
+        </w:rPr>
+        <w:t>mp.Process</w:t>
+      </w:r>
+      <w:proofErr w:type="spellEnd"/>
+      <w:r>
+        <w:rPr>
+          <w:rFonts w:ascii="Courier New" w:hAnsi="Courier New" w:cs="Courier New"/>
+          <w:lang w:val="en-US"/>
+        </w:rPr>
+        <w:t>(target=</w:t>
+      </w:r>
+      <w:proofErr w:type="spellStart"/>
+      <w:r>
+        <w:rPr>
+          <w:rFonts w:ascii="Courier New" w:hAnsi="Courier New" w:cs="Courier New"/>
+          <w:lang w:val="en-US"/>
+        </w:rPr>
+        <w:t>target_func</w:t>
+      </w:r>
+      <w:proofErr w:type="spellEnd"/>
+      <w:r>
+        <w:rPr>
+          <w:rFonts w:ascii="Courier New" w:hAnsi="Courier New" w:cs="Courier New"/>
+          <w:lang w:val="en-US"/>
+        </w:rPr>
+        <w:t xml:space="preserve">, </w:t>
+      </w:r>
+      <w:proofErr w:type="spellStart"/>
+      <w:r>
+        <w:rPr>
+          <w:rFonts w:ascii="Courier New" w:hAnsi="Courier New" w:cs="Courier New"/>
+          <w:lang w:val="en-US"/>
+        </w:rPr>
+        <w:t>args</w:t>
+      </w:r>
+      <w:proofErr w:type="spellEnd"/>
+      <w:r>
+        <w:rPr>
+          <w:rFonts w:ascii="Courier New" w:hAnsi="Courier New" w:cs="Courier New"/>
+          <w:lang w:val="en-US"/>
+        </w:rPr>
+        <w:t>=params, daemon=True, name=name)</w:t>
+      </w:r>
+      <w:r>
+        <w:rPr>
+          <w:rFonts w:ascii="Courier New" w:hAnsi="Courier New" w:cs="Courier New"/>
+          <w:lang w:val="en-US"/>
+        </w:rPr>
+        <w:br/>
+        <w:t xml:space="preserve">    </w:t>
+      </w:r>
+      <w:proofErr w:type="spellStart"/>
+      <w:r>
+        <w:rPr>
+          <w:rFonts w:ascii="Courier New" w:hAnsi="Courier New" w:cs="Courier New"/>
+          <w:lang w:val="en-US"/>
+        </w:rPr>
+        <w:t>p.start</w:t>
+      </w:r>
+      <w:proofErr w:type="spellEnd"/>
+      <w:r>
+        <w:rPr>
+          <w:rFonts w:ascii="Courier New" w:hAnsi="Courier New" w:cs="Courier New"/>
+          <w:lang w:val="en-US"/>
+        </w:rPr>
+        <w:t>()</w:t>
+      </w:r>
+      <w:r>
+        <w:rPr>
+          <w:rFonts w:ascii="Courier New" w:hAnsi="Courier New" w:cs="Courier New"/>
+          <w:lang w:val="en-US"/>
+        </w:rPr>
+        <w:br/>
+      </w:r>
+      <w:r>
+        <w:rPr>
+          <w:rFonts w:ascii="Courier New" w:hAnsi="Courier New" w:cs="Courier New"/>
+          <w:lang w:val="en-US"/>
+        </w:rPr>
+        <w:br/>
+      </w:r>
+      <w:r>
+        <w:rPr>
+          <w:rFonts w:ascii="Courier New" w:hAnsi="Courier New" w:cs="Courier New"/>
+          <w:lang w:val="en-US"/>
+        </w:rPr>
         <w:lastRenderedPageBreak/>
         <w:t xml:space="preserve">    </w:t>
       </w:r>
       <w:proofErr w:type="spellStart"/>
       <w:r>
-        <w:t>if</w:t>
-      </w:r>
-      <w:proofErr w:type="spellEnd"/>
-      <w:r>
-        <w:t xml:space="preserve"> </w:t>
-      </w:r>
-      <w:proofErr w:type="spellStart"/>
-      <w:r>
-        <w:t>p.is_alive</w:t>
-      </w:r>
-      <w:proofErr w:type="spellEnd"/>
-      <w:r>
-        <w:t>():</w:t>
-      </w:r>
-      <w:r>
+        <w:rPr>
+          <w:rFonts w:ascii="Courier New" w:hAnsi="Courier New" w:cs="Courier New"/>
+          <w:lang w:val="en-US"/>
+        </w:rPr>
+        <w:t>self.processes</w:t>
+      </w:r>
+      <w:proofErr w:type="spellEnd"/>
+      <w:r>
+        <w:rPr>
+          <w:rFonts w:ascii="Courier New" w:hAnsi="Courier New" w:cs="Courier New"/>
+          <w:lang w:val="en-US"/>
+        </w:rPr>
+        <w:t>[name] = {</w:t>
+      </w:r>
+      <w:r>
+        <w:rPr>
+          <w:rFonts w:ascii="Courier New" w:hAnsi="Courier New" w:cs="Courier New"/>
+          <w:lang w:val="en-US"/>
+        </w:rPr>
         <w:br/>
-        <w:t xml:space="preserve">        </w:t>
-      </w:r>
-      <w:proofErr w:type="spellStart"/>
-      <w:r>
-        <w:t>logger.critical</w:t>
-      </w:r>
-      <w:proofErr w:type="spellEnd"/>
-      <w:r>
+        <w:t xml:space="preserve">        'process': p,</w:t>
+      </w:r>
+      <w:r>
+        <w:rPr>
+          <w:rFonts w:ascii="Courier New" w:hAnsi="Courier New" w:cs="Courier New"/>
+          <w:lang w:val="en-US"/>
+        </w:rPr>
+        <w:br/>
+        <w:t xml:space="preserve">        '</w:t>
+      </w:r>
+      <w:proofErr w:type="spellStart"/>
+      <w:r>
+        <w:rPr>
+          <w:rFonts w:ascii="Courier New" w:hAnsi="Courier New" w:cs="Courier New"/>
+          <w:lang w:val="en-US"/>
+        </w:rPr>
+        <w:t>last_heartbeat</w:t>
+      </w:r>
+      <w:proofErr w:type="spellEnd"/>
+      <w:r>
+        <w:rPr>
+          <w:rFonts w:ascii="Courier New" w:hAnsi="Courier New" w:cs="Courier New"/>
+          <w:lang w:val="en-US"/>
+        </w:rPr>
+        <w:t xml:space="preserve">': </w:t>
+      </w:r>
+      <w:proofErr w:type="spellStart"/>
+      <w:r>
+        <w:rPr>
+          <w:rFonts w:ascii="Courier New" w:hAnsi="Courier New" w:cs="Courier New"/>
+          <w:lang w:val="en-US"/>
+        </w:rPr>
+        <w:t>time.time</w:t>
+      </w:r>
+      <w:proofErr w:type="spellEnd"/>
+      <w:r>
+        <w:rPr>
+          <w:rFonts w:ascii="Courier New" w:hAnsi="Courier New" w:cs="Courier New"/>
+          <w:lang w:val="en-US"/>
+        </w:rPr>
+        <w:t>(),</w:t>
+      </w:r>
+      <w:r>
+        <w:rPr>
+          <w:rFonts w:ascii="Courier New" w:hAnsi="Courier New" w:cs="Courier New"/>
+          <w:lang w:val="en-US"/>
+        </w:rPr>
+        <w:br/>
+        <w:t xml:space="preserve">        '</w:t>
+      </w:r>
+      <w:proofErr w:type="spellStart"/>
+      <w:r>
+        <w:rPr>
+          <w:rFonts w:ascii="Courier New" w:hAnsi="Courier New" w:cs="Courier New"/>
+          <w:lang w:val="en-US"/>
+        </w:rPr>
+        <w:t>start_time</w:t>
+      </w:r>
+      <w:proofErr w:type="spellEnd"/>
+      <w:r>
+        <w:rPr>
+          <w:rFonts w:ascii="Courier New" w:hAnsi="Courier New" w:cs="Courier New"/>
+          <w:lang w:val="en-US"/>
+        </w:rPr>
+        <w:t xml:space="preserve">': </w:t>
+      </w:r>
+      <w:proofErr w:type="spellStart"/>
+      <w:r>
+        <w:rPr>
+          <w:rFonts w:ascii="Courier New" w:hAnsi="Courier New" w:cs="Courier New"/>
+          <w:lang w:val="en-US"/>
+        </w:rPr>
+        <w:t>time.time</w:t>
+      </w:r>
+      <w:proofErr w:type="spellEnd"/>
+      <w:r>
+        <w:rPr>
+          <w:rFonts w:ascii="Courier New" w:hAnsi="Courier New" w:cs="Courier New"/>
+          <w:lang w:val="en-US"/>
+        </w:rPr>
+        <w:t>(),</w:t>
+      </w:r>
+      <w:r>
+        <w:rPr>
+          <w:rFonts w:ascii="Courier New" w:hAnsi="Courier New" w:cs="Courier New"/>
+          <w:lang w:val="en-US"/>
+        </w:rPr>
+        <w:br/>
+        <w:t xml:space="preserve">        'params': params,</w:t>
+      </w:r>
+      <w:r>
+        <w:rPr>
+          <w:rFonts w:ascii="Courier New" w:hAnsi="Courier New" w:cs="Courier New"/>
+          <w:lang w:val="en-US"/>
+        </w:rPr>
+        <w:br/>
+        <w:t xml:space="preserve">        'state': 'STARTING',</w:t>
+      </w:r>
+      <w:r>
+        <w:rPr>
+          <w:rFonts w:ascii="Courier New" w:hAnsi="Courier New" w:cs="Courier New"/>
+          <w:lang w:val="en-US"/>
+        </w:rPr>
+        <w:br/>
+        <w:t xml:space="preserve">        '</w:t>
+      </w:r>
+      <w:proofErr w:type="spellStart"/>
+      <w:r>
+        <w:rPr>
+          <w:rFonts w:ascii="Courier New" w:hAnsi="Courier New" w:cs="Courier New"/>
+          <w:lang w:val="en-US"/>
+        </w:rPr>
+        <w:t>pid</w:t>
+      </w:r>
+      <w:proofErr w:type="spellEnd"/>
+      <w:r>
+        <w:rPr>
+          <w:rFonts w:ascii="Courier New" w:hAnsi="Courier New" w:cs="Courier New"/>
+          <w:lang w:val="en-US"/>
+        </w:rPr>
+        <w:t xml:space="preserve">': </w:t>
+      </w:r>
+      <w:proofErr w:type="spellStart"/>
+      <w:r>
+        <w:rPr>
+          <w:rFonts w:ascii="Courier New" w:hAnsi="Courier New" w:cs="Courier New"/>
+          <w:lang w:val="en-US"/>
+        </w:rPr>
+        <w:t>p.pid</w:t>
+      </w:r>
+      <w:proofErr w:type="spellEnd"/>
+      <w:r>
+        <w:rPr>
+          <w:rFonts w:ascii="Courier New" w:hAnsi="Courier New" w:cs="Courier New"/>
+          <w:lang w:val="en-US"/>
+        </w:rPr>
+        <w:t>,</w:t>
+      </w:r>
+      <w:r>
+        <w:rPr>
+          <w:rFonts w:ascii="Courier New" w:hAnsi="Courier New" w:cs="Courier New"/>
+          <w:lang w:val="en-US"/>
+        </w:rPr>
+        <w:br/>
+        <w:t xml:space="preserve">        'target': </w:t>
+      </w:r>
+      <w:proofErr w:type="spellStart"/>
+      <w:r>
+        <w:rPr>
+          <w:rFonts w:ascii="Courier New" w:hAnsi="Courier New" w:cs="Courier New"/>
+          <w:lang w:val="en-US"/>
+        </w:rPr>
+        <w:t>target_func</w:t>
+      </w:r>
+      <w:proofErr w:type="spellEnd"/>
+      <w:r>
+        <w:rPr>
+          <w:rFonts w:ascii="Courier New" w:hAnsi="Courier New" w:cs="Courier New"/>
+          <w:lang w:val="en-US"/>
+        </w:rPr>
+        <w:br/>
+        <w:t xml:space="preserve">    }</w:t>
+      </w:r>
+    </w:p>
+    <w:p>
+      <w:pPr>
+        <w:pStyle w:val="a1"/>
+        <w:spacing w:line="360" w:lineRule="auto"/>
+      </w:pPr>
+      <w:r>
+        <w:t xml:space="preserve">При завершении же процесса в очередь добавляется имя процесса со статусом </w:t>
+      </w:r>
+      <w:r>
+        <w:rPr>
+          <w:lang w:val="en-US"/>
+        </w:rPr>
+        <w:t>FINISHED</w:t>
+      </w:r>
+      <w:r>
+        <w:t>, после чего используется метод закрытия процесса</w:t>
+      </w:r>
+    </w:p>
+    <w:p>
+      <w:pPr>
+        <w:pStyle w:val="a1"/>
+        <w:spacing w:line="360" w:lineRule="auto"/>
+        <w:rPr>
+          <w:rFonts w:ascii="Courier New" w:hAnsi="Courier New" w:cs="Courier New"/>
+        </w:rPr>
+      </w:pPr>
+      <w:r>
+        <w:rPr>
+          <w:rFonts w:ascii="Courier New" w:hAnsi="Courier New" w:cs="Courier New"/>
+          <w:lang w:val="en-US"/>
+        </w:rPr>
+        <w:t>def _</w:t>
+      </w:r>
+      <w:proofErr w:type="spellStart"/>
+      <w:r>
+        <w:rPr>
+          <w:rFonts w:ascii="Courier New" w:hAnsi="Courier New" w:cs="Courier New"/>
+          <w:lang w:val="en-US"/>
+        </w:rPr>
+        <w:t>close_</w:t>
+      </w:r>
+      <w:proofErr w:type="gramStart"/>
+      <w:r>
+        <w:rPr>
+          <w:rFonts w:ascii="Courier New" w:hAnsi="Courier New" w:cs="Courier New"/>
+          <w:lang w:val="en-US"/>
+        </w:rPr>
+        <w:t>process</w:t>
+      </w:r>
+      <w:proofErr w:type="spellEnd"/>
+      <w:r>
+        <w:rPr>
+          <w:rFonts w:ascii="Courier New" w:hAnsi="Courier New" w:cs="Courier New"/>
+          <w:lang w:val="en-US"/>
+        </w:rPr>
         <w:t>(</w:t>
       </w:r>
-      <w:proofErr w:type="spellStart"/>
-      <w:r>
-        <w:t>f"НЕВОЗМОЖНО</w:t>
-      </w:r>
-      <w:proofErr w:type="spellEnd"/>
-      <w:r>
-        <w:t xml:space="preserve"> ЗАВЕРШИТЬ процесс {</w:t>
-      </w:r>
-      <w:proofErr w:type="spellStart"/>
-      <w:r>
-        <w:t>name</w:t>
-      </w:r>
-      <w:proofErr w:type="spellEnd"/>
-      <w:r>
-        <w:t>} даже после SIGKILL!")</w:t>
-      </w:r>
-      <w:r>
+      <w:proofErr w:type="gramEnd"/>
+      <w:r>
+        <w:rPr>
+          <w:rFonts w:ascii="Courier New" w:hAnsi="Courier New" w:cs="Courier New"/>
+          <w:lang w:val="en-US"/>
+        </w:rPr>
+        <w:t>self, name):</w:t>
+      </w:r>
+      <w:r>
+        <w:rPr>
+          <w:rFonts w:ascii="Courier New" w:hAnsi="Courier New" w:cs="Courier New"/>
+          <w:lang w:val="en-US"/>
+        </w:rPr>
         <w:br/>
         <w:t xml:space="preserve">    </w:t>
       </w:r>
       <w:proofErr w:type="spellStart"/>
-      <w:r>
-        <w:t>else</w:t>
-      </w:r>
-      <w:proofErr w:type="spellEnd"/>
-      <w:r>
-        <w:t>:</w:t>
-      </w:r>
-      <w:r>
-        <w:br/>
-        <w:t xml:space="preserve">        logger.info(</w:t>
-      </w:r>
-      <w:proofErr w:type="spellStart"/>
-      <w:r>
-        <w:t>f"Процесс</w:t>
-      </w:r>
-      <w:proofErr w:type="spellEnd"/>
-      <w:r>
-        <w:t xml:space="preserve"> {</w:t>
-      </w:r>
-      <w:proofErr w:type="spellStart"/>
-      <w:r>
-        <w:t>name</w:t>
-      </w:r>
-      <w:proofErr w:type="spellEnd"/>
-      <w:r>
-        <w:t>} (PID: {</w:t>
-      </w:r>
-      <w:proofErr w:type="spellStart"/>
-      <w:r>
-        <w:t>pid</w:t>
-      </w:r>
-      <w:proofErr w:type="spellEnd"/>
-      <w:r>
-        <w:t>}) успешно завершён")</w:t>
-      </w:r>
-      <w:r>
-        <w:br/>
-      </w:r>
-      <w:r>
+      <w:proofErr w:type="gramStart"/>
+      <w:r>
+        <w:rPr>
+          <w:rFonts w:ascii="Courier New" w:hAnsi="Courier New" w:cs="Courier New"/>
+          <w:lang w:val="en-US"/>
+        </w:rPr>
+        <w:t>self.processes</w:t>
+      </w:r>
+      <w:proofErr w:type="spellEnd"/>
+      <w:proofErr w:type="gramEnd"/>
+      <w:r>
+        <w:rPr>
+          <w:rFonts w:ascii="Courier New" w:hAnsi="Courier New" w:cs="Courier New"/>
+          <w:lang w:val="en-US"/>
+        </w:rPr>
+        <w:t>[name]['process'</w:t>
+      </w:r>
+      <w:proofErr w:type="gramStart"/>
+      <w:r>
+        <w:rPr>
+          <w:rFonts w:ascii="Courier New" w:hAnsi="Courier New" w:cs="Courier New"/>
+          <w:lang w:val="en-US"/>
+        </w:rPr>
+        <w:t>].terminate</w:t>
+      </w:r>
+      <w:proofErr w:type="gramEnd"/>
+      <w:r>
+        <w:rPr>
+          <w:rFonts w:ascii="Courier New" w:hAnsi="Courier New" w:cs="Courier New"/>
+          <w:lang w:val="en-US"/>
+        </w:rPr>
+        <w:t>()</w:t>
+      </w:r>
+      <w:r>
+        <w:rPr>
+          <w:rFonts w:ascii="Courier New" w:hAnsi="Courier New" w:cs="Courier New"/>
+          <w:lang w:val="en-US"/>
+        </w:rPr>
         <w:br/>
         <w:t xml:space="preserve">    </w:t>
       </w:r>
       <w:proofErr w:type="spellStart"/>
-      <w:r>
-        <w:t>if</w:t>
-      </w:r>
-      <w:proofErr w:type="spellEnd"/>
-      <w:r>
-        <w:t xml:space="preserve"> </w:t>
-      </w:r>
-      <w:proofErr w:type="spellStart"/>
-      <w:r>
-        <w:t>name</w:t>
-      </w:r>
-      <w:proofErr w:type="spellEnd"/>
-      <w:r>
-        <w:t xml:space="preserve"> </w:t>
-      </w:r>
-      <w:proofErr w:type="spellStart"/>
-      <w:r>
-        <w:t>in</w:t>
-      </w:r>
-      <w:proofErr w:type="spellEnd"/>
-      <w:r>
-        <w:t xml:space="preserve"> </w:t>
-      </w:r>
-      <w:proofErr w:type="spellStart"/>
-      <w:r>
+      <w:proofErr w:type="gramStart"/>
+      <w:r>
+        <w:rPr>
+          <w:rFonts w:ascii="Courier New" w:hAnsi="Courier New" w:cs="Courier New"/>
+          <w:lang w:val="en-US"/>
+        </w:rPr>
         <w:t>self.processes</w:t>
       </w:r>
       <w:proofErr w:type="spellEnd"/>
-      <w:r>
-        <w:t>:</w:t>
-      </w:r>
-      <w:r>
-        <w:br/>
-        <w:t xml:space="preserve">        </w:t>
-      </w:r>
-      <w:proofErr w:type="spellStart"/>
-      <w:r>
-        <w:t>del</w:t>
-      </w:r>
-      <w:proofErr w:type="spellEnd"/>
-      <w:r>
-        <w:t xml:space="preserve"> </w:t>
-      </w:r>
-      <w:proofErr w:type="spellStart"/>
-      <w:r>
-        <w:t>self.processes</w:t>
-      </w:r>
-      <w:proofErr w:type="spellEnd"/>
-      <w:r>
-        <w:t>[</w:t>
-      </w:r>
-      <w:proofErr w:type="spellStart"/>
-      <w:r>
-        <w:t>name</w:t>
-      </w:r>
-      <w:proofErr w:type="spellEnd"/>
-      <w:r>
-        <w:t>]</w:t>
-      </w:r>
-      <w:r>
-        <w:br/>
-      </w:r>
-      <w:r>
+      <w:proofErr w:type="gramEnd"/>
+      <w:r>
+        <w:rPr>
+          <w:rFonts w:ascii="Courier New" w:hAnsi="Courier New" w:cs="Courier New"/>
+          <w:lang w:val="en-US"/>
+        </w:rPr>
+        <w:t>[name]['process'</w:t>
+      </w:r>
+      <w:proofErr w:type="gramStart"/>
+      <w:r>
+        <w:rPr>
+          <w:rFonts w:ascii="Courier New" w:hAnsi="Courier New" w:cs="Courier New"/>
+          <w:lang w:val="en-US"/>
+        </w:rPr>
+        <w:t>].join</w:t>
+      </w:r>
+      <w:proofErr w:type="gramEnd"/>
+      <w:r>
+        <w:rPr>
+          <w:rFonts w:ascii="Courier New" w:hAnsi="Courier New" w:cs="Courier New"/>
+          <w:lang w:val="en-US"/>
+        </w:rPr>
+        <w:t>(timeout=3.0)</w:t>
+      </w:r>
+      <w:r>
+        <w:rPr>
+          <w:rFonts w:ascii="Courier New" w:hAnsi="Courier New" w:cs="Courier New"/>
+          <w:lang w:val="en-US"/>
+        </w:rPr>
         <w:br/>
         <w:t xml:space="preserve">    </w:t>
       </w:r>
       <w:proofErr w:type="spellStart"/>
-      <w:r>
-        <w:t>delay</w:t>
-      </w:r>
-      <w:proofErr w:type="spellEnd"/>
-      <w:r>
-        <w:t xml:space="preserve"> = </w:t>
-      </w:r>
-      <w:proofErr w:type="spellStart"/>
-      <w:r>
-        <w:t>self.restart_delays.get</w:t>
-      </w:r>
-      <w:proofErr w:type="spellEnd"/>
-      <w:r>
-        <w:t>(</w:t>
-      </w:r>
-      <w:proofErr w:type="spellStart"/>
-      <w:r>
-        <w:t>name</w:t>
-      </w:r>
-      <w:proofErr w:type="spellEnd"/>
-      <w:r>
-        <w:t>, 1.0)</w:t>
-      </w:r>
-      <w:r>
-        <w:br/>
-        <w:t xml:space="preserve">    </w:t>
-      </w:r>
-      <w:proofErr w:type="spellStart"/>
-      <w:r>
-        <w:t>self.restart_delays</w:t>
-      </w:r>
-      <w:proofErr w:type="spellEnd"/>
-      <w:r>
-        <w:t>[</w:t>
-      </w:r>
-      <w:proofErr w:type="spellStart"/>
-      <w:r>
-        <w:t>name</w:t>
-      </w:r>
-      <w:proofErr w:type="spellEnd"/>
-      <w:r>
-        <w:t xml:space="preserve">] = </w:t>
-      </w:r>
-      <w:proofErr w:type="spellStart"/>
-      <w:r>
-        <w:t>min</w:t>
-      </w:r>
-      <w:proofErr w:type="spellEnd"/>
-      <w:r>
-        <w:t>(</w:t>
-      </w:r>
-      <w:proofErr w:type="spellStart"/>
-      <w:r>
-        <w:t>delay</w:t>
-      </w:r>
-      <w:proofErr w:type="spellEnd"/>
-      <w:r>
-        <w:t xml:space="preserve"> * 2, 30.0)</w:t>
-      </w:r>
-      <w:r>
-        <w:br/>
-      </w:r>
-      <w:r>
-        <w:br/>
-        <w:t xml:space="preserve">    logger.info(</w:t>
-      </w:r>
-      <w:proofErr w:type="spellStart"/>
-      <w:r>
-        <w:t>f"Планирование</w:t>
-      </w:r>
-      <w:proofErr w:type="spellEnd"/>
-      <w:r>
-        <w:t xml:space="preserve"> перезапуска {</w:t>
-      </w:r>
-      <w:proofErr w:type="spellStart"/>
-      <w:r>
-        <w:t>name</w:t>
-      </w:r>
-      <w:proofErr w:type="spellEnd"/>
-      <w:r>
-        <w:t>} через {delay:.1f}с (экспоненциальная задержка)")</w:t>
-      </w:r>
-      <w:r>
-        <w:br/>
-      </w:r>
-      <w:r>
-        <w:br/>
-        <w:t xml:space="preserve">    </w:t>
-      </w:r>
-      <w:proofErr w:type="spellStart"/>
-      <w:r>
-        <w:t>threading.Timer</w:t>
-      </w:r>
-      <w:proofErr w:type="spellEnd"/>
-      <w:r>
-        <w:t>(</w:t>
-      </w:r>
-      <w:proofErr w:type="spellStart"/>
-      <w:r>
-        <w:t>delay</w:t>
-      </w:r>
-      <w:proofErr w:type="spellEnd"/>
-      <w:r>
-        <w:t xml:space="preserve">, </w:t>
-      </w:r>
-      <w:proofErr w:type="spellStart"/>
-      <w:r>
-        <w:t>self</w:t>
-      </w:r>
-      <w:proofErr w:type="spellEnd"/>
-      <w:r>
-        <w:t>._</w:t>
-      </w:r>
-      <w:proofErr w:type="spellStart"/>
-      <w:r>
-        <w:t>actual_restart</w:t>
-      </w:r>
-      <w:proofErr w:type="spellEnd"/>
-      <w:r>
-        <w:t xml:space="preserve">, </w:t>
-      </w:r>
-      <w:proofErr w:type="spellStart"/>
-      <w:r>
-        <w:t>args</w:t>
-      </w:r>
-      <w:proofErr w:type="spellEnd"/>
-      <w:r>
-        <w:t>=(</w:t>
-      </w:r>
-      <w:proofErr w:type="spellStart"/>
-      <w:r>
-        <w:t>name</w:t>
-      </w:r>
-      <w:proofErr w:type="spellEnd"/>
-      <w:r>
-        <w:t xml:space="preserve">, </w:t>
-      </w:r>
-      <w:proofErr w:type="spellStart"/>
-      <w:r>
-        <w:t>proc</w:t>
-      </w:r>
-      <w:proofErr w:type="spellEnd"/>
-      <w:r>
-        <w:t>['</w:t>
-      </w:r>
-      <w:proofErr w:type="spellStart"/>
-      <w:r>
-        <w:t>target</w:t>
-      </w:r>
-      <w:proofErr w:type="spellEnd"/>
-      <w:r>
-        <w:t xml:space="preserve">'], </w:t>
-      </w:r>
-      <w:proofErr w:type="spellStart"/>
-      <w:r>
-        <w:t>proc</w:t>
-      </w:r>
-      <w:proofErr w:type="spellEnd"/>
-      <w:r>
-        <w:t>['</w:t>
-      </w:r>
-      <w:proofErr w:type="spellStart"/>
-      <w:r>
-        <w:t>params</w:t>
-      </w:r>
-      <w:proofErr w:type="spellEnd"/>
-      <w:r>
-        <w:t xml:space="preserve">'], </w:t>
-      </w:r>
-      <w:proofErr w:type="spellStart"/>
-      <w:r>
-        <w:t>reason</w:t>
-      </w:r>
-      <w:proofErr w:type="spellEnd"/>
-      <w:r>
-        <w:t>)).</w:t>
-      </w:r>
-      <w:proofErr w:type="spellStart"/>
-      <w:r>
-        <w:t>start</w:t>
-      </w:r>
-      <w:proofErr w:type="spellEnd"/>
-      <w:r>
-        <w:t>()</w:t>
-      </w:r>
-    </w:p>
-    <w:p>
-      <w:pPr>
-        <w:pStyle w:val="a1"/>
-        <w:spacing w:line="360" w:lineRule="auto"/>
-      </w:pPr>
-      <w:r>
-        <w:t>Данный метод пытается принудительно завершить процесс при его зависании (если это необходимо), после чего планирует перезапуск с экспоненциальной задержкой вызывая метод перезапуска</w:t>
-      </w:r>
-      <w:r>
-        <w:t>:</w:t>
-      </w:r>
-    </w:p>
-    <w:p>
-      <w:pPr>
-        <w:pStyle w:val="a1"/>
-        <w:spacing w:line="360" w:lineRule="auto"/>
-        <w:rPr>
-          <w:rFonts w:ascii="Courier New" w:hAnsi="Courier New" w:cs="Courier New"/>
-          <w:lang w:val="en-US"/>
-        </w:rPr>
-      </w:pPr>
-      <w:r>
-        <w:rPr>
-          <w:rFonts w:ascii="Courier New" w:hAnsi="Courier New" w:cs="Courier New"/>
-          <w:lang w:val="en-US"/>
-        </w:rPr>
-        <w:t>def _</w:t>
-      </w:r>
-      <w:proofErr w:type="spellStart"/>
-      <w:r>
-        <w:rPr>
-          <w:rFonts w:ascii="Courier New" w:hAnsi="Courier New" w:cs="Courier New"/>
-          <w:lang w:val="en-US"/>
-        </w:rPr>
-        <w:t>actual_restart</w:t>
-      </w:r>
-      <w:proofErr w:type="spellEnd"/>
-      <w:r>
-        <w:rPr>
-          <w:rFonts w:ascii="Courier New" w:hAnsi="Courier New" w:cs="Courier New"/>
-          <w:lang w:val="en-US"/>
-        </w:rPr>
-        <w:t xml:space="preserve">(self, name, </w:t>
-      </w:r>
-      <w:proofErr w:type="spellStart"/>
-      <w:r>
-        <w:rPr>
-          <w:rFonts w:ascii="Courier New" w:hAnsi="Courier New" w:cs="Courier New"/>
-          <w:lang w:val="en-US"/>
-        </w:rPr>
-        <w:t>target_func</w:t>
-      </w:r>
-      <w:proofErr w:type="spellEnd"/>
-      <w:r>
-        <w:rPr>
-          <w:rFonts w:ascii="Courier New" w:hAnsi="Courier New" w:cs="Courier New"/>
-          <w:lang w:val="en-US"/>
-        </w:rPr>
-        <w:t>, params, reason=""):</w:t>
-      </w:r>
-      <w:r>
-        <w:rPr>
-          <w:rFonts w:ascii="Courier New" w:hAnsi="Courier New" w:cs="Courier New"/>
-          <w:lang w:val="en-US"/>
-        </w:rPr>
-        <w:br/>
-        <w:t xml:space="preserve">    </w:t>
-      </w:r>
-      <w:proofErr w:type="spellStart"/>
-      <w:r>
-        <w:rPr>
-          <w:rFonts w:ascii="Courier New" w:hAnsi="Courier New" w:cs="Courier New"/>
-          <w:lang w:val="en-US"/>
-        </w:rPr>
-        <w:t>self.restart_delays</w:t>
-      </w:r>
-      <w:proofErr w:type="spellEnd"/>
-      <w:r>
-        <w:rPr>
-          <w:rFonts w:ascii="Courier New" w:hAnsi="Courier New" w:cs="Courier New"/>
-          <w:lang w:val="en-US"/>
-        </w:rPr>
-        <w:t>[name] = 1.0</w:t>
-      </w:r>
-      <w:r>
-        <w:rPr>
-          <w:rFonts w:ascii="Courier New" w:hAnsi="Courier New" w:cs="Courier New"/>
-          <w:lang w:val="en-US"/>
-        </w:rPr>
-        <w:br/>
-      </w:r>
-      <w:r>
-        <w:rPr>
-          <w:rFonts w:ascii="Courier New" w:hAnsi="Courier New" w:cs="Courier New"/>
-          <w:lang w:val="en-US"/>
-        </w:rPr>
-        <w:br/>
-        <w:t xml:space="preserve">    logger.info(f"</w:t>
-      </w:r>
-      <w:r>
-        <w:rPr>
-          <w:rFonts w:ascii="Courier New" w:hAnsi="Courier New" w:cs="Courier New"/>
-        </w:rPr>
-        <w:t>Перезапуск</w:t>
-      </w:r>
-      <w:r>
-        <w:rPr>
-          <w:rFonts w:ascii="Courier New" w:hAnsi="Courier New" w:cs="Courier New"/>
-          <w:lang w:val="en-US"/>
-        </w:rPr>
-        <w:t xml:space="preserve"> </w:t>
-      </w:r>
-      <w:r>
-        <w:rPr>
-          <w:rFonts w:ascii="Courier New" w:hAnsi="Courier New" w:cs="Courier New"/>
-        </w:rPr>
-        <w:t>процесса</w:t>
-      </w:r>
-      <w:r>
-        <w:rPr>
-          <w:rFonts w:ascii="Courier New" w:hAnsi="Courier New" w:cs="Courier New"/>
-          <w:lang w:val="en-US"/>
-        </w:rPr>
-        <w:t xml:space="preserve"> {name} | </w:t>
-      </w:r>
-      <w:r>
-        <w:rPr>
-          <w:rFonts w:ascii="Courier New" w:hAnsi="Courier New" w:cs="Courier New"/>
-        </w:rPr>
-        <w:t>Причина</w:t>
-      </w:r>
-      <w:r>
-        <w:rPr>
-          <w:rFonts w:ascii="Courier New" w:hAnsi="Courier New" w:cs="Courier New"/>
-          <w:lang w:val="en-US"/>
-        </w:rPr>
-        <w:t>: {reason}")</w:t>
-      </w:r>
-      <w:r>
-        <w:rPr>
-          <w:rFonts w:ascii="Courier New" w:hAnsi="Courier New" w:cs="Courier New"/>
-          <w:lang w:val="en-US"/>
-        </w:rPr>
-        <w:br/>
-      </w:r>
-      <w:r>
-        <w:rPr>
-          <w:rFonts w:ascii="Courier New" w:hAnsi="Courier New" w:cs="Courier New"/>
-          <w:lang w:val="en-US"/>
-        </w:rPr>
-        <w:br/>
-        <w:t xml:space="preserve">    p = </w:t>
-      </w:r>
-      <w:proofErr w:type="spellStart"/>
-      <w:r>
-        <w:rPr>
-          <w:rFonts w:ascii="Courier New" w:hAnsi="Courier New" w:cs="Courier New"/>
-          <w:lang w:val="en-US"/>
-        </w:rPr>
-        <w:t>mp.Process</w:t>
-      </w:r>
-      <w:proofErr w:type="spellEnd"/>
-      <w:r>
-        <w:rPr>
-          <w:rFonts w:ascii="Courier New" w:hAnsi="Courier New" w:cs="Courier New"/>
-          <w:lang w:val="en-US"/>
-        </w:rPr>
-        <w:t>(target=</w:t>
-      </w:r>
-      <w:proofErr w:type="spellStart"/>
-      <w:r>
-        <w:rPr>
-          <w:rFonts w:ascii="Courier New" w:hAnsi="Courier New" w:cs="Courier New"/>
-          <w:lang w:val="en-US"/>
-        </w:rPr>
-        <w:t>target_func</w:t>
-      </w:r>
-      <w:proofErr w:type="spellEnd"/>
-      <w:r>
-        <w:rPr>
-          <w:rFonts w:ascii="Courier New" w:hAnsi="Courier New" w:cs="Courier New"/>
-          <w:lang w:val="en-US"/>
-        </w:rPr>
-        <w:t xml:space="preserve">, </w:t>
-      </w:r>
-      <w:proofErr w:type="spellStart"/>
-      <w:r>
-        <w:rPr>
-          <w:rFonts w:ascii="Courier New" w:hAnsi="Courier New" w:cs="Courier New"/>
-          <w:lang w:val="en-US"/>
-        </w:rPr>
-        <w:t>args</w:t>
-      </w:r>
-      <w:proofErr w:type="spellEnd"/>
-      <w:r>
-        <w:rPr>
-          <w:rFonts w:ascii="Courier New" w:hAnsi="Courier New" w:cs="Courier New"/>
-          <w:lang w:val="en-US"/>
-        </w:rPr>
-        <w:t>=params, daemon=True, name=name)</w:t>
-      </w:r>
-      <w:r>
-        <w:rPr>
-          <w:rFonts w:ascii="Courier New" w:hAnsi="Courier New" w:cs="Courier New"/>
-          <w:lang w:val="en-US"/>
-        </w:rPr>
-        <w:br/>
-        <w:t xml:space="preserve">    </w:t>
-      </w:r>
-      <w:proofErr w:type="spellStart"/>
-      <w:r>
-        <w:rPr>
-          <w:rFonts w:ascii="Courier New" w:hAnsi="Courier New" w:cs="Courier New"/>
-          <w:lang w:val="en-US"/>
-        </w:rPr>
-        <w:t>p.start</w:t>
-      </w:r>
-      <w:proofErr w:type="spellEnd"/>
-      <w:r>
-        <w:rPr>
-          <w:rFonts w:ascii="Courier New" w:hAnsi="Courier New" w:cs="Courier New"/>
-          <w:lang w:val="en-US"/>
-        </w:rPr>
-        <w:t>()</w:t>
-      </w:r>
-      <w:r>
-        <w:rPr>
-          <w:rFonts w:ascii="Courier New" w:hAnsi="Courier New" w:cs="Courier New"/>
-          <w:lang w:val="en-US"/>
-        </w:rPr>
-        <w:br/>
-      </w:r>
-      <w:r>
-        <w:rPr>
-          <w:rFonts w:ascii="Courier New" w:hAnsi="Courier New" w:cs="Courier New"/>
-          <w:lang w:val="en-US"/>
-        </w:rPr>
-        <w:lastRenderedPageBreak/>
-        <w:br/>
-        <w:t xml:space="preserve">    </w:t>
-      </w:r>
-      <w:proofErr w:type="spellStart"/>
+      <w:proofErr w:type="gramStart"/>
       <w:r>
         <w:rPr>
           <w:rFonts w:ascii="Courier New" w:hAnsi="Courier New" w:cs="Courier New"/>
@@ -22879,234 +26961,21 @@
         <w:t>self.processes</w:t>
       </w:r>
       <w:proofErr w:type="spellEnd"/>
-      <w:r>
-        <w:rPr>
-          <w:rFonts w:ascii="Courier New" w:hAnsi="Courier New" w:cs="Courier New"/>
-          <w:lang w:val="en-US"/>
-        </w:rPr>
-        <w:t>[name] = {</w:t>
-      </w:r>
-      <w:r>
-        <w:rPr>
-          <w:rFonts w:ascii="Courier New" w:hAnsi="Courier New" w:cs="Courier New"/>
-          <w:lang w:val="en-US"/>
-        </w:rPr>
-        <w:br/>
-        <w:t xml:space="preserve">        'process': p,</w:t>
-      </w:r>
-      <w:r>
-        <w:rPr>
-          <w:rFonts w:ascii="Courier New" w:hAnsi="Courier New" w:cs="Courier New"/>
-          <w:lang w:val="en-US"/>
-        </w:rPr>
-        <w:br/>
-        <w:t xml:space="preserve">        '</w:t>
-      </w:r>
-      <w:proofErr w:type="spellStart"/>
-      <w:r>
-        <w:rPr>
-          <w:rFonts w:ascii="Courier New" w:hAnsi="Courier New" w:cs="Courier New"/>
-          <w:lang w:val="en-US"/>
-        </w:rPr>
-        <w:t>last_heartbeat</w:t>
-      </w:r>
-      <w:proofErr w:type="spellEnd"/>
-      <w:r>
-        <w:rPr>
-          <w:rFonts w:ascii="Courier New" w:hAnsi="Courier New" w:cs="Courier New"/>
-          <w:lang w:val="en-US"/>
-        </w:rPr>
-        <w:t xml:space="preserve">': </w:t>
-      </w:r>
-      <w:proofErr w:type="spellStart"/>
-      <w:r>
-        <w:rPr>
-          <w:rFonts w:ascii="Courier New" w:hAnsi="Courier New" w:cs="Courier New"/>
-          <w:lang w:val="en-US"/>
-        </w:rPr>
-        <w:t>time.time</w:t>
-      </w:r>
-      <w:proofErr w:type="spellEnd"/>
-      <w:r>
-        <w:rPr>
-          <w:rFonts w:ascii="Courier New" w:hAnsi="Courier New" w:cs="Courier New"/>
-          <w:lang w:val="en-US"/>
-        </w:rPr>
-        <w:t>(),</w:t>
-      </w:r>
-      <w:r>
-        <w:rPr>
-          <w:rFonts w:ascii="Courier New" w:hAnsi="Courier New" w:cs="Courier New"/>
-          <w:lang w:val="en-US"/>
-        </w:rPr>
-        <w:br/>
-        <w:t xml:space="preserve">        '</w:t>
-      </w:r>
-      <w:proofErr w:type="spellStart"/>
-      <w:r>
-        <w:rPr>
-          <w:rFonts w:ascii="Courier New" w:hAnsi="Courier New" w:cs="Courier New"/>
-          <w:lang w:val="en-US"/>
-        </w:rPr>
-        <w:t>start_time</w:t>
-      </w:r>
-      <w:proofErr w:type="spellEnd"/>
-      <w:r>
-        <w:rPr>
-          <w:rFonts w:ascii="Courier New" w:hAnsi="Courier New" w:cs="Courier New"/>
-          <w:lang w:val="en-US"/>
-        </w:rPr>
-        <w:t xml:space="preserve">': </w:t>
-      </w:r>
-      <w:proofErr w:type="spellStart"/>
-      <w:r>
-        <w:rPr>
-          <w:rFonts w:ascii="Courier New" w:hAnsi="Courier New" w:cs="Courier New"/>
-          <w:lang w:val="en-US"/>
-        </w:rPr>
-        <w:t>time.time</w:t>
-      </w:r>
-      <w:proofErr w:type="spellEnd"/>
-      <w:r>
-        <w:rPr>
-          <w:rFonts w:ascii="Courier New" w:hAnsi="Courier New" w:cs="Courier New"/>
-          <w:lang w:val="en-US"/>
-        </w:rPr>
-        <w:t>(),</w:t>
-      </w:r>
-      <w:r>
-        <w:rPr>
-          <w:rFonts w:ascii="Courier New" w:hAnsi="Courier New" w:cs="Courier New"/>
-          <w:lang w:val="en-US"/>
-        </w:rPr>
-        <w:br/>
-        <w:t xml:space="preserve">        'params': params,</w:t>
-      </w:r>
-      <w:r>
-        <w:rPr>
-          <w:rFonts w:ascii="Courier New" w:hAnsi="Courier New" w:cs="Courier New"/>
-          <w:lang w:val="en-US"/>
-        </w:rPr>
-        <w:br/>
-        <w:t xml:space="preserve">        'state': 'STARTING',</w:t>
-      </w:r>
-      <w:r>
-        <w:rPr>
-          <w:rFonts w:ascii="Courier New" w:hAnsi="Courier New" w:cs="Courier New"/>
-          <w:lang w:val="en-US"/>
-        </w:rPr>
-        <w:br/>
-        <w:t xml:space="preserve">        '</w:t>
-      </w:r>
-      <w:proofErr w:type="spellStart"/>
-      <w:r>
-        <w:rPr>
-          <w:rFonts w:ascii="Courier New" w:hAnsi="Courier New" w:cs="Courier New"/>
-          <w:lang w:val="en-US"/>
-        </w:rPr>
-        <w:t>pid</w:t>
-      </w:r>
-      <w:proofErr w:type="spellEnd"/>
-      <w:r>
-        <w:rPr>
-          <w:rFonts w:ascii="Courier New" w:hAnsi="Courier New" w:cs="Courier New"/>
-          <w:lang w:val="en-US"/>
-        </w:rPr>
-        <w:t xml:space="preserve">': </w:t>
-      </w:r>
-      <w:proofErr w:type="spellStart"/>
-      <w:r>
-        <w:rPr>
-          <w:rFonts w:ascii="Courier New" w:hAnsi="Courier New" w:cs="Courier New"/>
-          <w:lang w:val="en-US"/>
-        </w:rPr>
-        <w:t>p.pid</w:t>
-      </w:r>
-      <w:proofErr w:type="spellEnd"/>
-      <w:r>
-        <w:rPr>
-          <w:rFonts w:ascii="Courier New" w:hAnsi="Courier New" w:cs="Courier New"/>
-          <w:lang w:val="en-US"/>
-        </w:rPr>
-        <w:t>,</w:t>
-      </w:r>
-      <w:r>
-        <w:rPr>
-          <w:rFonts w:ascii="Courier New" w:hAnsi="Courier New" w:cs="Courier New"/>
-          <w:lang w:val="en-US"/>
-        </w:rPr>
-        <w:br/>
-        <w:t xml:space="preserve">        'target': </w:t>
-      </w:r>
-      <w:proofErr w:type="spellStart"/>
-      <w:r>
-        <w:rPr>
-          <w:rFonts w:ascii="Courier New" w:hAnsi="Courier New" w:cs="Courier New"/>
-          <w:lang w:val="en-US"/>
-        </w:rPr>
-        <w:t>target_func</w:t>
-      </w:r>
-      <w:proofErr w:type="spellEnd"/>
-      <w:r>
-        <w:rPr>
-          <w:rFonts w:ascii="Courier New" w:hAnsi="Courier New" w:cs="Courier New"/>
-          <w:lang w:val="en-US"/>
-        </w:rPr>
-        <w:br/>
-        <w:t xml:space="preserve">    }</w:t>
-      </w:r>
-      <w:r>
-        <w:rPr>
-          <w:rFonts w:ascii="Courier New" w:hAnsi="Courier New" w:cs="Courier New"/>
-          <w:lang w:val="en-US"/>
-        </w:rPr>
-        <w:br/>
-        <w:t xml:space="preserve">    self._</w:t>
-      </w:r>
-      <w:proofErr w:type="spellStart"/>
-      <w:r>
-        <w:rPr>
-          <w:rFonts w:ascii="Courier New" w:hAnsi="Courier New" w:cs="Courier New"/>
-          <w:lang w:val="en-US"/>
-        </w:rPr>
-        <w:t>update_status</w:t>
-      </w:r>
-      <w:proofErr w:type="spellEnd"/>
-      <w:r>
-        <w:rPr>
-          <w:rFonts w:ascii="Courier New" w:hAnsi="Courier New" w:cs="Courier New"/>
-          <w:lang w:val="en-US"/>
-        </w:rPr>
-        <w:t>(name, "RESTARTING", "orange")</w:t>
-      </w:r>
-    </w:p>
-    <w:p>
-      <w:pPr>
-        <w:pStyle w:val="a1"/>
-        <w:spacing w:line="360" w:lineRule="auto"/>
-      </w:pPr>
-      <w:r>
-        <w:t xml:space="preserve">Данный метод пересоздаёт объект процесса, после чего перезапускает его, в случае неудачи, </w:t>
-      </w:r>
-      <w:r>
-        <w:rPr>
-          <w:lang w:val="en-US"/>
-        </w:rPr>
-        <w:t>watchdog</w:t>
-      </w:r>
-      <w:r>
-        <w:t xml:space="preserve"> </w:t>
-      </w:r>
-      <w:r>
-        <w:t xml:space="preserve">поймает снова </w:t>
-      </w:r>
-      <w:proofErr w:type="spellStart"/>
-      <w:r>
-        <w:t>незапустившийся</w:t>
-      </w:r>
-      <w:proofErr w:type="spellEnd"/>
-      <w:r>
-        <w:t xml:space="preserve"> процесс, после чего данный метод будет вызван снова, но с увеличенной задержкой</w:t>
+      <w:proofErr w:type="gramEnd"/>
+      <w:r>
+        <w:rPr>
+          <w:rFonts w:ascii="Courier New" w:hAnsi="Courier New" w:cs="Courier New"/>
+          <w:lang w:val="en-US"/>
+        </w:rPr>
+        <w:t>[name] = None</w:t>
+      </w:r>
+      <w:commentRangeEnd w:id="25"/>
+      <w:r>
+        <w:rPr>
+          <w:rStyle w:val="aff6"/>
+          <w:rFonts w:asciiTheme="minorHAnsi" w:hAnsiTheme="minorHAnsi"/>
+        </w:rPr>
+        <w:commentReference w:id="25"/>
       </w:r>
     </w:p>
     <w:p>
@@ -23115,9 +26984,11 @@
         <w:spacing w:line="360" w:lineRule="auto"/>
         <w:jc w:val="both"/>
       </w:pPr>
+      <w:bookmarkStart w:id="26" w:name="_Toc224752685"/>
       <w:r>
         <w:t>6.6 Алгоритм калибровки роботов манипуляторов</w:t>
       </w:r>
+      <w:bookmarkEnd w:id="26"/>
     </w:p>
     <w:p>
       <w:pPr>
@@ -23391,7 +27262,7 @@
                 </w:rPr>
                 <m:t>+</m:t>
               </m:r>
-              <w:commentRangeStart w:id="18"/>
+              <w:commentRangeStart w:id="27"/>
               <m:r>
                 <w:rPr>
                   <w:rFonts w:ascii="Cambria Math" w:hAnsi="Cambria Math"/>
@@ -23399,7 +27270,7 @@
                 </w:rPr>
                 <m:t>t</m:t>
               </m:r>
-              <w:commentRangeEnd w:id="18"/>
+              <w:commentRangeEnd w:id="27"/>
               <m:r>
                 <m:rPr>
                   <m:sty m:val="p"/>
@@ -23408,7 +27279,7 @@
                   <w:rStyle w:val="aff6"/>
                   <w:rFonts w:asciiTheme="minorHAnsi" w:hAnsiTheme="minorHAnsi"/>
                 </w:rPr>
-                <w:commentReference w:id="18"/>
+                <w:commentReference w:id="27"/>
               </m:r>
               <m:r>
                 <w:rPr>
@@ -23455,6 +27326,7 @@
         <w:rPr>
           <w:rFonts w:eastAsiaTheme="minorEastAsia"/>
         </w:rPr>
+        <w:lastRenderedPageBreak/>
         <w:t>Где</w:t>
       </w:r>
     </w:p>
@@ -23472,7 +27344,6 @@
           <w:rFonts w:eastAsiaTheme="minorEastAsia"/>
           <w:lang w:val="en-US"/>
         </w:rPr>
-        <w:lastRenderedPageBreak/>
         <w:t>P</w:t>
       </w:r>
       <w:r>
@@ -23835,6 +27706,7 @@
           <w:szCs w:val="28"/>
         </w:rPr>
       </w:pPr>
+      <w:bookmarkStart w:id="28" w:name="_Toc224752686"/>
       <w:r>
         <w:rPr>
           <w:rFonts w:ascii="Times New Roman" w:hAnsi="Times New Roman" w:cs="Times New Roman"/>
@@ -23845,6 +27717,7 @@
         </w:rPr>
         <w:t>6.6.1 Калибровка по общим точкам</w:t>
       </w:r>
+      <w:bookmarkEnd w:id="28"/>
     </w:p>
     <w:p>
       <w:pPr>
@@ -23856,7 +27729,7 @@
           <w:szCs w:val="28"/>
         </w:rPr>
       </w:pPr>
-      <w:commentRangeStart w:id="19"/>
+      <w:commentRangeStart w:id="29"/>
       <w:r>
         <w:rPr>
           <w:rFonts w:ascii="Times New Roman" w:hAnsi="Times New Roman" w:cs="Times New Roman"/>
@@ -23944,6 +27817,7 @@
       <w:r>
         <w:rPr>
           <w:rFonts w:ascii="Times New Roman" w:hAnsi="Times New Roman" w:cs="Times New Roman"/>
+          <w:noProof/>
           <w:sz w:val="28"/>
           <w:szCs w:val="28"/>
         </w:rPr>
@@ -24019,14 +27893,15 @@
           <w:sz w:val="28"/>
           <w:szCs w:val="28"/>
         </w:rPr>
+        <w:lastRenderedPageBreak/>
         <w:t>Округлая форма обусловлена невозможностью идеально точно свести указки в одну и ту же точку.</w:t>
       </w:r>
-      <w:commentRangeEnd w:id="19"/>
+      <w:commentRangeEnd w:id="29"/>
       <w:r>
         <w:rPr>
           <w:rStyle w:val="aff6"/>
         </w:rPr>
-        <w:commentReference w:id="19"/>
+        <w:commentReference w:id="29"/>
       </w:r>
     </w:p>
     <w:p>
@@ -24039,14 +27914,13 @@
           <w:szCs w:val="28"/>
         </w:rPr>
       </w:pPr>
-      <w:commentRangeStart w:id="20"/>
-      <w:r>
-        <w:rPr>
-          <w:rFonts w:ascii="Times New Roman" w:hAnsi="Times New Roman" w:cs="Times New Roman"/>
-          <w:sz w:val="28"/>
-          <w:szCs w:val="28"/>
-        </w:rPr>
-        <w:lastRenderedPageBreak/>
+      <w:commentRangeStart w:id="30"/>
+      <w:r>
+        <w:rPr>
+          <w:rFonts w:ascii="Times New Roman" w:hAnsi="Times New Roman" w:cs="Times New Roman"/>
+          <w:sz w:val="28"/>
+          <w:szCs w:val="28"/>
+        </w:rPr>
         <w:t>После чего к каждой точке подводятся оба робота-манипулятора</w:t>
       </w:r>
       <w:r>
@@ -24073,7 +27947,7 @@
         </w:rPr>
         <w:t xml:space="preserve"> </w:t>
       </w:r>
-      <w:commentRangeStart w:id="21"/>
+      <w:commentRangeStart w:id="31"/>
       <w:r>
         <w:rPr>
           <w:rFonts w:ascii="Times New Roman" w:hAnsi="Times New Roman" w:cs="Times New Roman"/>
@@ -24082,12 +27956,12 @@
         </w:rPr>
         <w:t>При этом для лучшей точности калибровки лучше всего изменять ориентацию роботов-манипуляторов</w:t>
       </w:r>
-      <w:commentRangeEnd w:id="21"/>
+      <w:commentRangeEnd w:id="31"/>
       <w:r>
         <w:rPr>
           <w:rStyle w:val="aff6"/>
         </w:rPr>
-        <w:commentReference w:id="21"/>
+        <w:commentReference w:id="31"/>
       </w:r>
       <w:r>
         <w:rPr>
@@ -24105,12 +27979,12 @@
         </w:rPr>
         <w:t xml:space="preserve"> </w:t>
       </w:r>
-      <w:commentRangeEnd w:id="20"/>
+      <w:commentRangeEnd w:id="30"/>
       <w:r>
         <w:rPr>
           <w:rStyle w:val="aff6"/>
         </w:rPr>
-        <w:commentReference w:id="20"/>
+        <w:commentReference w:id="30"/>
       </w:r>
       <w:r>
         <w:rPr>
@@ -24512,7 +28386,7 @@
         </w:rPr>
         <w:t xml:space="preserve"> </w:t>
       </w:r>
-      <w:commentRangeStart w:id="22"/>
+      <w:commentRangeStart w:id="32"/>
       <w:r>
         <w:rPr>
           <w:rFonts w:ascii="Times New Roman" w:hAnsi="Times New Roman" w:cs="Times New Roman"/>
@@ -24586,12 +28460,12 @@
         </w:rPr>
         <w:t>на каждом из роботов-манипуляторов</w:t>
       </w:r>
-      <w:commentRangeEnd w:id="22"/>
+      <w:commentRangeEnd w:id="32"/>
       <w:r>
         <w:rPr>
           <w:rStyle w:val="aff6"/>
         </w:rPr>
-        <w:commentReference w:id="22"/>
+        <w:commentReference w:id="32"/>
       </w:r>
       <w:r>
         <w:rPr>
@@ -26672,6 +30546,7 @@
           <w:sz w:val="28"/>
           <w:szCs w:val="28"/>
         </w:rPr>
+        <w:lastRenderedPageBreak/>
         <w:t xml:space="preserve">При этом производиться проверка, если </w:t>
       </w:r>
       <w:r>
@@ -26887,7 +30762,6 @@
           <w:sz w:val="28"/>
           <w:szCs w:val="28"/>
         </w:rPr>
-        <w:lastRenderedPageBreak/>
         <w:t>После чего (12) подставляется в (11)</w:t>
       </w:r>
     </w:p>
@@ -27104,7 +30978,7 @@
           <w:szCs w:val="28"/>
         </w:rPr>
       </w:pPr>
-      <w:commentRangeStart w:id="23"/>
+      <w:commentRangeStart w:id="33"/>
       <w:r>
         <w:rPr>
           <w:rFonts w:ascii="Times New Roman" w:hAnsi="Times New Roman" w:cs="Times New Roman"/>
@@ -27174,12 +31048,12 @@
         </w:rPr>
         <w:t>координаты конечного звена робота-манипулятора, относительно которого ведётся расчёт.</w:t>
       </w:r>
-      <w:commentRangeEnd w:id="23"/>
+      <w:commentRangeEnd w:id="33"/>
       <w:r>
         <w:rPr>
           <w:rStyle w:val="aff6"/>
         </w:rPr>
-        <w:commentReference w:id="23"/>
+        <w:commentReference w:id="33"/>
       </w:r>
     </w:p>
     <w:p>
@@ -27190,22 +31064,24 @@
           <w:color w:val="000000" w:themeColor="text1"/>
         </w:rPr>
       </w:pPr>
-      <w:bookmarkStart w:id="24" w:name="_Toc197725861"/>
+      <w:bookmarkStart w:id="34" w:name="_Toc224752687"/>
       <w:r>
         <w:rPr>
           <w:color w:val="000000" w:themeColor="text1"/>
         </w:rPr>
         <w:t>7 Архитектура программного обеспечения</w:t>
       </w:r>
-      <w:bookmarkEnd w:id="24"/>
+      <w:bookmarkEnd w:id="34"/>
     </w:p>
     <w:p>
       <w:pPr>
         <w:pStyle w:val="2"/>
       </w:pPr>
+      <w:bookmarkStart w:id="35" w:name="_Toc224752688"/>
       <w:r>
         <w:t>7.1 Структура программного обеспечения</w:t>
       </w:r>
+      <w:bookmarkEnd w:id="35"/>
     </w:p>
     <w:p>
       <w:pPr>
@@ -27216,7 +31092,7 @@
           <w:color w:val="000000" w:themeColor="text1"/>
         </w:rPr>
       </w:pPr>
-      <w:commentRangeStart w:id="25"/>
+      <w:commentRangeStart w:id="36"/>
       <w:r>
         <w:rPr>
           <w:color w:val="000000" w:themeColor="text1"/>
@@ -27383,13 +31259,13 @@
         </w:rPr>
         <w:t>Поток перемещения робота-диагноста по траектории из файла</w:t>
       </w:r>
-      <w:commentRangeEnd w:id="25"/>
+      <w:commentRangeEnd w:id="36"/>
       <w:r>
         <w:rPr>
           <w:rStyle w:val="aff6"/>
           <w:rFonts w:asciiTheme="minorHAnsi" w:hAnsiTheme="minorHAnsi"/>
         </w:rPr>
-        <w:commentReference w:id="25"/>
+        <w:commentReference w:id="36"/>
       </w:r>
     </w:p>
     <w:p>
@@ -27407,9 +31283,11 @@
       <w:pPr>
         <w:pStyle w:val="2"/>
       </w:pPr>
+      <w:bookmarkStart w:id="37" w:name="_Toc224752689"/>
       <w:r>
         <w:t>7.2 Организация процессов</w:t>
       </w:r>
+      <w:bookmarkEnd w:id="37"/>
     </w:p>
     <w:p>
       <w:pPr>
@@ -27425,6 +31303,7 @@
         <w:rPr>
           <w:color w:val="000000" w:themeColor="text1"/>
         </w:rPr>
+        <w:lastRenderedPageBreak/>
         <w:t xml:space="preserve">Для задач </w:t>
       </w:r>
       <w:proofErr w:type="spellStart"/>
@@ -27487,7 +31366,6 @@
           <w:color w:val="000000" w:themeColor="text1"/>
           <w:lang w:val="en-US"/>
         </w:rPr>
-        <w:lastRenderedPageBreak/>
         <w:t>Multiprocessing</w:t>
       </w:r>
       <w:r>
@@ -27804,6 +31682,7 @@
         <w:rPr>
           <w:color w:val="000000" w:themeColor="text1"/>
         </w:rPr>
+        <w:lastRenderedPageBreak/>
         <w:t xml:space="preserve">Рисунок </w:t>
       </w:r>
       <w:r>
@@ -27850,14 +31729,7 @@
         <w:rPr>
           <w:color w:val="000000" w:themeColor="text1"/>
         </w:rPr>
-        <w:t xml:space="preserve">Менеджер создает служебный процесс (так называемый </w:t>
-      </w:r>
-      <w:r>
-        <w:rPr>
-          <w:color w:val="000000" w:themeColor="text1"/>
-        </w:rPr>
-        <w:lastRenderedPageBreak/>
-        <w:t>серверный процесс), в котором размещается централизованная версия разделяемого объекта. Процессы не имеют прямого доступа к этому объекту. Менеджер создает так называемый прокси</w:t>
+        <w:t>Менеджер создает служебный процесс (так называемый серверный процесс), в котором размещается централизованная версия разделяемого объекта. Процессы не имеют прямого доступа к этому объекту. Менеджер создает так называемый прокси</w:t>
       </w:r>
       <w:r>
         <w:rPr>
@@ -27931,7 +31803,7 @@
           <w:color w:val="000000" w:themeColor="text1"/>
         </w:rPr>
       </w:pPr>
-      <w:commentRangeStart w:id="26"/>
+      <w:commentRangeStart w:id="38"/>
       <w:r>
         <w:rPr>
           <w:color w:val="000000" w:themeColor="text1"/>
@@ -28096,13 +31968,13 @@
         </w:rPr>
         <w:t>очередь используемая всеми процессами, для периодического отправления своего статуса</w:t>
       </w:r>
-      <w:commentRangeEnd w:id="26"/>
+      <w:commentRangeEnd w:id="38"/>
       <w:r>
         <w:rPr>
           <w:rStyle w:val="aff6"/>
           <w:rFonts w:asciiTheme="minorHAnsi" w:hAnsiTheme="minorHAnsi"/>
         </w:rPr>
-        <w:commentReference w:id="26"/>
+        <w:commentReference w:id="38"/>
       </w:r>
     </w:p>
     <w:p>
@@ -28143,7 +32015,7 @@
           <w:color w:val="000000" w:themeColor="text1"/>
         </w:rPr>
       </w:pPr>
-      <w:bookmarkStart w:id="27" w:name="_Toc197725862"/>
+      <w:bookmarkStart w:id="39" w:name="_Toc224752690"/>
       <w:r>
         <w:rPr>
           <w:color w:val="000000" w:themeColor="text1"/>
@@ -28151,7 +32023,7 @@
         <w:lastRenderedPageBreak/>
         <w:t>7 Текущие проблемы алгоритмов управления</w:t>
       </w:r>
-      <w:bookmarkEnd w:id="27"/>
+      <w:bookmarkEnd w:id="39"/>
     </w:p>
     <w:p>
       <w:pPr>
@@ -28200,14 +32072,14 @@
           <w:color w:val="000000" w:themeColor="text1"/>
         </w:rPr>
       </w:pPr>
-      <w:bookmarkStart w:id="28" w:name="_Toc197725863"/>
+      <w:bookmarkStart w:id="40" w:name="_Toc224752691"/>
       <w:r>
         <w:rPr>
           <w:color w:val="000000" w:themeColor="text1"/>
         </w:rPr>
         <w:t>8 Планируемые доработки алгоритма</w:t>
       </w:r>
-      <w:bookmarkEnd w:id="28"/>
+      <w:bookmarkEnd w:id="40"/>
     </w:p>
     <w:p>
       <w:pPr>
@@ -28376,7 +32248,7 @@
       </w:r>
     </w:p>
   </w:comment>
-  <w:comment w:id="12" w:author="Артур Карасёв" w:date="2026-03-18T18:06:00Z" w:initials="АК">
+  <w:comment w:id="7" w:author="Артур Карасёв" w:date="2026-03-18T19:11:00Z" w:initials="АК">
     <w:p>
       <w:pPr>
         <w:pStyle w:val="aff7"/>
@@ -28388,16 +32260,11 @@
         <w:annotationRef/>
       </w:r>
       <w:r>
-        <w:t xml:space="preserve">Новый моднейший </w:t>
-      </w:r>
-      <w:proofErr w:type="spellStart"/>
-      <w:r>
-        <w:t>дезигн</w:t>
-      </w:r>
-      <w:proofErr w:type="spellEnd"/>
+        <w:t>Увеличение уровня абстракции</w:t>
+      </w:r>
     </w:p>
   </w:comment>
-  <w:comment w:id="13" w:author="Артур Карасёв" w:date="2026-03-18T18:09:00Z" w:initials="АК">
+  <w:comment w:id="13" w:author="Артур Карасёв" w:date="2026-03-18T18:06:00Z" w:initials="АК">
     <w:p>
       <w:pPr>
         <w:pStyle w:val="aff7"/>
@@ -28409,11 +32276,32 @@
         <w:annotationRef/>
       </w:r>
       <w:r>
-        <w:t>Добавил подсказки для ввода</w:t>
-      </w:r>
+        <w:t xml:space="preserve">Новый моднейший </w:t>
+      </w:r>
+      <w:proofErr w:type="spellStart"/>
+      <w:r>
+        <w:t>дезигн</w:t>
+      </w:r>
+      <w:proofErr w:type="spellEnd"/>
     </w:p>
   </w:comment>
-  <w:comment w:id="14" w:author="Артур Карасёв" w:date="2026-03-18T18:21:00Z" w:initials="АК">
+  <w:comment w:id="14" w:author="Артур Карасёв" w:date="2026-03-18T18:09:00Z" w:initials="АК">
+    <w:p>
+      <w:pPr>
+        <w:pStyle w:val="aff7"/>
+      </w:pPr>
+      <w:r>
+        <w:rPr>
+          <w:rStyle w:val="aff6"/>
+        </w:rPr>
+        <w:annotationRef/>
+      </w:r>
+      <w:r>
+        <w:t>Добавил подсказки для ввода</w:t>
+      </w:r>
+    </w:p>
+  </w:comment>
+  <w:comment w:id="18" w:author="Артур Карасёв" w:date="2026-03-18T18:21:00Z" w:initials="АК">
     <w:p>
       <w:pPr>
         <w:pStyle w:val="aff7"/>
@@ -28437,7 +32325,7 @@
       </w:r>
     </w:p>
   </w:comment>
-  <w:comment w:id="16" w:author="Артур Карасёв" w:date="2026-03-18T18:16:00Z" w:initials="АК">
+  <w:comment w:id="20" w:author="Артур Карасёв" w:date="2026-03-18T18:16:00Z" w:initials="АК">
     <w:p>
       <w:pPr>
         <w:pStyle w:val="aff4"/>
@@ -28474,7 +32362,7 @@
       </w:pPr>
     </w:p>
   </w:comment>
-  <w:comment w:id="17" w:author="Артур Карасёв" w:date="2026-03-18T18:23:00Z" w:initials="АК">
+  <w:comment w:id="22" w:author="Артур Карасёв" w:date="2026-03-18T18:23:00Z" w:initials="АК">
     <w:p>
       <w:pPr>
         <w:pStyle w:val="aff7"/>
@@ -28506,7 +32394,7 @@
       </w:r>
     </w:p>
   </w:comment>
-  <w:comment w:id="18" w:author="Артур Карасёв" w:date="2026-03-18T18:30:00Z" w:initials="АК">
+  <w:comment w:id="25" w:author="Артур Карасёв" w:date="2026-03-18T18:44:00Z" w:initials="АК">
     <w:p>
       <w:pPr>
         <w:pStyle w:val="aff7"/>
@@ -28517,12 +32405,22 @@
         </w:rPr>
         <w:annotationRef/>
       </w:r>
-      <w:r>
-        <w:t>добавить, как потом используется вектор t для получения координат баз</w:t>
-      </w:r>
+      <w:proofErr w:type="spellStart"/>
+      <w:r>
+        <w:t>Собсна</w:t>
+      </w:r>
+      <w:proofErr w:type="spellEnd"/>
+      <w:r>
+        <w:t xml:space="preserve"> это вот реорганизация </w:t>
+      </w:r>
+      <w:proofErr w:type="spellStart"/>
+      <w:r>
+        <w:t>мультипоточности</w:t>
+      </w:r>
+      <w:proofErr w:type="spellEnd"/>
     </w:p>
   </w:comment>
-  <w:comment w:id="19" w:author="Артур Карасёв" w:date="2026-03-18T18:36:00Z" w:initials="АК">
+  <w:comment w:id="27" w:author="Артур Карасёв" w:date="2026-03-18T18:30:00Z" w:initials="АК">
     <w:p>
       <w:pPr>
         <w:pStyle w:val="aff7"/>
@@ -28534,11 +32432,11 @@
         <w:annotationRef/>
       </w:r>
       <w:r>
-        <w:t>добавить изображение указки, её размеры и обоснование формы</w:t>
+        <w:t>добавить, как потом используется вектор t для получения координат баз</w:t>
       </w:r>
     </w:p>
   </w:comment>
-  <w:comment w:id="21" w:author="Артур Карасёв" w:date="2026-03-18T18:29:00Z" w:initials="АК">
+  <w:comment w:id="29" w:author="Артур Карасёв" w:date="2026-03-18T18:36:00Z" w:initials="АК">
     <w:p>
       <w:pPr>
         <w:pStyle w:val="aff7"/>
@@ -28550,11 +32448,11 @@
         <w:annotationRef/>
       </w:r>
       <w:r>
-        <w:t>есть ли какие-то указания к выбору точек?</w:t>
+        <w:t>добавить изображение указки, её размеры и обоснование формы</w:t>
       </w:r>
     </w:p>
   </w:comment>
-  <w:comment w:id="20" w:author="Артур Карасёв" w:date="2026-03-18T18:28:00Z" w:initials="АК">
+  <w:comment w:id="31" w:author="Артур Карасёв" w:date="2026-03-18T18:29:00Z" w:initials="АК">
     <w:p>
       <w:pPr>
         <w:pStyle w:val="aff7"/>
@@ -28566,11 +32464,11 @@
         <w:annotationRef/>
       </w:r>
       <w:r>
-        <w:t>как подводятся манипуляторы к точке?</w:t>
+        <w:t>есть ли какие-то указания к выбору точек?</w:t>
       </w:r>
     </w:p>
   </w:comment>
-  <w:comment w:id="22" w:author="Артур Карасёв" w:date="2026-03-18T18:27:00Z" w:initials="АК">
+  <w:comment w:id="30" w:author="Артур Карасёв" w:date="2026-03-18T18:28:00Z" w:initials="АК">
     <w:p>
       <w:pPr>
         <w:pStyle w:val="aff7"/>
@@ -28582,11 +32480,11 @@
         <w:annotationRef/>
       </w:r>
       <w:r>
-        <w:t>описать, как конкретно "собираются" координаты точек</w:t>
+        <w:t>как подводятся манипуляторы к точке?</w:t>
       </w:r>
     </w:p>
   </w:comment>
-  <w:comment w:id="23" w:author="Артур Карасёв" w:date="2026-03-18T18:33:00Z" w:initials="АК">
+  <w:comment w:id="32" w:author="Артур Карасёв" w:date="2026-03-18T18:27:00Z" w:initials="АК">
     <w:p>
       <w:pPr>
         <w:pStyle w:val="aff7"/>
@@ -28598,11 +32496,27 @@
         <w:annotationRef/>
       </w:r>
       <w:r>
-        <w:t>как потом координаты баз используются для предотвращения столкновения роботов</w:t>
+        <w:t>описать, как конкретно "собираются" координаты точек</w:t>
       </w:r>
     </w:p>
   </w:comment>
-  <w:comment w:id="25" w:author="Артур Карасёв" w:date="2026-03-18T18:25:00Z" w:initials="АК">
+  <w:comment w:id="33" w:author="Артур Карасёв" w:date="2026-03-18T18:33:00Z" w:initials="АК">
+    <w:p>
+      <w:pPr>
+        <w:pStyle w:val="aff7"/>
+      </w:pPr>
+      <w:r>
+        <w:rPr>
+          <w:rStyle w:val="aff6"/>
+        </w:rPr>
+        <w:annotationRef/>
+      </w:r>
+      <w:r>
+        <w:t>как потом координаты баз используются для предотвращения столкновения роботов</w:t>
+      </w:r>
+    </w:p>
+  </w:comment>
+  <w:comment w:id="36" w:author="Артур Карасёв" w:date="2026-03-18T18:25:00Z" w:initials="АК">
     <w:p>
       <w:pPr>
         <w:pStyle w:val="aff7"/>
@@ -28622,7 +32536,7 @@
       </w:r>
     </w:p>
   </w:comment>
-  <w:comment w:id="26" w:author="Артур Карасёв" w:date="2026-03-18T18:24:00Z" w:initials="АК">
+  <w:comment w:id="38" w:author="Артур Карасёв" w:date="2026-03-18T18:24:00Z" w:initials="АК">
     <w:p>
       <w:pPr>
         <w:pStyle w:val="aff7"/>
@@ -28645,11 +32559,13 @@
 <w15:commentsEx xmlns:wpc="http://schemas.microsoft.com/office/word/2010/wordprocessingCanvas" xmlns:cx="http://schemas.microsoft.com/office/drawing/2014/chartex" xmlns:cx1="http://schemas.microsoft.com/office/drawing/2015/9/8/chartex" xmlns:cx2="http://schemas.microsoft.com/office/drawing/2015/10/21/chartex" xmlns:cx3="http://schemas.microsoft.com/office/drawing/2016/5/9/chartex" xmlns:cx4="http://schemas.microsoft.com/office/drawing/2016/5/10/chartex" xmlns:cx5="http://schemas.microsoft.com/office/drawing/2016/5/11/chartex" xmlns:cx6="http://schemas.microsoft.com/office/drawing/2016/5/12/chartex" xmlns:cx7="http://schemas.microsoft.com/office/drawing/2016/5/13/chartex" xmlns:cx8="http://schemas.microsoft.com/office/drawing/2016/5/14/chartex" xmlns:mc="http://schemas.openxmlformats.org/markup-compatibility/2006" xmlns:aink="http://schemas.microsoft.com/office/drawing/2016/ink" xmlns:am3d="http://schemas.microsoft.com/office/drawing/2017/model3d" xmlns:o="urn:schemas-microsoft-com:office:office" xmlns:oel="http://schemas.microsoft.com/office/2019/extlst" xmlns:r="http://schemas.openxmlformats.org/officeDocument/2006/relationships" xmlns:m="http://schemas.openxmlformats.org/officeDocument/2006/math" xmlns:v="urn:schemas-microsoft-com:vml" xmlns:wp14="http://schemas.microsoft.com/office/word/2010/wordprocessingDrawing" xmlns:wp="http://schemas.openxmlformats.org/drawingml/2006/wordprocessingDrawing" xmlns:w10="urn:schemas-microsoft-com:office:word" xmlns:w="http://schemas.openxmlformats.org/wordprocessingml/2006/main" xmlns:w14="http://schemas.microsoft.com/office/word/2010/wordml" xmlns:w15="http://schemas.microsoft.com/office/word/2012/wordml" xmlns:w16cex="http://schemas.microsoft.com/office/word/2018/wordml/cex" xmlns:w16cid="http://schemas.microsoft.com/office/word/2016/wordml/cid" xmlns:w16="http://schemas.microsoft.com/office/word/2018/wordml" xmlns:w16du="http://schemas.microsoft.com/office/word/2023/wordml/word16du" xmlns:w16sdtdh="http://schemas.microsoft.com/office/word/2020/wordml/sdtdatahash" xmlns:w16sdtfl="http://schemas.microsoft.com/office/word/2024/wordml/sdtformatlock" xmlns:w16se="http://schemas.microsoft.com/office/word/2015/wordml/symex" xmlns:wpg="http://schemas.microsoft.com/office/word/2010/wordprocessingGroup" xmlns:wpi="http://schemas.microsoft.com/office/word/2010/wordprocessingInk" xmlns:wne="http://schemas.microsoft.com/office/word/2006/wordml" xmlns:wps="http://schemas.microsoft.com/office/word/2010/wordprocessingShape" mc:Ignorable="w14 w15 w16se w16cid w16 w16cex w16sdtdh w16sdtfl w16du wp14">
   <w15:commentEx w15:paraId="49139161" w15:done="0"/>
   <w15:commentEx w15:paraId="76CFDC51" w15:done="0"/>
+  <w15:commentEx w15:paraId="00186EF4" w15:done="0"/>
   <w15:commentEx w15:paraId="1B98D25E" w15:done="0"/>
   <w15:commentEx w15:paraId="2185E7D8" w15:done="0"/>
   <w15:commentEx w15:paraId="2FC05D6B" w15:done="0"/>
   <w15:commentEx w15:paraId="391C930E" w15:done="0"/>
   <w15:commentEx w15:paraId="28EDD73C" w15:done="0"/>
+  <w15:commentEx w15:paraId="4E33CE58" w15:done="0"/>
   <w15:commentEx w15:paraId="636F0154" w15:done="0"/>
   <w15:commentEx w15:paraId="7BADA469" w15:done="0"/>
   <w15:commentEx w15:paraId="57E7D26C" w15:done="0"/>
@@ -28665,11 +32581,13 @@
 <w16cex:commentsExtensible xmlns:wpc="http://schemas.microsoft.com/office/word/2010/wordprocessingCanvas" xmlns:cx="http://schemas.microsoft.com/office/drawing/2014/chartex" xmlns:cx1="http://schemas.microsoft.com/office/drawing/2015/9/8/chartex" xmlns:cx2="http://schemas.microsoft.com/office/drawing/2015/10/21/chartex" xmlns:cx3="http://schemas.microsoft.com/office/drawing/2016/5/9/chartex" xmlns:cx4="http://schemas.microsoft.com/office/drawing/2016/5/10/chartex" xmlns:cx5="http://schemas.microsoft.com/office/drawing/2016/5/11/chartex" xmlns:cx6="http://schemas.microsoft.com/office/drawing/2016/5/12/chartex" xmlns:cx7="http://schemas.microsoft.com/office/drawing/2016/5/13/chartex" xmlns:cx8="http://schemas.microsoft.com/office/drawing/2016/5/14/chartex" xmlns:cr="http://schemas.microsoft.com/office/comments/2020/reactions" xmlns:mc="http://schemas.openxmlformats.org/markup-compatibility/2006" xmlns:aink="http://schemas.microsoft.com/office/drawing/2016/ink" xmlns:am3d="http://schemas.microsoft.com/office/drawing/2017/model3d" xmlns:o="urn:schemas-microsoft-com:office:office" xmlns:oel="http://schemas.microsoft.com/office/2019/extlst" xmlns:r="http://schemas.openxmlformats.org/officeDocument/2006/relationships" xmlns:m="http://schemas.openxmlformats.org/officeDocument/2006/math" xmlns:v="urn:schemas-microsoft-com:vml" xmlns:wp14="http://schemas.microsoft.com/office/word/2010/wordprocessingDrawing" xmlns:wp="http://schemas.openxmlformats.org/drawingml/2006/wordprocessingDrawing" xmlns:w10="urn:schemas-microsoft-com:office:word" xmlns:w="http://schemas.openxmlformats.org/wordprocessingml/2006/main" xmlns:w14="http://schemas.microsoft.com/office/word/2010/wordml" xmlns:w15="http://schemas.microsoft.com/office/word/2012/wordml" xmlns:w16cex="http://schemas.microsoft.com/office/word/2018/wordml/cex" xmlns:w16cid="http://schemas.microsoft.com/office/word/2016/wordml/cid" xmlns:w16="http://schemas.microsoft.com/office/word/2018/wordml" xmlns:w16du="http://schemas.microsoft.com/office/word/2023/wordml/word16du" xmlns:w16sdtdh="http://schemas.microsoft.com/office/word/2020/wordml/sdtdatahash" xmlns:w16sdtfl="http://schemas.microsoft.com/office/word/2024/wordml/sdtformatlock" xmlns:w16se="http://schemas.microsoft.com/office/word/2015/wordml/symex" xmlns:wpg="http://schemas.microsoft.com/office/word/2010/wordprocessingGroup" xmlns:wpi="http://schemas.microsoft.com/office/word/2010/wordprocessingInk" xmlns:wne="http://schemas.microsoft.com/office/word/2006/wordml" xmlns:wps="http://schemas.microsoft.com/office/word/2010/wordprocessingShape" mc:Ignorable="w14 w15 w16se w16cid w16 w16cex w16sdtdh w16sdtfl cr w16du wp14">
   <w16cex:commentExtensible w16cex:durableId="46D8D7F0" w16cex:dateUtc="2026-03-18T15:00:00Z"/>
   <w16cex:commentExtensible w16cex:durableId="1EB060E2" w16cex:dateUtc="2026-03-18T15:03:00Z"/>
+  <w16cex:commentExtensible w16cex:durableId="138AC5BB" w16cex:dateUtc="2026-03-18T16:11:00Z"/>
   <w16cex:commentExtensible w16cex:durableId="524C5FD6" w16cex:dateUtc="2026-03-18T15:06:00Z"/>
   <w16cex:commentExtensible w16cex:durableId="28002930" w16cex:dateUtc="2026-03-18T15:09:00Z"/>
   <w16cex:commentExtensible w16cex:durableId="5F6B5ADC" w16cex:dateUtc="2026-03-18T15:21:00Z"/>
   <w16cex:commentExtensible w16cex:durableId="424022CD" w16cex:dateUtc="2026-03-18T15:16:00Z"/>
   <w16cex:commentExtensible w16cex:durableId="521A30E3" w16cex:dateUtc="2026-03-18T15:23:00Z"/>
+  <w16cex:commentExtensible w16cex:durableId="55946112" w16cex:dateUtc="2026-03-18T15:44:00Z"/>
   <w16cex:commentExtensible w16cex:durableId="34C7F947" w16cex:dateUtc="2026-03-18T15:30:00Z"/>
   <w16cex:commentExtensible w16cex:durableId="27A8167D" w16cex:dateUtc="2026-03-18T15:36:00Z"/>
   <w16cex:commentExtensible w16cex:durableId="707B06DA" w16cex:dateUtc="2026-03-18T15:29:00Z"/>
@@ -28685,11 +32603,13 @@
 <w16cid:commentsIds xmlns:wpc="http://schemas.microsoft.com/office/word/2010/wordprocessingCanvas" xmlns:cx="http://schemas.microsoft.com/office/drawing/2014/chartex" xmlns:cx1="http://schemas.microsoft.com/office/drawing/2015/9/8/chartex" xmlns:cx2="http://schemas.microsoft.com/office/drawing/2015/10/21/chartex" xmlns:cx3="http://schemas.microsoft.com/office/drawing/2016/5/9/chartex" xmlns:cx4="http://schemas.microsoft.com/office/drawing/2016/5/10/chartex" xmlns:cx5="http://schemas.microsoft.com/office/drawing/2016/5/11/chartex" xmlns:cx6="http://schemas.microsoft.com/office/drawing/2016/5/12/chartex" xmlns:cx7="http://schemas.microsoft.com/office/drawing/2016/5/13/chartex" xmlns:cx8="http://schemas.microsoft.com/office/drawing/2016/5/14/chartex" xmlns:mc="http://schemas.openxmlformats.org/markup-compatibility/2006" xmlns:aink="http://schemas.microsoft.com/office/drawing/2016/ink" xmlns:am3d="http://schemas.microsoft.com/office/drawing/2017/model3d" xmlns:o="urn:schemas-microsoft-com:office:office" xmlns:oel="http://schemas.microsoft.com/office/2019/extlst" xmlns:r="http://schemas.openxmlformats.org/officeDocument/2006/relationships" xmlns:m="http://schemas.openxmlformats.org/officeDocument/2006/math" xmlns:v="urn:schemas-microsoft-com:vml" xmlns:wp14="http://schemas.microsoft.com/office/word/2010/wordprocessingDrawing" xmlns:wp="http://schemas.openxmlformats.org/drawingml/2006/wordprocessingDrawing" xmlns:w10="urn:schemas-microsoft-com:office:word" xmlns:w="http://schemas.openxmlformats.org/wordprocessingml/2006/main" xmlns:w14="http://schemas.microsoft.com/office/word/2010/wordml" xmlns:w15="http://schemas.microsoft.com/office/word/2012/wordml" xmlns:w16cex="http://schemas.microsoft.com/office/word/2018/wordml/cex" xmlns:w16cid="http://schemas.microsoft.com/office/word/2016/wordml/cid" xmlns:w16="http://schemas.microsoft.com/office/word/2018/wordml" xmlns:w16du="http://schemas.microsoft.com/office/word/2023/wordml/word16du" xmlns:w16sdtdh="http://schemas.microsoft.com/office/word/2020/wordml/sdtdatahash" xmlns:w16sdtfl="http://schemas.microsoft.com/office/word/2024/wordml/sdtformatlock" xmlns:w16se="http://schemas.microsoft.com/office/word/2015/wordml/symex" xmlns:wpg="http://schemas.microsoft.com/office/word/2010/wordprocessingGroup" xmlns:wpi="http://schemas.microsoft.com/office/word/2010/wordprocessingInk" xmlns:wne="http://schemas.microsoft.com/office/word/2006/wordml" xmlns:wps="http://schemas.microsoft.com/office/word/2010/wordprocessingShape" mc:Ignorable="w14 w15 w16se w16cid w16 w16cex w16sdtdh w16sdtfl w16du wp14">
   <w16cid:commentId w16cid:paraId="49139161" w16cid:durableId="46D8D7F0"/>
   <w16cid:commentId w16cid:paraId="76CFDC51" w16cid:durableId="1EB060E2"/>
+  <w16cid:commentId w16cid:paraId="00186EF4" w16cid:durableId="138AC5BB"/>
   <w16cid:commentId w16cid:paraId="1B98D25E" w16cid:durableId="524C5FD6"/>
   <w16cid:commentId w16cid:paraId="2185E7D8" w16cid:durableId="28002930"/>
   <w16cid:commentId w16cid:paraId="2FC05D6B" w16cid:durableId="5F6B5ADC"/>
   <w16cid:commentId w16cid:paraId="391C930E" w16cid:durableId="424022CD"/>
   <w16cid:commentId w16cid:paraId="28EDD73C" w16cid:durableId="521A30E3"/>
+  <w16cid:commentId w16cid:paraId="4E33CE58" w16cid:durableId="55946112"/>
   <w16cid:commentId w16cid:paraId="636F0154" w16cid:durableId="34C7F947"/>
   <w16cid:commentId w16cid:paraId="7BADA469" w16cid:durableId="27A8167D"/>
   <w16cid:commentId w16cid:paraId="57E7D26C" w16cid:durableId="707B06DA"/>
@@ -29909,6 +33829,92 @@
     </w:lvl>
   </w:abstractNum>
   <w:abstractNum w:abstractNumId="9" w15:restartNumberingAfterBreak="0">
+    <w:nsid w:val="29D47641"/>
+    <w:multiLevelType w:val="hybridMultilevel"/>
+    <w:tmpl w:val="E6EC9FFC"/>
+    <w:lvl w:ilvl="0" w:tplc="0419000F">
+      <w:start w:val="1"/>
+      <w:numFmt w:val="decimal"/>
+      <w:lvlText w:val="%1."/>
+      <w:lvlJc w:val="left"/>
+      <w:pPr>
+        <w:ind w:left="720" w:hanging="360"/>
+      </w:pPr>
+    </w:lvl>
+    <w:lvl w:ilvl="1" w:tplc="04190019" w:tentative="1">
+      <w:start w:val="1"/>
+      <w:numFmt w:val="lowerLetter"/>
+      <w:lvlText w:val="%2."/>
+      <w:lvlJc w:val="left"/>
+      <w:pPr>
+        <w:ind w:left="1440" w:hanging="360"/>
+      </w:pPr>
+    </w:lvl>
+    <w:lvl w:ilvl="2" w:tplc="0419001B" w:tentative="1">
+      <w:start w:val="1"/>
+      <w:numFmt w:val="lowerRoman"/>
+      <w:lvlText w:val="%3."/>
+      <w:lvlJc w:val="right"/>
+      <w:pPr>
+        <w:ind w:left="2160" w:hanging="180"/>
+      </w:pPr>
+    </w:lvl>
+    <w:lvl w:ilvl="3" w:tplc="0419000F" w:tentative="1">
+      <w:start w:val="1"/>
+      <w:numFmt w:val="decimal"/>
+      <w:lvlText w:val="%4."/>
+      <w:lvlJc w:val="left"/>
+      <w:pPr>
+        <w:ind w:left="2880" w:hanging="360"/>
+      </w:pPr>
+    </w:lvl>
+    <w:lvl w:ilvl="4" w:tplc="04190019" w:tentative="1">
+      <w:start w:val="1"/>
+      <w:numFmt w:val="lowerLetter"/>
+      <w:lvlText w:val="%5."/>
+      <w:lvlJc w:val="left"/>
+      <w:pPr>
+        <w:ind w:left="3600" w:hanging="360"/>
+      </w:pPr>
+    </w:lvl>
+    <w:lvl w:ilvl="5" w:tplc="0419001B" w:tentative="1">
+      <w:start w:val="1"/>
+      <w:numFmt w:val="lowerRoman"/>
+      <w:lvlText w:val="%6."/>
+      <w:lvlJc w:val="right"/>
+      <w:pPr>
+        <w:ind w:left="4320" w:hanging="180"/>
+      </w:pPr>
+    </w:lvl>
+    <w:lvl w:ilvl="6" w:tplc="0419000F" w:tentative="1">
+      <w:start w:val="1"/>
+      <w:numFmt w:val="decimal"/>
+      <w:lvlText w:val="%7."/>
+      <w:lvlJc w:val="left"/>
+      <w:pPr>
+        <w:ind w:left="5040" w:hanging="360"/>
+      </w:pPr>
+    </w:lvl>
+    <w:lvl w:ilvl="7" w:tplc="04190019" w:tentative="1">
+      <w:start w:val="1"/>
+      <w:numFmt w:val="lowerLetter"/>
+      <w:lvlText w:val="%8."/>
+      <w:lvlJc w:val="left"/>
+      <w:pPr>
+        <w:ind w:left="5760" w:hanging="360"/>
+      </w:pPr>
+    </w:lvl>
+    <w:lvl w:ilvl="8" w:tplc="0419001B" w:tentative="1">
+      <w:start w:val="1"/>
+      <w:numFmt w:val="lowerRoman"/>
+      <w:lvlText w:val="%9."/>
+      <w:lvlJc w:val="right"/>
+      <w:pPr>
+        <w:ind w:left="6480" w:hanging="180"/>
+      </w:pPr>
+    </w:lvl>
+  </w:abstractNum>
+  <w:abstractNum w:abstractNumId="10" w15:restartNumberingAfterBreak="0">
     <w:nsid w:val="2A8F73FC"/>
     <w:multiLevelType w:val="hybridMultilevel"/>
     <w:tmpl w:val="972E302A"/>
@@ -29994,7 +34000,7 @@
       </w:pPr>
     </w:lvl>
   </w:abstractNum>
-  <w:abstractNum w:abstractNumId="10" w15:restartNumberingAfterBreak="0">
+  <w:abstractNum w:abstractNumId="11" w15:restartNumberingAfterBreak="0">
     <w:nsid w:val="347520EE"/>
     <w:multiLevelType w:val="hybridMultilevel"/>
     <w:tmpl w:val="A3603CDC"/>
@@ -30107,7 +34113,7 @@
       </w:rPr>
     </w:lvl>
   </w:abstractNum>
-  <w:abstractNum w:abstractNumId="11" w15:restartNumberingAfterBreak="0">
+  <w:abstractNum w:abstractNumId="12" w15:restartNumberingAfterBreak="0">
     <w:nsid w:val="34E56458"/>
     <w:multiLevelType w:val="hybridMultilevel"/>
     <w:tmpl w:val="B3D8045A"/>
@@ -30220,7 +34226,7 @@
       </w:rPr>
     </w:lvl>
   </w:abstractNum>
-  <w:abstractNum w:abstractNumId="12" w15:restartNumberingAfterBreak="0">
+  <w:abstractNum w:abstractNumId="13" w15:restartNumberingAfterBreak="0">
     <w:nsid w:val="370611AB"/>
     <w:multiLevelType w:val="hybridMultilevel"/>
     <w:tmpl w:val="12242E6A"/>
@@ -30333,7 +34339,7 @@
       </w:rPr>
     </w:lvl>
   </w:abstractNum>
-  <w:abstractNum w:abstractNumId="13" w15:restartNumberingAfterBreak="0">
+  <w:abstractNum w:abstractNumId="14" w15:restartNumberingAfterBreak="0">
     <w:nsid w:val="38374CA8"/>
     <w:multiLevelType w:val="hybridMultilevel"/>
     <w:tmpl w:val="988E0C3A"/>
@@ -30422,7 +34428,7 @@
       </w:pPr>
     </w:lvl>
   </w:abstractNum>
-  <w:abstractNum w:abstractNumId="14" w15:restartNumberingAfterBreak="0">
+  <w:abstractNum w:abstractNumId="15" w15:restartNumberingAfterBreak="0">
     <w:nsid w:val="3B5A1D8A"/>
     <w:multiLevelType w:val="hybridMultilevel"/>
     <w:tmpl w:val="E848AA40"/>
@@ -30598,7 +34604,7 @@
       </w:rPr>
     </w:lvl>
   </w:abstractNum>
-  <w:abstractNum w:abstractNumId="15" w15:restartNumberingAfterBreak="0">
+  <w:abstractNum w:abstractNumId="16" w15:restartNumberingAfterBreak="0">
     <w:nsid w:val="3E603162"/>
     <w:multiLevelType w:val="hybridMultilevel"/>
     <w:tmpl w:val="84D204B6"/>
@@ -30774,7 +34780,7 @@
       </w:rPr>
     </w:lvl>
   </w:abstractNum>
-  <w:abstractNum w:abstractNumId="16" w15:restartNumberingAfterBreak="0">
+  <w:abstractNum w:abstractNumId="17" w15:restartNumberingAfterBreak="0">
     <w:nsid w:val="427C5F65"/>
     <w:multiLevelType w:val="hybridMultilevel"/>
     <w:tmpl w:val="F774B184"/>
@@ -30887,7 +34893,7 @@
       </w:rPr>
     </w:lvl>
   </w:abstractNum>
-  <w:abstractNum w:abstractNumId="17" w15:restartNumberingAfterBreak="0">
+  <w:abstractNum w:abstractNumId="18" w15:restartNumberingAfterBreak="0">
     <w:nsid w:val="4EB530AD"/>
     <w:multiLevelType w:val="hybridMultilevel"/>
     <w:tmpl w:val="418CEAF4"/>
@@ -30973,7 +34979,7 @@
       </w:pPr>
     </w:lvl>
   </w:abstractNum>
-  <w:abstractNum w:abstractNumId="18" w15:restartNumberingAfterBreak="0">
+  <w:abstractNum w:abstractNumId="19" w15:restartNumberingAfterBreak="0">
     <w:nsid w:val="4EF717E1"/>
     <w:multiLevelType w:val="multilevel"/>
     <w:tmpl w:val="A77023A4"/>
@@ -31086,7 +35092,7 @@
       </w:pPr>
     </w:lvl>
   </w:abstractNum>
-  <w:abstractNum w:abstractNumId="19" w15:restartNumberingAfterBreak="0">
+  <w:abstractNum w:abstractNumId="20" w15:restartNumberingAfterBreak="0">
     <w:nsid w:val="50C968B3"/>
     <w:multiLevelType w:val="hybridMultilevel"/>
     <w:tmpl w:val="B31E2480"/>
@@ -31172,7 +35178,7 @@
       </w:pPr>
     </w:lvl>
   </w:abstractNum>
-  <w:abstractNum w:abstractNumId="20" w15:restartNumberingAfterBreak="0">
+  <w:abstractNum w:abstractNumId="21" w15:restartNumberingAfterBreak="0">
     <w:nsid w:val="519F0680"/>
     <w:multiLevelType w:val="hybridMultilevel"/>
     <w:tmpl w:val="1DCA187E"/>
@@ -31312,7 +35318,7 @@
       </w:rPr>
     </w:lvl>
   </w:abstractNum>
-  <w:abstractNum w:abstractNumId="21" w15:restartNumberingAfterBreak="0">
+  <w:abstractNum w:abstractNumId="22" w15:restartNumberingAfterBreak="0">
     <w:nsid w:val="5B7D083A"/>
     <w:multiLevelType w:val="hybridMultilevel"/>
     <w:tmpl w:val="AC3A9ACC"/>
@@ -31488,7 +35494,7 @@
       </w:rPr>
     </w:lvl>
   </w:abstractNum>
-  <w:abstractNum w:abstractNumId="22" w15:restartNumberingAfterBreak="0">
+  <w:abstractNum w:abstractNumId="23" w15:restartNumberingAfterBreak="0">
     <w:nsid w:val="5C393C9A"/>
     <w:multiLevelType w:val="hybridMultilevel"/>
     <w:tmpl w:val="3DC2C0BA"/>
@@ -31664,7 +35670,7 @@
       </w:rPr>
     </w:lvl>
   </w:abstractNum>
-  <w:abstractNum w:abstractNumId="23" w15:restartNumberingAfterBreak="0">
+  <w:abstractNum w:abstractNumId="24" w15:restartNumberingAfterBreak="0">
     <w:nsid w:val="5D7940F7"/>
     <w:multiLevelType w:val="hybridMultilevel"/>
     <w:tmpl w:val="EFB0E89A"/>
@@ -31840,7 +35846,7 @@
       </w:rPr>
     </w:lvl>
   </w:abstractNum>
-  <w:abstractNum w:abstractNumId="24" w15:restartNumberingAfterBreak="0">
+  <w:abstractNum w:abstractNumId="25" w15:restartNumberingAfterBreak="0">
     <w:nsid w:val="6B2B2022"/>
     <w:multiLevelType w:val="hybridMultilevel"/>
     <w:tmpl w:val="985EBDB4"/>
@@ -31926,7 +35932,120 @@
       </w:pPr>
     </w:lvl>
   </w:abstractNum>
-  <w:abstractNum w:abstractNumId="25" w15:restartNumberingAfterBreak="0">
+  <w:abstractNum w:abstractNumId="26" w15:restartNumberingAfterBreak="0">
+    <w:nsid w:val="6EC256FA"/>
+    <w:multiLevelType w:val="hybridMultilevel"/>
+    <w:tmpl w:val="DC82266E"/>
+    <w:lvl w:ilvl="0" w:tplc="04190001">
+      <w:start w:val="1"/>
+      <w:numFmt w:val="bullet"/>
+      <w:lvlText w:val=""/>
+      <w:lvlJc w:val="left"/>
+      <w:pPr>
+        <w:ind w:left="720" w:hanging="360"/>
+      </w:pPr>
+      <w:rPr>
+        <w:rFonts w:ascii="Symbol" w:hAnsi="Symbol" w:hint="default"/>
+      </w:rPr>
+    </w:lvl>
+    <w:lvl w:ilvl="1" w:tplc="04190003">
+      <w:start w:val="1"/>
+      <w:numFmt w:val="bullet"/>
+      <w:lvlText w:val="o"/>
+      <w:lvlJc w:val="left"/>
+      <w:pPr>
+        <w:ind w:left="1440" w:hanging="360"/>
+      </w:pPr>
+      <w:rPr>
+        <w:rFonts w:ascii="Courier New" w:hAnsi="Courier New" w:cs="Courier New" w:hint="default"/>
+      </w:rPr>
+    </w:lvl>
+    <w:lvl w:ilvl="2" w:tplc="04190005" w:tentative="1">
+      <w:start w:val="1"/>
+      <w:numFmt w:val="bullet"/>
+      <w:lvlText w:val=""/>
+      <w:lvlJc w:val="left"/>
+      <w:pPr>
+        <w:ind w:left="2160" w:hanging="360"/>
+      </w:pPr>
+      <w:rPr>
+        <w:rFonts w:ascii="Wingdings" w:hAnsi="Wingdings" w:hint="default"/>
+      </w:rPr>
+    </w:lvl>
+    <w:lvl w:ilvl="3" w:tplc="04190001" w:tentative="1">
+      <w:start w:val="1"/>
+      <w:numFmt w:val="bullet"/>
+      <w:lvlText w:val=""/>
+      <w:lvlJc w:val="left"/>
+      <w:pPr>
+        <w:ind w:left="2880" w:hanging="360"/>
+      </w:pPr>
+      <w:rPr>
+        <w:rFonts w:ascii="Symbol" w:hAnsi="Symbol" w:hint="default"/>
+      </w:rPr>
+    </w:lvl>
+    <w:lvl w:ilvl="4" w:tplc="04190003" w:tentative="1">
+      <w:start w:val="1"/>
+      <w:numFmt w:val="bullet"/>
+      <w:lvlText w:val="o"/>
+      <w:lvlJc w:val="left"/>
+      <w:pPr>
+        <w:ind w:left="3600" w:hanging="360"/>
+      </w:pPr>
+      <w:rPr>
+        <w:rFonts w:ascii="Courier New" w:hAnsi="Courier New" w:cs="Courier New" w:hint="default"/>
+      </w:rPr>
+    </w:lvl>
+    <w:lvl w:ilvl="5" w:tplc="04190005" w:tentative="1">
+      <w:start w:val="1"/>
+      <w:numFmt w:val="bullet"/>
+      <w:lvlText w:val=""/>
+      <w:lvlJc w:val="left"/>
+      <w:pPr>
+        <w:ind w:left="4320" w:hanging="360"/>
+      </w:pPr>
+      <w:rPr>
+        <w:rFonts w:ascii="Wingdings" w:hAnsi="Wingdings" w:hint="default"/>
+      </w:rPr>
+    </w:lvl>
+    <w:lvl w:ilvl="6" w:tplc="04190001" w:tentative="1">
+      <w:start w:val="1"/>
+      <w:numFmt w:val="bullet"/>
+      <w:lvlText w:val=""/>
+      <w:lvlJc w:val="left"/>
+      <w:pPr>
+        <w:ind w:left="5040" w:hanging="360"/>
+      </w:pPr>
+      <w:rPr>
+        <w:rFonts w:ascii="Symbol" w:hAnsi="Symbol" w:hint="default"/>
+      </w:rPr>
+    </w:lvl>
+    <w:lvl w:ilvl="7" w:tplc="04190003" w:tentative="1">
+      <w:start w:val="1"/>
+      <w:numFmt w:val="bullet"/>
+      <w:lvlText w:val="o"/>
+      <w:lvlJc w:val="left"/>
+      <w:pPr>
+        <w:ind w:left="5760" w:hanging="360"/>
+      </w:pPr>
+      <w:rPr>
+        <w:rFonts w:ascii="Courier New" w:hAnsi="Courier New" w:cs="Courier New" w:hint="default"/>
+      </w:rPr>
+    </w:lvl>
+    <w:lvl w:ilvl="8" w:tplc="04190005" w:tentative="1">
+      <w:start w:val="1"/>
+      <w:numFmt w:val="bullet"/>
+      <w:lvlText w:val=""/>
+      <w:lvlJc w:val="left"/>
+      <w:pPr>
+        <w:ind w:left="6480" w:hanging="360"/>
+      </w:pPr>
+      <w:rPr>
+        <w:rFonts w:ascii="Wingdings" w:hAnsi="Wingdings" w:hint="default"/>
+      </w:rPr>
+    </w:lvl>
+  </w:abstractNum>
+  <w:abstractNum w:abstractNumId="27" w15:restartNumberingAfterBreak="0">
     <w:nsid w:val="6FFA0D00"/>
     <w:multiLevelType w:val="hybridMultilevel"/>
     <w:tmpl w:val="DDDCE0D2"/>
@@ -32012,7 +36131,7 @@
       </w:pPr>
     </w:lvl>
   </w:abstractNum>
-  <w:abstractNum w:abstractNumId="26" w15:restartNumberingAfterBreak="0">
+  <w:abstractNum w:abstractNumId="28" w15:restartNumberingAfterBreak="0">
     <w:nsid w:val="71E47C0B"/>
     <w:multiLevelType w:val="hybridMultilevel"/>
     <w:tmpl w:val="C83C367C"/>
@@ -32101,7 +36220,7 @@
       </w:pPr>
     </w:lvl>
   </w:abstractNum>
-  <w:abstractNum w:abstractNumId="27" w15:restartNumberingAfterBreak="0">
+  <w:abstractNum w:abstractNumId="29" w15:restartNumberingAfterBreak="0">
     <w:nsid w:val="7D2256C3"/>
     <w:multiLevelType w:val="hybridMultilevel"/>
     <w:tmpl w:val="592449C8"/>
@@ -32214,7 +36333,7 @@
       </w:rPr>
     </w:lvl>
   </w:abstractNum>
-  <w:abstractNum w:abstractNumId="28" w15:restartNumberingAfterBreak="0">
+  <w:abstractNum w:abstractNumId="30" w15:restartNumberingAfterBreak="0">
     <w:nsid w:val="7F41431C"/>
     <w:multiLevelType w:val="hybridMultilevel"/>
     <w:tmpl w:val="93D0FF62"/>
@@ -32307,7 +36426,7 @@
     <w:abstractNumId w:val="3"/>
   </w:num>
   <w:num w:numId="3" w16cid:durableId="1638024826">
-    <w:abstractNumId w:val="20"/>
+    <w:abstractNumId w:val="21"/>
   </w:num>
   <w:num w:numId="4" w16cid:durableId="1739202874">
     <w:abstractNumId w:val="2"/>
@@ -32316,76 +36435,76 @@
     <w:abstractNumId w:val="1"/>
   </w:num>
   <w:num w:numId="6" w16cid:durableId="1027871739">
-    <w:abstractNumId w:val="23"/>
+    <w:abstractNumId w:val="24"/>
   </w:num>
   <w:num w:numId="7" w16cid:durableId="1773161773">
-    <w:abstractNumId w:val="15"/>
+    <w:abstractNumId w:val="16"/>
   </w:num>
   <w:num w:numId="8" w16cid:durableId="57361549">
-    <w:abstractNumId w:val="22"/>
+    <w:abstractNumId w:val="23"/>
   </w:num>
   <w:num w:numId="9" w16cid:durableId="178549593">
     <w:abstractNumId w:val="8"/>
   </w:num>
   <w:num w:numId="10" w16cid:durableId="1747413555">
-    <w:abstractNumId w:val="21"/>
+    <w:abstractNumId w:val="22"/>
   </w:num>
   <w:num w:numId="11" w16cid:durableId="224535936">
     <w:abstractNumId w:val="7"/>
   </w:num>
   <w:num w:numId="12" w16cid:durableId="1679195099">
-    <w:abstractNumId w:val="25"/>
+    <w:abstractNumId w:val="27"/>
   </w:num>
   <w:num w:numId="13" w16cid:durableId="2065789640">
-    <w:abstractNumId w:val="17"/>
+    <w:abstractNumId w:val="18"/>
   </w:num>
   <w:num w:numId="14" w16cid:durableId="1675261470">
-    <w:abstractNumId w:val="28"/>
+    <w:abstractNumId w:val="30"/>
   </w:num>
   <w:num w:numId="15" w16cid:durableId="490683311">
-    <w:abstractNumId w:val="16"/>
+    <w:abstractNumId w:val="17"/>
   </w:num>
   <w:num w:numId="16" w16cid:durableId="1346515976">
     <w:abstractNumId w:val="4"/>
   </w:num>
   <w:num w:numId="17" w16cid:durableId="387262585">
-    <w:abstractNumId w:val="10"/>
+    <w:abstractNumId w:val="11"/>
   </w:num>
   <w:num w:numId="18" w16cid:durableId="591663591">
-    <w:abstractNumId w:val="14"/>
+    <w:abstractNumId w:val="15"/>
   </w:num>
   <w:num w:numId="19" w16cid:durableId="62026164">
-    <w:abstractNumId w:val="26"/>
+    <w:abstractNumId w:val="28"/>
   </w:num>
   <w:num w:numId="20" w16cid:durableId="88935714">
     <w:abstractNumId w:val="5"/>
   </w:num>
   <w:num w:numId="21" w16cid:durableId="500125004">
-    <w:abstractNumId w:val="13"/>
+    <w:abstractNumId w:val="14"/>
   </w:num>
   <w:num w:numId="22" w16cid:durableId="979042362">
     <w:abstractNumId w:val="0"/>
   </w:num>
   <w:num w:numId="23" w16cid:durableId="1542741139">
-    <w:abstractNumId w:val="27"/>
+    <w:abstractNumId w:val="29"/>
   </w:num>
   <w:num w:numId="24" w16cid:durableId="1366784184">
-    <w:abstractNumId w:val="19"/>
+    <w:abstractNumId w:val="20"/>
   </w:num>
   <w:num w:numId="25" w16cid:durableId="500388683">
-    <w:abstractNumId w:val="11"/>
+    <w:abstractNumId w:val="12"/>
   </w:num>
   <w:num w:numId="26" w16cid:durableId="341126568">
-    <w:abstractNumId w:val="12"/>
+    <w:abstractNumId w:val="13"/>
   </w:num>
   <w:num w:numId="27" w16cid:durableId="377509063">
-    <w:abstractNumId w:val="9"/>
+    <w:abstractNumId w:val="10"/>
   </w:num>
   <w:num w:numId="28" w16cid:durableId="1191459299">
-    <w:abstractNumId w:val="24"/>
+    <w:abstractNumId w:val="25"/>
   </w:num>
   <w:num w:numId="29" w16cid:durableId="1764033890">
-    <w:abstractNumId w:val="18"/>
+    <w:abstractNumId w:val="19"/>
     <w:lvlOverride w:ilvl="0">
       <w:lvl w:ilvl="0">
         <w:numFmt w:val="lowerLetter"/>
@@ -32393,6 +36512,12 @@
         <w:lvlJc w:val="left"/>
       </w:lvl>
     </w:lvlOverride>
+  </w:num>
+  <w:num w:numId="30" w16cid:durableId="208037815">
+    <w:abstractNumId w:val="9"/>
+  </w:num>
+  <w:num w:numId="31" w16cid:durableId="1428383306">
+    <w:abstractNumId w:val="26"/>
   </w:num>
 </w:numbering>
 </file>
@@ -44242,6 +48367,36 @@
       <w:szCs w:val="20"/>
     </w:rPr>
   </w:style>
+  <w:style w:type="paragraph" w:styleId="HTML">
+    <w:name w:val="HTML Preformatted"/>
+    <w:basedOn w:val="a"/>
+    <w:link w:val="HTML0"/>
+    <w:uiPriority w:val="99"/>
+    <w:semiHidden/>
+    <w:unhideWhenUsed/>
+    <w:rsid w:val="00A812A0"/>
+    <w:pPr>
+      <w:spacing w:after="0" w:line="240" w:lineRule="auto"/>
+    </w:pPr>
+    <w:rPr>
+      <w:rFonts w:ascii="Consolas" w:hAnsi="Consolas"/>
+      <w:sz w:val="20"/>
+      <w:szCs w:val="20"/>
+    </w:rPr>
+  </w:style>
+  <w:style w:type="character" w:customStyle="1" w:styleId="HTML0">
+    <w:name w:val="Стандартный HTML Знак"/>
+    <w:basedOn w:val="a2"/>
+    <w:link w:val="HTML"/>
+    <w:uiPriority w:val="99"/>
+    <w:semiHidden/>
+    <w:rsid w:val="00A812A0"/>
+    <w:rPr>
+      <w:rFonts w:ascii="Consolas" w:hAnsi="Consolas"/>
+      <w:sz w:val="20"/>
+      <w:szCs w:val="20"/>
+    </w:rPr>
+  </w:style>
 </w:styles>
 </file>
 
